--- a/public/downloads/affidavit-in-reply-section-16-r4-08-04-26-FULL-TRANSCRIPT.docx
+++ b/public/downloads/affidavit-in-reply-section-16-r4-08-04-26-FULL-TRANSCRIPT.docx
@@ -320,18 +320,7 @@
           <w:b/>
           <w:i w:val="0"/>
           <w:color w:val="8B2E2E"/>
-          <w:sz w:val="26"/>
-        </w:rPr>
-        <w:t>Page 1 of 6</w:t>
-      </w:r>
-    </w:p>
-    <w:p>
-      <w:r>
-        <w:rPr>
-          <w:rFonts w:ascii="Times New Roman" w:hAnsi="Times New Roman" w:eastAsia="Times New Roman"/>
-          <w:b w:val="0"/>
-          <w:i w:val="0"/>
-          <w:sz w:val="22"/>
+          <w:sz w:val="32"/>
         </w:rPr>
         <w:t>BEFORE THE HON’BLE SOLE ARBITRATOR</w:t>
       </w:r>
@@ -340,22 +329,12 @@
       <w:r>
         <w:rPr>
           <w:rFonts w:ascii="Times New Roman" w:hAnsi="Times New Roman" w:eastAsia="Times New Roman"/>
-          <w:b w:val="0"/>
-          <w:i w:val="0"/>
-          <w:sz w:val="22"/>
-        </w:rPr>
-        <w:t xml:space="preserve">              MR. NITIN N. SARDESSAI (SR. ADVOCATE)</w:t>
-      </w:r>
-    </w:p>
-    <w:p>
-      <w:r>
-        <w:rPr>
-          <w:rFonts w:ascii="Times New Roman" w:hAnsi="Times New Roman" w:eastAsia="Times New Roman"/>
-          <w:b w:val="0"/>
-          <w:i w:val="0"/>
-          <w:sz w:val="22"/>
-        </w:rPr>
-        <w:t xml:space="preserve">                              AT PANAJI, GOA</w:t>
+          <w:b/>
+          <w:i w:val="0"/>
+          <w:color w:val="8B2E2E"/>
+          <w:sz w:val="32"/>
+        </w:rPr>
+        <w:t>MR. NITIN N. SARDESSAI (SR. ADVOCATE) AT PANAJI, GOA</w:t>
       </w:r>
     </w:p>
     <w:p>
@@ -377,395 +356,31 @@
           <w:i w:val="0"/>
           <w:sz w:val="22"/>
         </w:rPr>
-        <w:t>Mr. Vikram Shah                                                 ……Claimant</w:t>
-      </w:r>
-    </w:p>
-    <w:p>
-      <w:r>
-        <w:rPr>
-          <w:rFonts w:ascii="Times New Roman" w:hAnsi="Times New Roman" w:eastAsia="Times New Roman"/>
-          <w:b w:val="0"/>
-          <w:i w:val="0"/>
-          <w:sz w:val="22"/>
-        </w:rPr>
-        <w:t>v</w:t>
-      </w:r>
-    </w:p>
-    <w:p>
-      <w:r>
-        <w:rPr>
-          <w:rFonts w:ascii="Times New Roman" w:hAnsi="Times New Roman" w:eastAsia="Times New Roman"/>
-          <w:b w:val="0"/>
-          <w:i w:val="0"/>
-          <w:sz w:val="22"/>
-        </w:rPr>
-        <w:t>Mr. Riva Trindade &amp; Ors.                                   …..Respondents</w:t>
-      </w:r>
-    </w:p>
-    <w:p>
-      <w:r>
-        <w:rPr>
-          <w:rFonts w:ascii="Times New Roman" w:hAnsi="Times New Roman" w:eastAsia="Times New Roman"/>
-          <w:b w:val="0"/>
-          <w:i w:val="0"/>
-          <w:sz w:val="22"/>
-        </w:rPr>
-        <w:t xml:space="preserve">    AFFIDAVIT IN REPLY ON BEHALF OF RESPONDENT NO. 4 TO THE</w:t>
-      </w:r>
-    </w:p>
-    <w:p>
-      <w:r>
-        <w:rPr>
-          <w:rFonts w:ascii="Times New Roman" w:hAnsi="Times New Roman" w:eastAsia="Times New Roman"/>
-          <w:b w:val="0"/>
-          <w:i w:val="0"/>
-          <w:sz w:val="22"/>
-        </w:rPr>
-        <w:t xml:space="preserve">              APPLICATION FILED UNDER SECTION 16 OF THE</w:t>
-      </w:r>
-    </w:p>
-    <w:p>
-      <w:r>
-        <w:rPr>
-          <w:rFonts w:ascii="Times New Roman" w:hAnsi="Times New Roman" w:eastAsia="Times New Roman"/>
-          <w:b w:val="0"/>
-          <w:i w:val="0"/>
-          <w:sz w:val="22"/>
-        </w:rPr>
-        <w:t xml:space="preserve">                ARBITRATION AND CONCILIATION ACT, 1996</w:t>
-      </w:r>
-    </w:p>
-    <w:p>
-      <w:r>
-        <w:rPr>
-          <w:rFonts w:ascii="Times New Roman" w:hAnsi="Times New Roman" w:eastAsia="Times New Roman"/>
-          <w:b w:val="0"/>
-          <w:i w:val="0"/>
-          <w:sz w:val="22"/>
-        </w:rPr>
-        <w:t xml:space="preserve">       I, Murlidhar Shamdas Sadarangani, aged about 67 years, resident of S-3,</w:t>
-      </w:r>
-    </w:p>
-    <w:p>
-      <w:r>
-        <w:rPr>
-          <w:rFonts w:ascii="Times New Roman" w:hAnsi="Times New Roman" w:eastAsia="Times New Roman"/>
-          <w:b w:val="0"/>
-          <w:i w:val="0"/>
-          <w:sz w:val="22"/>
-        </w:rPr>
-        <w:t xml:space="preserve">        Eden Hall, Dr. Annie Beasant Road, Worli, Mumbai 400 018, do</w:t>
-      </w:r>
-    </w:p>
-    <w:p>
-      <w:r>
-        <w:rPr>
-          <w:rFonts w:ascii="Times New Roman" w:hAnsi="Times New Roman" w:eastAsia="Times New Roman"/>
-          <w:b w:val="0"/>
-          <w:i w:val="0"/>
-          <w:sz w:val="22"/>
-        </w:rPr>
-        <w:t xml:space="preserve">        hereby on solemn oath state and submit as under:</w:t>
-      </w:r>
-    </w:p>
-    <w:p>
-      <w:r>
-        <w:rPr>
-          <w:rFonts w:ascii="Times New Roman" w:hAnsi="Times New Roman" w:eastAsia="Times New Roman"/>
-          <w:b w:val="0"/>
-          <w:i w:val="0"/>
-          <w:sz w:val="22"/>
-        </w:rPr>
-        <w:t>1. I say that the Application filed by Respondent No. 2 under Section 16 of</w:t>
-      </w:r>
-    </w:p>
-    <w:p>
-      <w:r>
-        <w:rPr>
-          <w:rFonts w:ascii="Times New Roman" w:hAnsi="Times New Roman" w:eastAsia="Times New Roman"/>
-          <w:b w:val="0"/>
-          <w:i w:val="0"/>
-          <w:sz w:val="22"/>
-        </w:rPr>
-        <w:t xml:space="preserve">        the Arbitration and Conciliation Act, 1996, (“Arbitration Act”)</w:t>
-      </w:r>
-    </w:p>
-    <w:p>
-      <w:r>
-        <w:rPr>
-          <w:rFonts w:ascii="Times New Roman" w:hAnsi="Times New Roman" w:eastAsia="Times New Roman"/>
-          <w:b w:val="0"/>
-          <w:i w:val="0"/>
-          <w:sz w:val="22"/>
-        </w:rPr>
-        <w:t xml:space="preserve">        suffers from gross delay and laches and should be dismissed on that</w:t>
-      </w:r>
-    </w:p>
-    <w:p>
-      <w:r>
-        <w:rPr>
-          <w:rFonts w:ascii="Times New Roman" w:hAnsi="Times New Roman" w:eastAsia="Times New Roman"/>
-          <w:b w:val="0"/>
-          <w:i w:val="0"/>
-          <w:sz w:val="22"/>
-        </w:rPr>
-        <w:t xml:space="preserve">        ground alone. Section 16(2) of the Arbitration Act, mandates that a</w:t>
-      </w:r>
-    </w:p>
-    <w:p>
-      <w:r>
-        <w:rPr>
-          <w:rFonts w:ascii="Times New Roman" w:hAnsi="Times New Roman" w:eastAsia="Times New Roman"/>
-          <w:b w:val="0"/>
-          <w:i w:val="0"/>
-          <w:sz w:val="22"/>
-        </w:rPr>
-        <w:t xml:space="preserve">        plea that the arbitral tribunal does not have jurisdiction must be raised</w:t>
-      </w:r>
-    </w:p>
-    <w:p>
-      <w:r>
-        <w:rPr>
-          <w:rFonts w:ascii="Times New Roman" w:hAnsi="Times New Roman" w:eastAsia="Times New Roman"/>
-          <w:b w:val="0"/>
-          <w:i w:val="0"/>
-          <w:sz w:val="22"/>
-        </w:rPr>
-        <w:t xml:space="preserve">        not later than the submission of the statement of defence. The extent of</w:t>
-      </w:r>
-    </w:p>
-    <w:p>
-      <w:r>
-        <w:rPr>
-          <w:rFonts w:ascii="Times New Roman" w:hAnsi="Times New Roman" w:eastAsia="Times New Roman"/>
-          <w:b w:val="0"/>
-          <w:i w:val="0"/>
-          <w:sz w:val="22"/>
-        </w:rPr>
-        <w:t xml:space="preserve">        the delay is shown as below.</w:t>
-      </w:r>
-    </w:p>
-    <w:p>
-      <w:r>
-        <w:rPr>
-          <w:rFonts w:ascii="Times New Roman" w:hAnsi="Times New Roman" w:eastAsia="Times New Roman"/>
-          <w:b w:val="0"/>
-          <w:i w:val="0"/>
-          <w:sz w:val="22"/>
-        </w:rPr>
-        <w:t>2. I say that the arbitrator was appointed by an Order of the Hon’ble High</w:t>
-      </w:r>
-    </w:p>
-    <w:p>
-      <w:r>
-        <w:rPr>
-          <w:rFonts w:ascii="Times New Roman" w:hAnsi="Times New Roman" w:eastAsia="Times New Roman"/>
-          <w:b w:val="0"/>
-          <w:i w:val="0"/>
-          <w:sz w:val="22"/>
-        </w:rPr>
-        <w:t xml:space="preserve">        Court of Bombay at Goa dated 7th August 2024. Hereto annexed and</w:t>
-      </w:r>
-    </w:p>
-    <w:p>
-      <w:r>
-        <w:rPr>
-          <w:rFonts w:ascii="Times New Roman" w:hAnsi="Times New Roman" w:eastAsia="Times New Roman"/>
-          <w:b w:val="0"/>
-          <w:i w:val="0"/>
-          <w:sz w:val="22"/>
-        </w:rPr>
-        <w:t xml:space="preserve">        marked ‘Annexure 1’ is a copy of the said Order.</w:t>
-      </w:r>
-    </w:p>
-    <w:p>
-      <w:r>
-        <w:rPr>
-          <w:rFonts w:ascii="Times New Roman" w:hAnsi="Times New Roman" w:eastAsia="Times New Roman"/>
-          <w:b w:val="0"/>
-          <w:i w:val="0"/>
-          <w:sz w:val="22"/>
-        </w:rPr>
-        <w:t>3. Pursuant to the said Order, arbitration proceedings commenced on 26th</w:t>
-      </w:r>
-    </w:p>
-    <w:p>
-      <w:r>
-        <w:rPr>
-          <w:rFonts w:ascii="Times New Roman" w:hAnsi="Times New Roman" w:eastAsia="Times New Roman"/>
-          <w:b w:val="0"/>
-          <w:i w:val="0"/>
-          <w:sz w:val="22"/>
-        </w:rPr>
-        <w:t xml:space="preserve">        August 2024 at which meeting the Ld. Arbitrator directed that Notice</w:t>
-      </w:r>
-    </w:p>
-    <w:p>
-      <w:r>
-        <w:rPr>
-          <w:rFonts w:ascii="Times New Roman" w:hAnsi="Times New Roman" w:eastAsia="Times New Roman"/>
-          <w:b w:val="0"/>
-          <w:i w:val="0"/>
-          <w:sz w:val="22"/>
-        </w:rPr>
-        <w:t xml:space="preserve">        be issued inter alia to Respondent Nos. 1-3.</w:t>
-      </w:r>
-    </w:p>
-    <w:p>
-      <w:r>
-        <w:rPr>
-          <w:rFonts w:ascii="Times New Roman" w:hAnsi="Times New Roman" w:eastAsia="Times New Roman"/>
-          <w:b w:val="0"/>
-          <w:i w:val="0"/>
-          <w:sz w:val="22"/>
-        </w:rPr>
-        <w:t>4. On 14 September 2024, Respondent Nos. 1-3 through their advocate</w:t>
-      </w:r>
-    </w:p>
-    <w:p>
-      <w:r>
-        <w:rPr>
-          <w:rFonts w:ascii="Times New Roman" w:hAnsi="Times New Roman" w:eastAsia="Times New Roman"/>
-          <w:b w:val="0"/>
-          <w:i w:val="0"/>
-          <w:sz w:val="22"/>
-        </w:rPr>
-        <w:t xml:space="preserve">        appeared before the Ld. Arbitrator, proposed a global settlement and</w:t>
-      </w:r>
-    </w:p>
-    <w:p>
-      <w:r>
-        <w:rPr>
-          <w:rFonts w:ascii="Times New Roman" w:hAnsi="Times New Roman" w:eastAsia="Times New Roman"/>
-          <w:b w:val="0"/>
-          <w:i w:val="0"/>
-          <w:sz w:val="22"/>
-        </w:rPr>
-        <w:t xml:space="preserve">        sought time to hold the settlement talks. Time was granted, and the</w:t>
-      </w:r>
-    </w:p>
-    <w:p>
-      <w:r>
-        <w:rPr>
-          <w:rFonts w:ascii="Times New Roman" w:hAnsi="Times New Roman" w:eastAsia="Times New Roman"/>
-          <w:b w:val="0"/>
-          <w:i w:val="0"/>
-          <w:sz w:val="22"/>
-        </w:rPr>
-        <w:t xml:space="preserve">        arbitration proceedings were stood over to 25th January 2025. The</w:t>
-      </w:r>
-    </w:p>
-    <w:p>
-      <w:r>
-        <w:rPr>
-          <w:rFonts w:ascii="Times New Roman" w:hAnsi="Times New Roman" w:eastAsia="Times New Roman"/>
-          <w:b w:val="0"/>
-          <w:i w:val="0"/>
-          <w:sz w:val="22"/>
-        </w:rPr>
-        <w:t xml:space="preserve">        Minutes of Proceedings which are hereto annexed and marked</w:t>
-      </w:r>
-    </w:p>
-    <w:p>
-      <w:r>
-        <w:rPr>
-          <w:rFonts w:ascii="Times New Roman" w:hAnsi="Times New Roman" w:eastAsia="Times New Roman"/>
-          <w:b w:val="0"/>
-          <w:i w:val="0"/>
-          <w:sz w:val="22"/>
-        </w:rPr>
-        <w:t xml:space="preserve">        ‘Annexure 2’ also expressly recorded that all parties have unanimously</w:t>
-      </w:r>
-    </w:p>
-    <w:p>
-      <w:r>
-        <w:rPr>
-          <w:rFonts w:ascii="Times New Roman" w:hAnsi="Times New Roman" w:eastAsia="Times New Roman"/>
-          <w:b w:val="0"/>
-          <w:i w:val="0"/>
-          <w:sz w:val="22"/>
-        </w:rPr>
-        <w:t xml:space="preserve">        decided that the seat and venue of the arbitration proceedings shall be</w:t>
-      </w:r>
-    </w:p>
-    <w:p>
-      <w:r>
-        <w:rPr>
-          <w:rFonts w:ascii="Times New Roman" w:hAnsi="Times New Roman" w:eastAsia="Times New Roman"/>
-          <w:b w:val="0"/>
-          <w:i w:val="0"/>
-          <w:sz w:val="22"/>
-        </w:rPr>
-        <w:t xml:space="preserve">        Panaji, Goa.</w:t>
-      </w:r>
-    </w:p>
-    <w:p>
-      <w:r>
-        <w:rPr>
-          <w:rFonts w:ascii="Times New Roman" w:hAnsi="Times New Roman" w:eastAsia="Times New Roman"/>
-          <w:b w:val="0"/>
-          <w:i w:val="0"/>
-          <w:sz w:val="22"/>
-        </w:rPr>
-        <w:t>5. On 25th January 2025, the Parties informed the Ld. Arbitrator that</w:t>
-      </w:r>
-    </w:p>
-    <w:p>
-      <w:r>
-        <w:rPr>
-          <w:rFonts w:ascii="Times New Roman" w:hAnsi="Times New Roman" w:eastAsia="Times New Roman"/>
-          <w:b w:val="0"/>
-          <w:i w:val="0"/>
-          <w:sz w:val="22"/>
-        </w:rPr>
-        <w:t xml:space="preserve">        settlement talks had been unsuccessful. As recorded in the Minutes of</w:t>
-      </w:r>
-    </w:p>
-    <w:p>
-      <w:r>
-        <w:rPr>
-          <w:rFonts w:ascii="Times New Roman" w:hAnsi="Times New Roman" w:eastAsia="Times New Roman"/>
-          <w:b w:val="0"/>
-          <w:i w:val="0"/>
-          <w:sz w:val="22"/>
-        </w:rPr>
-        <w:t xml:space="preserve">        Proceedings which are hereto annexed and marked ‘Annexure 3’, the</w:t>
-      </w:r>
-    </w:p>
-    <w:p>
-      <w:r>
-        <w:rPr>
-          <w:rFonts w:ascii="Times New Roman" w:hAnsi="Times New Roman" w:eastAsia="Times New Roman"/>
-          <w:b w:val="0"/>
-          <w:i w:val="0"/>
-          <w:sz w:val="22"/>
-        </w:rPr>
-        <w:t xml:space="preserve">        Claimant filed his Statement of Claim dated 22nd January 2025, and the</w:t>
-      </w:r>
-    </w:p>
-    <w:p>
-      <w:r>
-        <w:rPr>
-          <w:rFonts w:ascii="Times New Roman" w:hAnsi="Times New Roman" w:eastAsia="Times New Roman"/>
-          <w:b w:val="0"/>
-          <w:i w:val="0"/>
-          <w:sz w:val="22"/>
-        </w:rPr>
-        <w:t xml:space="preserve">        advocate on behalf of Respondent Nos. 1-3 stated that the opposing</w:t>
-      </w:r>
-    </w:p>
-    <w:p>
-      <w:r>
-        <w:rPr>
-          <w:rFonts w:ascii="Times New Roman" w:hAnsi="Times New Roman" w:eastAsia="Times New Roman"/>
-          <w:b w:val="0"/>
-          <w:i w:val="0"/>
-          <w:sz w:val="22"/>
-        </w:rPr>
-        <w:t xml:space="preserve">        Respondents i.e.1-3 would file their Written Statement i.e. Statement of</w:t>
-      </w:r>
-    </w:p>
-    <w:p/>
+        <w:t>Mr. Vikram Shah ……Claimant</w:t>
+      </w:r>
+    </w:p>
+    <w:p>
+      <w:r>
+        <w:rPr>
+          <w:rFonts w:ascii="Times New Roman" w:hAnsi="Times New Roman" w:eastAsia="Times New Roman"/>
+          <w:b w:val="0"/>
+          <w:i w:val="0"/>
+          <w:sz w:val="22"/>
+        </w:rPr>
+        <w:t>Mr. Riva Trindade &amp; Ors.</w:t>
+      </w:r>
+    </w:p>
+    <w:p>
+      <w:r>
+        <w:rPr>
+          <w:rFonts w:ascii="Times New Roman" w:hAnsi="Times New Roman" w:eastAsia="Times New Roman"/>
+          <w:b w:val="0"/>
+          <w:i w:val="0"/>
+          <w:sz w:val="22"/>
+        </w:rPr>
+        <w:t>…..Respondents</w:t>
+      </w:r>
+    </w:p>
     <w:p>
       <w:r>
         <w:rPr>
@@ -775,648 +390,4391 @@
           <w:color w:val="8B2E2E"/>
           <w:sz w:val="26"/>
         </w:rPr>
-        <w:t>Page 2 of 6</w:t>
-      </w:r>
-    </w:p>
-    <w:p>
-      <w:r>
-        <w:rPr>
-          <w:rFonts w:ascii="Times New Roman" w:hAnsi="Times New Roman" w:eastAsia="Times New Roman"/>
-          <w:b w:val="0"/>
-          <w:i w:val="0"/>
-          <w:sz w:val="22"/>
-        </w:rPr>
-        <w:t>th</w:t>
-      </w:r>
-    </w:p>
-    <w:p>
-      <w:r>
-        <w:rPr>
-          <w:rFonts w:ascii="Times New Roman" w:hAnsi="Times New Roman" w:eastAsia="Times New Roman"/>
-          <w:b w:val="0"/>
-          <w:i w:val="0"/>
-          <w:sz w:val="22"/>
-        </w:rPr>
-        <w:t xml:space="preserve">       Defence by 15 February 2025.</w:t>
-      </w:r>
-    </w:p>
-    <w:p>
-      <w:r>
-        <w:rPr>
-          <w:rFonts w:ascii="Times New Roman" w:hAnsi="Times New Roman" w:eastAsia="Times New Roman"/>
-          <w:b w:val="0"/>
-          <w:i w:val="0"/>
-          <w:sz w:val="22"/>
-        </w:rPr>
-        <w:t>6. At the arbitral hearing scheduled on 19th February 2025, the advocate</w:t>
-      </w:r>
-    </w:p>
-    <w:p>
-      <w:r>
-        <w:rPr>
-          <w:rFonts w:ascii="Times New Roman" w:hAnsi="Times New Roman" w:eastAsia="Times New Roman"/>
-          <w:b w:val="0"/>
-          <w:i w:val="0"/>
-          <w:sz w:val="22"/>
-        </w:rPr>
-        <w:t xml:space="preserve">       appearing on behalf of Respondent Nos. 1-3 sought a further 2 (two)</w:t>
-      </w:r>
-    </w:p>
-    <w:p>
-      <w:r>
-        <w:rPr>
-          <w:rFonts w:ascii="Times New Roman" w:hAnsi="Times New Roman" w:eastAsia="Times New Roman"/>
-          <w:b w:val="0"/>
-          <w:i w:val="0"/>
-          <w:sz w:val="22"/>
-        </w:rPr>
-        <w:t xml:space="preserve">       week period to file his statement of defence. Finally, he agreed that his</w:t>
-      </w:r>
-    </w:p>
-    <w:p>
-      <w:r>
-        <w:rPr>
-          <w:rFonts w:ascii="Times New Roman" w:hAnsi="Times New Roman" w:eastAsia="Times New Roman"/>
-          <w:b w:val="0"/>
-          <w:i w:val="0"/>
-          <w:sz w:val="22"/>
-        </w:rPr>
-        <w:t xml:space="preserve">                                                                    th</w:t>
-      </w:r>
-    </w:p>
-    <w:p>
-      <w:r>
-        <w:rPr>
-          <w:rFonts w:ascii="Times New Roman" w:hAnsi="Times New Roman" w:eastAsia="Times New Roman"/>
-          <w:b w:val="0"/>
-          <w:i w:val="0"/>
-          <w:sz w:val="22"/>
-        </w:rPr>
-        <w:t xml:space="preserve">       statement of defence would be served on the Parties on 28 February</w:t>
-      </w:r>
-    </w:p>
-    <w:p>
-      <w:r>
-        <w:rPr>
-          <w:rFonts w:ascii="Times New Roman" w:hAnsi="Times New Roman" w:eastAsia="Times New Roman"/>
-          <w:b w:val="0"/>
-          <w:i w:val="0"/>
-          <w:sz w:val="22"/>
-        </w:rPr>
-        <w:t xml:space="preserve">       2025 and filed on 1st March 2025. Hereto annexed and marked</w:t>
-      </w:r>
-    </w:p>
-    <w:p>
-      <w:r>
-        <w:rPr>
-          <w:rFonts w:ascii="Times New Roman" w:hAnsi="Times New Roman" w:eastAsia="Times New Roman"/>
-          <w:b w:val="0"/>
-          <w:i w:val="0"/>
-          <w:sz w:val="22"/>
-        </w:rPr>
-        <w:t xml:space="preserve">                                                                    th</w:t>
-      </w:r>
-    </w:p>
-    <w:p>
-      <w:r>
-        <w:rPr>
-          <w:rFonts w:ascii="Times New Roman" w:hAnsi="Times New Roman" w:eastAsia="Times New Roman"/>
-          <w:b w:val="0"/>
-          <w:i w:val="0"/>
-          <w:sz w:val="22"/>
-        </w:rPr>
-        <w:t xml:space="preserve">       ‘Annexure 4’ is a copy of minutes of proceedings dated 19 February</w:t>
-      </w:r>
-    </w:p>
-    <w:p>
-      <w:r>
-        <w:rPr>
-          <w:rFonts w:ascii="Times New Roman" w:hAnsi="Times New Roman" w:eastAsia="Times New Roman"/>
-          <w:b w:val="0"/>
-          <w:i w:val="0"/>
-          <w:sz w:val="22"/>
-        </w:rPr>
-        <w:t xml:space="preserve">       2025 which records the above.</w:t>
-      </w:r>
-    </w:p>
-    <w:p>
-      <w:r>
-        <w:rPr>
-          <w:rFonts w:ascii="Times New Roman" w:hAnsi="Times New Roman" w:eastAsia="Times New Roman"/>
-          <w:b w:val="0"/>
-          <w:i w:val="0"/>
-          <w:sz w:val="22"/>
-        </w:rPr>
-        <w:t>7. Vide an email dated 28th February 2025 with a time stamp of 07.13 pm, the</w:t>
-      </w:r>
-    </w:p>
-    <w:p>
-      <w:r>
-        <w:rPr>
-          <w:rFonts w:ascii="Times New Roman" w:hAnsi="Times New Roman" w:eastAsia="Times New Roman"/>
-          <w:b w:val="0"/>
-          <w:i w:val="0"/>
-          <w:sz w:val="22"/>
-        </w:rPr>
-        <w:t xml:space="preserve">       advocate on behalf of Respondent Nos. 1-3 recorded that Respondent</w:t>
-      </w:r>
-    </w:p>
-    <w:p>
-      <w:r>
-        <w:rPr>
-          <w:rFonts w:ascii="Times New Roman" w:hAnsi="Times New Roman" w:eastAsia="Times New Roman"/>
-          <w:b w:val="0"/>
-          <w:i w:val="0"/>
-          <w:sz w:val="22"/>
-        </w:rPr>
-        <w:t xml:space="preserve">       No. 1 who had been instructing the advocate on behalf of Respondent</w:t>
-      </w:r>
-    </w:p>
-    <w:p>
-      <w:r>
-        <w:rPr>
-          <w:rFonts w:ascii="Times New Roman" w:hAnsi="Times New Roman" w:eastAsia="Times New Roman"/>
-          <w:b w:val="0"/>
-          <w:i w:val="0"/>
-          <w:sz w:val="22"/>
-        </w:rPr>
-        <w:t xml:space="preserve">       Nos. 1-3 was unwell and consequently could not meet him to finalise</w:t>
-      </w:r>
-    </w:p>
-    <w:p>
-      <w:r>
-        <w:rPr>
-          <w:rFonts w:ascii="Times New Roman" w:hAnsi="Times New Roman" w:eastAsia="Times New Roman"/>
-          <w:b w:val="0"/>
-          <w:i w:val="0"/>
-          <w:sz w:val="22"/>
-        </w:rPr>
-        <w:t xml:space="preserve">       the Statement of Defence. He therefore requested for a further period of</w:t>
-      </w:r>
-    </w:p>
-    <w:p>
-      <w:r>
-        <w:rPr>
-          <w:rFonts w:ascii="Times New Roman" w:hAnsi="Times New Roman" w:eastAsia="Times New Roman"/>
-          <w:b w:val="0"/>
-          <w:i w:val="0"/>
-          <w:sz w:val="22"/>
-        </w:rPr>
-        <w:t xml:space="preserve">                                                                       st</w:t>
-      </w:r>
-    </w:p>
-    <w:p>
-      <w:r>
-        <w:rPr>
-          <w:rFonts w:ascii="Times New Roman" w:hAnsi="Times New Roman" w:eastAsia="Times New Roman"/>
-          <w:b w:val="0"/>
-          <w:i w:val="0"/>
-          <w:sz w:val="22"/>
-        </w:rPr>
-        <w:t xml:space="preserve">       one week to file the same. The minutes of proceedings dated 1 March</w:t>
-      </w:r>
-    </w:p>
-    <w:p>
-      <w:r>
-        <w:rPr>
-          <w:rFonts w:ascii="Times New Roman" w:hAnsi="Times New Roman" w:eastAsia="Times New Roman"/>
-          <w:b w:val="0"/>
-          <w:i w:val="0"/>
-          <w:sz w:val="22"/>
-        </w:rPr>
-        <w:t xml:space="preserve">       2025 which are hereto annexed as ‘Annexure 5’ record the above.</w:t>
-      </w:r>
-    </w:p>
-    <w:p>
-      <w:r>
-        <w:rPr>
-          <w:rFonts w:ascii="Times New Roman" w:hAnsi="Times New Roman" w:eastAsia="Times New Roman"/>
-          <w:b w:val="0"/>
-          <w:i w:val="0"/>
-          <w:sz w:val="22"/>
-        </w:rPr>
-        <w:t>8. Respondent Nos. 1-3 finally filed their Statement of Defence on 8th March</w:t>
-      </w:r>
-    </w:p>
-    <w:p>
-      <w:r>
-        <w:rPr>
-          <w:rFonts w:ascii="Times New Roman" w:hAnsi="Times New Roman" w:eastAsia="Times New Roman"/>
-          <w:b w:val="0"/>
-          <w:i w:val="0"/>
-          <w:sz w:val="22"/>
-        </w:rPr>
-        <w:t xml:space="preserve">       2025. The minutes of proceedings dated hereto annexed and marked</w:t>
-      </w:r>
-    </w:p>
-    <w:p>
-      <w:r>
-        <w:rPr>
-          <w:rFonts w:ascii="Times New Roman" w:hAnsi="Times New Roman" w:eastAsia="Times New Roman"/>
-          <w:b w:val="0"/>
-          <w:i w:val="0"/>
-          <w:sz w:val="22"/>
-        </w:rPr>
-        <w:t xml:space="preserve">       ‘Annexure 6’ record that the Statement of Defence has been filed.</w:t>
-      </w:r>
-    </w:p>
-    <w:p>
-      <w:r>
-        <w:rPr>
-          <w:rFonts w:ascii="Times New Roman" w:hAnsi="Times New Roman" w:eastAsia="Times New Roman"/>
-          <w:b w:val="0"/>
-          <w:i w:val="0"/>
-          <w:sz w:val="22"/>
-        </w:rPr>
-        <w:t xml:space="preserve">       Upon the filing of the Statement of Defence, the statutory period to</w:t>
-      </w:r>
-    </w:p>
-    <w:p>
-      <w:r>
-        <w:rPr>
-          <w:rFonts w:ascii="Times New Roman" w:hAnsi="Times New Roman" w:eastAsia="Times New Roman"/>
-          <w:b w:val="0"/>
-          <w:i w:val="0"/>
-          <w:sz w:val="22"/>
-        </w:rPr>
-        <w:t xml:space="preserve">       raise the plea that the arbitral tribunal did not have jurisdiction to</w:t>
-      </w:r>
-    </w:p>
-    <w:p>
-      <w:r>
-        <w:rPr>
-          <w:rFonts w:ascii="Times New Roman" w:hAnsi="Times New Roman" w:eastAsia="Times New Roman"/>
-          <w:b w:val="0"/>
-          <w:i w:val="0"/>
-          <w:sz w:val="22"/>
-        </w:rPr>
-        <w:t xml:space="preserve">       entertain the dispute lapsed. Section 16(2) expressly states that “A plea</w:t>
-      </w:r>
-    </w:p>
-    <w:p>
-      <w:r>
-        <w:rPr>
-          <w:rFonts w:ascii="Times New Roman" w:hAnsi="Times New Roman" w:eastAsia="Times New Roman"/>
-          <w:b w:val="0"/>
-          <w:i w:val="0"/>
-          <w:sz w:val="22"/>
-        </w:rPr>
-        <w:t xml:space="preserve">       that the arbitral tribunal does not have jurisdiction shall be raised not</w:t>
-      </w:r>
-    </w:p>
-    <w:p>
-      <w:r>
-        <w:rPr>
-          <w:rFonts w:ascii="Times New Roman" w:hAnsi="Times New Roman" w:eastAsia="Times New Roman"/>
-          <w:b w:val="0"/>
-          <w:i w:val="0"/>
-          <w:sz w:val="22"/>
-        </w:rPr>
-        <w:t xml:space="preserve">       later than the submission of the statement of defence…..” In the present</w:t>
-      </w:r>
-    </w:p>
-    <w:p>
-      <w:r>
-        <w:rPr>
-          <w:rFonts w:ascii="Times New Roman" w:hAnsi="Times New Roman" w:eastAsia="Times New Roman"/>
-          <w:b w:val="0"/>
-          <w:i w:val="0"/>
-          <w:sz w:val="22"/>
-        </w:rPr>
-        <w:t xml:space="preserve">       case the application under Section 16 has been filed on 14th March</w:t>
-      </w:r>
-    </w:p>
-    <w:p>
-      <w:r>
-        <w:rPr>
-          <w:rFonts w:ascii="Times New Roman" w:hAnsi="Times New Roman" w:eastAsia="Times New Roman"/>
-          <w:b w:val="0"/>
-          <w:i w:val="0"/>
-          <w:sz w:val="22"/>
-        </w:rPr>
-        <w:t xml:space="preserve">       2026, more than one year after Respondent Nos. 1-3 filed their</w:t>
-      </w:r>
-    </w:p>
-    <w:p>
-      <w:r>
-        <w:rPr>
-          <w:rFonts w:ascii="Times New Roman" w:hAnsi="Times New Roman" w:eastAsia="Times New Roman"/>
-          <w:b w:val="0"/>
-          <w:i w:val="0"/>
-          <w:sz w:val="22"/>
-        </w:rPr>
-        <w:t xml:space="preserve">       Statement of Defence. The said application taken out at this belated</w:t>
-      </w:r>
-    </w:p>
-    <w:p>
-      <w:r>
-        <w:rPr>
-          <w:rFonts w:ascii="Times New Roman" w:hAnsi="Times New Roman" w:eastAsia="Times New Roman"/>
-          <w:b w:val="0"/>
-          <w:i w:val="0"/>
-          <w:sz w:val="22"/>
-        </w:rPr>
-        <w:t xml:space="preserve">       stage which provides no justification for the delay is another tactic</w:t>
-      </w:r>
-    </w:p>
-    <w:p>
-      <w:r>
-        <w:rPr>
-          <w:rFonts w:ascii="Times New Roman" w:hAnsi="Times New Roman" w:eastAsia="Times New Roman"/>
-          <w:b w:val="0"/>
-          <w:i w:val="0"/>
-          <w:sz w:val="22"/>
-        </w:rPr>
-        <w:t xml:space="preserve">       adopted by Respondent Nos. 1-3 to frustrate and delay the progress of</w:t>
-      </w:r>
-    </w:p>
-    <w:p>
-      <w:r>
-        <w:rPr>
-          <w:rFonts w:ascii="Times New Roman" w:hAnsi="Times New Roman" w:eastAsia="Times New Roman"/>
-          <w:b w:val="0"/>
-          <w:i w:val="0"/>
-          <w:sz w:val="22"/>
-        </w:rPr>
-        <w:t xml:space="preserve">       the arbitration.</w:t>
-      </w:r>
-    </w:p>
-    <w:p>
-      <w:r>
-        <w:rPr>
-          <w:rFonts w:ascii="Times New Roman" w:hAnsi="Times New Roman" w:eastAsia="Times New Roman"/>
-          <w:b w:val="0"/>
-          <w:i w:val="0"/>
-          <w:sz w:val="22"/>
-        </w:rPr>
-        <w:t>9. Further, after the filing of the Statement of Defence on 8th March 2025, the</w:t>
-      </w:r>
-    </w:p>
-    <w:p>
-      <w:r>
-        <w:rPr>
-          <w:rFonts w:ascii="Times New Roman" w:hAnsi="Times New Roman" w:eastAsia="Times New Roman"/>
-          <w:b w:val="0"/>
-          <w:i w:val="0"/>
-          <w:sz w:val="22"/>
-        </w:rPr>
-        <w:t xml:space="preserve">       Respondent Nos. 1-3 filed an application on 22nd March 2025 for</w:t>
-      </w:r>
-    </w:p>
-    <w:p>
-      <w:r>
-        <w:rPr>
-          <w:rFonts w:ascii="Times New Roman" w:hAnsi="Times New Roman" w:eastAsia="Times New Roman"/>
-          <w:b w:val="0"/>
-          <w:i w:val="0"/>
-          <w:sz w:val="22"/>
-        </w:rPr>
-        <w:t xml:space="preserve">       interim measures under Section 17 of the Arbitration Act praying for</w:t>
-      </w:r>
-    </w:p>
-    <w:p>
-      <w:r>
-        <w:rPr>
-          <w:rFonts w:ascii="Times New Roman" w:hAnsi="Times New Roman" w:eastAsia="Times New Roman"/>
-          <w:b w:val="0"/>
-          <w:i w:val="0"/>
-          <w:sz w:val="22"/>
-        </w:rPr>
-        <w:t xml:space="preserve">       directions that the Claimant be required to furnish various documents</w:t>
-      </w:r>
-    </w:p>
-    <w:p>
-      <w:r>
-        <w:rPr>
-          <w:rFonts w:ascii="Times New Roman" w:hAnsi="Times New Roman" w:eastAsia="Times New Roman"/>
-          <w:b w:val="0"/>
-          <w:i w:val="0"/>
-          <w:sz w:val="22"/>
-        </w:rPr>
-        <w:t xml:space="preserve">       to enable the Respondents to “compute their entitlements in the</w:t>
-      </w:r>
-    </w:p>
-    <w:p>
-      <w:r>
-        <w:rPr>
-          <w:rFonts w:ascii="Times New Roman" w:hAnsi="Times New Roman" w:eastAsia="Times New Roman"/>
-          <w:b w:val="0"/>
-          <w:i w:val="0"/>
-          <w:sz w:val="22"/>
-        </w:rPr>
-        <w:t xml:space="preserve">       profits/losses of the Association, as well as the share of Respondents 1,</w:t>
-      </w:r>
-    </w:p>
-    <w:p>
-      <w:r>
-        <w:rPr>
-          <w:rFonts w:ascii="Times New Roman" w:hAnsi="Times New Roman" w:eastAsia="Times New Roman"/>
-          <w:b w:val="0"/>
-          <w:i w:val="0"/>
-          <w:sz w:val="22"/>
-        </w:rPr>
-        <w:t xml:space="preserve">       2 and 3 in the assets of the Association…”. This application is one</w:t>
-      </w:r>
-    </w:p>
-    <w:p>
-      <w:r>
-        <w:rPr>
-          <w:rFonts w:ascii="Times New Roman" w:hAnsi="Times New Roman" w:eastAsia="Times New Roman"/>
-          <w:b w:val="0"/>
-          <w:i w:val="0"/>
-          <w:sz w:val="22"/>
-        </w:rPr>
-        <w:t xml:space="preserve">       instance amongst others that demonstrate that Respondents 1-3</w:t>
-      </w:r>
-    </w:p>
-    <w:p>
-      <w:r>
-        <w:rPr>
-          <w:rFonts w:ascii="Times New Roman" w:hAnsi="Times New Roman" w:eastAsia="Times New Roman"/>
-          <w:b w:val="0"/>
-          <w:i w:val="0"/>
-          <w:sz w:val="22"/>
-        </w:rPr>
-        <w:t xml:space="preserve">       acquiesced and submitted to the jurisdiction of the arbitration</w:t>
-      </w:r>
-    </w:p>
-    <w:p>
-      <w:r>
-        <w:rPr>
-          <w:rFonts w:ascii="Times New Roman" w:hAnsi="Times New Roman" w:eastAsia="Times New Roman"/>
-          <w:b w:val="0"/>
-          <w:i w:val="0"/>
-          <w:sz w:val="22"/>
-        </w:rPr>
-        <w:t xml:space="preserve">       proceedings. Hereto annexed and marked ‘Annexure 7’ is a copy of</w:t>
-      </w:r>
-    </w:p>
-    <w:p>
-      <w:r>
-        <w:rPr>
-          <w:rFonts w:ascii="Times New Roman" w:hAnsi="Times New Roman" w:eastAsia="Times New Roman"/>
-          <w:b w:val="0"/>
-          <w:i w:val="0"/>
-          <w:sz w:val="22"/>
-        </w:rPr>
-        <w:t xml:space="preserve">       the minutes of proceedings dated 22nd March 2025. I crave leave to</w:t>
-      </w:r>
-    </w:p>
-    <w:p>
-      <w:r>
-        <w:rPr>
-          <w:rFonts w:ascii="Times New Roman" w:hAnsi="Times New Roman" w:eastAsia="Times New Roman"/>
-          <w:b w:val="0"/>
-          <w:i w:val="0"/>
-          <w:sz w:val="22"/>
-        </w:rPr>
-        <w:t xml:space="preserve">       refer to the Application dated 22nd March 2022 as and when produced.</w:t>
-      </w:r>
-    </w:p>
-    <w:p>
-      <w:r>
-        <w:rPr>
-          <w:rFonts w:ascii="Times New Roman" w:hAnsi="Times New Roman" w:eastAsia="Times New Roman"/>
-          <w:b w:val="0"/>
-          <w:i w:val="0"/>
-          <w:sz w:val="22"/>
-        </w:rPr>
-        <w:t>10. The subsequent minutes of proceedings dated 5th April 2025 which are</w:t>
-      </w:r>
-    </w:p>
-    <w:p>
-      <w:r>
-        <w:rPr>
-          <w:rFonts w:ascii="Times New Roman" w:hAnsi="Times New Roman" w:eastAsia="Times New Roman"/>
-          <w:b w:val="0"/>
-          <w:i w:val="0"/>
-          <w:sz w:val="22"/>
-        </w:rPr>
-        <w:t xml:space="preserve">       hereto annexed and marked ‘Annexure 8’ record that arguments were</w:t>
-      </w:r>
-    </w:p>
-    <w:p>
-      <w:r>
-        <w:rPr>
-          <w:rFonts w:ascii="Times New Roman" w:hAnsi="Times New Roman" w:eastAsia="Times New Roman"/>
-          <w:b w:val="0"/>
-          <w:i w:val="0"/>
-          <w:sz w:val="22"/>
-        </w:rPr>
-        <w:t xml:space="preserve">       advanced by the Claimant on an application for interim measures dated</w:t>
-      </w:r>
-    </w:p>
-    <w:p>
-      <w:r>
-        <w:rPr>
-          <w:rFonts w:ascii="Times New Roman" w:hAnsi="Times New Roman" w:eastAsia="Times New Roman"/>
-          <w:b w:val="0"/>
-          <w:i w:val="0"/>
-          <w:sz w:val="22"/>
-        </w:rPr>
-        <w:t xml:space="preserve">       1st March 2025 filed under Section 17 of the Arbitration Act. The</w:t>
-      </w:r>
-    </w:p>
-    <w:p>
-      <w:r>
-        <w:rPr>
-          <w:rFonts w:ascii="Times New Roman" w:hAnsi="Times New Roman" w:eastAsia="Times New Roman"/>
-          <w:b w:val="0"/>
-          <w:i w:val="0"/>
-          <w:sz w:val="22"/>
-        </w:rPr>
-        <w:t xml:space="preserve">       advocate for the Respondent Nos. 1-3 stated that he would argue on the</w:t>
-      </w:r>
-    </w:p>
-    <w:p>
-      <w:r>
-        <w:rPr>
-          <w:rFonts w:ascii="Times New Roman" w:hAnsi="Times New Roman" w:eastAsia="Times New Roman"/>
-          <w:b w:val="0"/>
-          <w:i w:val="0"/>
-          <w:sz w:val="22"/>
-        </w:rPr>
-        <w:t xml:space="preserve">       next date of hearing on the Application filed by him (22nd March 2025)</w:t>
-      </w:r>
-    </w:p>
-    <w:p>
-      <w:r>
-        <w:rPr>
-          <w:rFonts w:ascii="Times New Roman" w:hAnsi="Times New Roman" w:eastAsia="Times New Roman"/>
-          <w:b w:val="0"/>
-          <w:i w:val="0"/>
-          <w:sz w:val="22"/>
-        </w:rPr>
-        <w:t xml:space="preserve">       as well as Reply to the Application u/s 17 filed by the Claimant.</w:t>
-      </w:r>
-    </w:p>
-    <w:p>
-      <w:r>
-        <w:rPr>
-          <w:rFonts w:ascii="Times New Roman" w:hAnsi="Times New Roman" w:eastAsia="Times New Roman"/>
-          <w:b w:val="0"/>
-          <w:i w:val="0"/>
-          <w:sz w:val="22"/>
-        </w:rPr>
-        <w:t>11. On the next date, i.e. 26th April 2025, the advocate on behalf of</w:t>
-      </w:r>
-    </w:p>
-    <w:p>
-      <w:r>
-        <w:rPr>
-          <w:rFonts w:ascii="Times New Roman" w:hAnsi="Times New Roman" w:eastAsia="Times New Roman"/>
-          <w:b w:val="0"/>
-          <w:i w:val="0"/>
-          <w:sz w:val="22"/>
-        </w:rPr>
-        <w:t xml:space="preserve">       Respondent Nos. 1-3 argued the Application under Section 17 filed by</w:t>
-      </w:r>
-    </w:p>
-    <w:p>
-      <w:r>
-        <w:rPr>
-          <w:rFonts w:ascii="Times New Roman" w:hAnsi="Times New Roman" w:eastAsia="Times New Roman"/>
-          <w:b w:val="0"/>
-          <w:i w:val="0"/>
-          <w:sz w:val="22"/>
-        </w:rPr>
-        <w:t xml:space="preserve">       the Claimant, as well the application under Section 17 filed by</w:t>
-      </w:r>
-    </w:p>
-    <w:p>
-      <w:r>
-        <w:rPr>
-          <w:rFonts w:ascii="Times New Roman" w:hAnsi="Times New Roman" w:eastAsia="Times New Roman"/>
-          <w:b w:val="0"/>
-          <w:i w:val="0"/>
-          <w:sz w:val="22"/>
-        </w:rPr>
-        <w:t xml:space="preserve">       Respondent Nos. 1-3. Pursuant to the arguments, The Ld. Arbitrator</w:t>
-      </w:r>
-    </w:p>
-    <w:p>
-      <w:r>
-        <w:rPr>
-          <w:rFonts w:ascii="Times New Roman" w:hAnsi="Times New Roman" w:eastAsia="Times New Roman"/>
-          <w:b w:val="0"/>
-          <w:i w:val="0"/>
-          <w:sz w:val="22"/>
-        </w:rPr>
-        <w:t xml:space="preserve">       recorded that “the Parties were ad idem as regards the appointment of</w:t>
-      </w:r>
-    </w:p>
-    <w:p>
-      <w:r>
-        <w:rPr>
-          <w:rFonts w:ascii="Times New Roman" w:hAnsi="Times New Roman" w:eastAsia="Times New Roman"/>
-          <w:b w:val="0"/>
-          <w:i w:val="0"/>
-          <w:sz w:val="22"/>
-        </w:rPr>
-        <w:t xml:space="preserve">       the Receiver they are to inform the Tribunal on who should be</w:t>
+        <w:t>AFFIDAVIT IN REPLY ON BEHALF OF RESPONDENT NO. 4 TO THE APPLICATION FILED UNDER SECTION 16 OF THE ARBITRATION AND CONCILIATION ACT, 1996</w:t>
+      </w:r>
+    </w:p>
+    <w:p>
+      <w:r>
+        <w:rPr>
+          <w:rFonts w:ascii="Times New Roman" w:hAnsi="Times New Roman" w:eastAsia="Times New Roman"/>
+          <w:b w:val="0"/>
+          <w:i w:val="0"/>
+          <w:sz w:val="22"/>
+        </w:rPr>
+        <w:t>I, Murlidhar Shamdas Sadarangani, aged about 67 years, resident of S-3,</w:t>
+      </w:r>
+    </w:p>
+    <w:p>
+      <w:r>
+        <w:rPr>
+          <w:rFonts w:ascii="Times New Roman" w:hAnsi="Times New Roman" w:eastAsia="Times New Roman"/>
+          <w:b w:val="0"/>
+          <w:i w:val="0"/>
+          <w:sz w:val="22"/>
+        </w:rPr>
+        <w:t>Eden Hall, Dr. Annie Beasant Road, Worli, Mumbai 400 018, do</w:t>
+      </w:r>
+    </w:p>
+    <w:p>
+      <w:r>
+        <w:rPr>
+          <w:rFonts w:ascii="Times New Roman" w:hAnsi="Times New Roman" w:eastAsia="Times New Roman"/>
+          <w:b w:val="0"/>
+          <w:i w:val="0"/>
+          <w:sz w:val="22"/>
+        </w:rPr>
+        <w:t>hereby on solemn oath state and submit as under:</w:t>
+      </w:r>
+    </w:p>
+    <w:p>
+      <w:r>
+        <w:rPr>
+          <w:rFonts w:ascii="Times New Roman" w:hAnsi="Times New Roman" w:eastAsia="Times New Roman"/>
+          <w:b w:val="0"/>
+          <w:i w:val="0"/>
+          <w:sz w:val="22"/>
+        </w:rPr>
+        <w:t>1. I say that the Application filed by Respondent No. 2 under Section 16 of</w:t>
+      </w:r>
+    </w:p>
+    <w:p>
+      <w:r>
+        <w:rPr>
+          <w:rFonts w:ascii="Times New Roman" w:hAnsi="Times New Roman" w:eastAsia="Times New Roman"/>
+          <w:b w:val="0"/>
+          <w:i w:val="0"/>
+          <w:sz w:val="22"/>
+        </w:rPr>
+        <w:t>the  Arbitration  and  Conciliation  Act,  1996,  (“Arbitration  Act”)</w:t>
+      </w:r>
+    </w:p>
+    <w:p>
+      <w:r>
+        <w:rPr>
+          <w:rFonts w:ascii="Times New Roman" w:hAnsi="Times New Roman" w:eastAsia="Times New Roman"/>
+          <w:b w:val="0"/>
+          <w:i w:val="0"/>
+          <w:sz w:val="22"/>
+        </w:rPr>
+        <w:t>suffers from  gross  delay and  laches and  should be dismissed on that</w:t>
+      </w:r>
+    </w:p>
+    <w:p>
+      <w:r>
+        <w:rPr>
+          <w:rFonts w:ascii="Times New Roman" w:hAnsi="Times New Roman" w:eastAsia="Times New Roman"/>
+          <w:b w:val="0"/>
+          <w:i w:val="0"/>
+          <w:sz w:val="22"/>
+        </w:rPr>
+        <w:t>ground alone.  Section 16(2)  of the Arbitration Act,  mandates that  a</w:t>
+      </w:r>
+    </w:p>
+    <w:p>
+      <w:r>
+        <w:rPr>
+          <w:rFonts w:ascii="Times New Roman" w:hAnsi="Times New Roman" w:eastAsia="Times New Roman"/>
+          <w:b w:val="0"/>
+          <w:i w:val="0"/>
+          <w:sz w:val="22"/>
+        </w:rPr>
+        <w:t>plea that the arbitral tribunal does not have jurisdiction must be raised</w:t>
+      </w:r>
+    </w:p>
+    <w:p>
+      <w:r>
+        <w:rPr>
+          <w:rFonts w:ascii="Times New Roman" w:hAnsi="Times New Roman" w:eastAsia="Times New Roman"/>
+          <w:b w:val="0"/>
+          <w:i w:val="0"/>
+          <w:sz w:val="22"/>
+        </w:rPr>
+        <w:t>not later than the submission of the statement of defence. The extent of</w:t>
+      </w:r>
+    </w:p>
+    <w:p>
+      <w:r>
+        <w:rPr>
+          <w:rFonts w:ascii="Times New Roman" w:hAnsi="Times New Roman" w:eastAsia="Times New Roman"/>
+          <w:b w:val="0"/>
+          <w:i w:val="0"/>
+          <w:sz w:val="22"/>
+        </w:rPr>
+        <w:t>the delay is shown as below.</w:t>
+      </w:r>
+    </w:p>
+    <w:p>
+      <w:r>
+        <w:rPr>
+          <w:rFonts w:ascii="Times New Roman" w:hAnsi="Times New Roman" w:eastAsia="Times New Roman"/>
+          <w:b w:val="0"/>
+          <w:i w:val="0"/>
+          <w:sz w:val="22"/>
+        </w:rPr>
+        <w:t>2. I say that the arbitrator  was appointed by an Order of the Hon’ble High</w:t>
+      </w:r>
+    </w:p>
+    <w:p>
+      <w:r>
+        <w:rPr>
+          <w:rFonts w:ascii="Times New Roman" w:hAnsi="Times New Roman" w:eastAsia="Times New Roman"/>
+          <w:b w:val="0"/>
+          <w:i w:val="0"/>
+          <w:sz w:val="22"/>
+        </w:rPr>
+        <w:t>Court of Bombay at Goa dated 7&lt;sup&gt;th&lt;/sup&gt; August 2024.  Hereto annexed and</w:t>
+      </w:r>
+    </w:p>
+    <w:p>
+      <w:r>
+        <w:rPr>
+          <w:rFonts w:ascii="Times New Roman" w:hAnsi="Times New Roman" w:eastAsia="Times New Roman"/>
+          <w:b w:val="0"/>
+          <w:i w:val="0"/>
+          <w:sz w:val="22"/>
+        </w:rPr>
+        <w:t>marked ‘Annexure 1’ is a copy of the said Order.</w:t>
+      </w:r>
+    </w:p>
+    <w:p>
+      <w:r>
+        <w:rPr>
+          <w:rFonts w:ascii="Times New Roman" w:hAnsi="Times New Roman" w:eastAsia="Times New Roman"/>
+          <w:b w:val="0"/>
+          <w:i w:val="0"/>
+          <w:sz w:val="22"/>
+        </w:rPr>
+        <w:t>3. Pursuant to the said Order, arbitration proceedings commenced on 26&lt;sup&gt;th&lt;/sup&gt;</w:t>
+      </w:r>
+    </w:p>
+    <w:p>
+      <w:r>
+        <w:rPr>
+          <w:rFonts w:ascii="Times New Roman" w:hAnsi="Times New Roman" w:eastAsia="Times New Roman"/>
+          <w:b w:val="0"/>
+          <w:i w:val="0"/>
+          <w:sz w:val="22"/>
+        </w:rPr>
+        <w:t>August 2024 at which meeting the Ld. Arbitrator directed that Notice</w:t>
+      </w:r>
+    </w:p>
+    <w:p>
+      <w:r>
+        <w:rPr>
+          <w:rFonts w:ascii="Times New Roman" w:hAnsi="Times New Roman" w:eastAsia="Times New Roman"/>
+          <w:b w:val="0"/>
+          <w:i w:val="0"/>
+          <w:sz w:val="22"/>
+        </w:rPr>
+        <w:t>be issued inter alia to Respondent Nos. 1-3.</w:t>
+      </w:r>
+    </w:p>
+    <w:p>
+      <w:r>
+        <w:rPr>
+          <w:rFonts w:ascii="Times New Roman" w:hAnsi="Times New Roman" w:eastAsia="Times New Roman"/>
+          <w:b w:val="0"/>
+          <w:i w:val="0"/>
+          <w:sz w:val="22"/>
+        </w:rPr>
+        <w:t>$$</w:t>
+      </w:r>
+    </w:p>
+    <w:p>
+      <w:r>
+        <w:rPr>
+          <w:rFonts w:ascii="Times New Roman" w:hAnsi="Times New Roman" w:eastAsia="Times New Roman"/>
+          <w:b w:val="0"/>
+          <w:i w:val="0"/>
+          <w:sz w:val="22"/>
+        </w:rPr>
+        <w:t>26^{th}</w:t>
+      </w:r>
+    </w:p>
+    <w:p>
+      <w:r>
+        <w:rPr>
+          <w:rFonts w:ascii="Times New Roman" w:hAnsi="Times New Roman" w:eastAsia="Times New Roman"/>
+          <w:b w:val="0"/>
+          <w:i w:val="0"/>
+          <w:sz w:val="22"/>
+        </w:rPr>
+        <w:t>$$</w:t>
+      </w:r>
+    </w:p>
+    <w:p>
+      <w:r>
+        <w:rPr>
+          <w:rFonts w:ascii="Times New Roman" w:hAnsi="Times New Roman" w:eastAsia="Times New Roman"/>
+          <w:b w:val="0"/>
+          <w:i w:val="0"/>
+          <w:sz w:val="22"/>
+        </w:rPr>
+        <w:t>4. On 14 September 2024, Respondent Nos. 1-3 through their advocate</w:t>
+      </w:r>
+    </w:p>
+    <w:p>
+      <w:r>
+        <w:rPr>
+          <w:rFonts w:ascii="Times New Roman" w:hAnsi="Times New Roman" w:eastAsia="Times New Roman"/>
+          <w:b w:val="0"/>
+          <w:i w:val="0"/>
+          <w:sz w:val="22"/>
+        </w:rPr>
+        <w:t>appeared before the Ld. Arbitrator, proposed a global settlement and</w:t>
+      </w:r>
+    </w:p>
+    <w:p>
+      <w:r>
+        <w:rPr>
+          <w:rFonts w:ascii="Times New Roman" w:hAnsi="Times New Roman" w:eastAsia="Times New Roman"/>
+          <w:b w:val="0"/>
+          <w:i w:val="0"/>
+          <w:sz w:val="22"/>
+        </w:rPr>
+        <w:t>sought time to hold the settlement talks. Time was granted, and the</w:t>
+      </w:r>
+    </w:p>
+    <w:p>
+      <w:r>
+        <w:rPr>
+          <w:rFonts w:ascii="Times New Roman" w:hAnsi="Times New Roman" w:eastAsia="Times New Roman"/>
+          <w:b w:val="0"/>
+          <w:i w:val="0"/>
+          <w:sz w:val="22"/>
+        </w:rPr>
+        <w:t>arbitration proceedings were stood over to 25&lt;sup&gt;th&lt;/sup&gt; January 2025. The</w:t>
+      </w:r>
+    </w:p>
+    <w:p>
+      <w:r>
+        <w:rPr>
+          <w:rFonts w:ascii="Times New Roman" w:hAnsi="Times New Roman" w:eastAsia="Times New Roman"/>
+          <w:b w:val="0"/>
+          <w:i w:val="0"/>
+          <w:sz w:val="22"/>
+        </w:rPr>
+        <w:t>Minutes  of  Proceedings  which  are  hereto  annexed  and  marked</w:t>
+      </w:r>
+    </w:p>
+    <w:p>
+      <w:r>
+        <w:rPr>
+          <w:rFonts w:ascii="Times New Roman" w:hAnsi="Times New Roman" w:eastAsia="Times New Roman"/>
+          <w:b w:val="0"/>
+          <w:i w:val="0"/>
+          <w:sz w:val="22"/>
+        </w:rPr>
+        <w:t>‘Annexure 2’ also expressly recorded that all parties have unanimously</w:t>
+      </w:r>
+    </w:p>
+    <w:p>
+      <w:r>
+        <w:rPr>
+          <w:rFonts w:ascii="Times New Roman" w:hAnsi="Times New Roman" w:eastAsia="Times New Roman"/>
+          <w:b w:val="0"/>
+          <w:i w:val="0"/>
+          <w:sz w:val="22"/>
+        </w:rPr>
+        <w:t>decided that the seat and venue of the arbitration proceedings shall be</w:t>
+      </w:r>
+    </w:p>
+    <w:p>
+      <w:r>
+        <w:rPr>
+          <w:rFonts w:ascii="Times New Roman" w:hAnsi="Times New Roman" w:eastAsia="Times New Roman"/>
+          <w:b w:val="0"/>
+          <w:i w:val="0"/>
+          <w:sz w:val="22"/>
+        </w:rPr>
+        <w:t>Panaji, Goa.</w:t>
+      </w:r>
+    </w:p>
+    <w:p>
+      <w:r>
+        <w:rPr>
+          <w:rFonts w:ascii="Times New Roman" w:hAnsi="Times New Roman" w:eastAsia="Times New Roman"/>
+          <w:b w:val="0"/>
+          <w:i w:val="0"/>
+          <w:sz w:val="22"/>
+        </w:rPr>
+        <w:t>$$</w:t>
+      </w:r>
+    </w:p>
+    <w:p>
+      <w:r>
+        <w:rPr>
+          <w:rFonts w:ascii="Times New Roman" w:hAnsi="Times New Roman" w:eastAsia="Times New Roman"/>
+          <w:b w:val="0"/>
+          <w:i w:val="0"/>
+          <w:sz w:val="22"/>
+        </w:rPr>
+        <w:t>25^{\mathrm{th}}</w:t>
+      </w:r>
+    </w:p>
+    <w:p>
+      <w:r>
+        <w:rPr>
+          <w:rFonts w:ascii="Times New Roman" w:hAnsi="Times New Roman" w:eastAsia="Times New Roman"/>
+          <w:b w:val="0"/>
+          <w:i w:val="0"/>
+          <w:sz w:val="22"/>
+        </w:rPr>
+        <w:t>$$</w:t>
+      </w:r>
+    </w:p>
+    <w:p>
+      <w:r>
+        <w:rPr>
+          <w:rFonts w:ascii="Times New Roman" w:hAnsi="Times New Roman" w:eastAsia="Times New Roman"/>
+          <w:b w:val="0"/>
+          <w:i w:val="0"/>
+          <w:sz w:val="22"/>
+        </w:rPr>
+        <w:t>5. On 25&lt;sup&gt;th&lt;/sup&gt; January 2025, the Parties informed the Ld. Arbitrator that</w:t>
+      </w:r>
+    </w:p>
+    <w:p>
+      <w:r>
+        <w:rPr>
+          <w:rFonts w:ascii="Times New Roman" w:hAnsi="Times New Roman" w:eastAsia="Times New Roman"/>
+          <w:b w:val="0"/>
+          <w:i w:val="0"/>
+          <w:sz w:val="22"/>
+        </w:rPr>
+        <w:t>settlement talks had been unsuccessful.  As recorded in the Minutes of</w:t>
+      </w:r>
+    </w:p>
+    <w:p>
+      <w:r>
+        <w:rPr>
+          <w:rFonts w:ascii="Times New Roman" w:hAnsi="Times New Roman" w:eastAsia="Times New Roman"/>
+          <w:b w:val="0"/>
+          <w:i w:val="0"/>
+          <w:sz w:val="22"/>
+        </w:rPr>
+        <w:t>Proceedings which are hereto annexed and marked ‘Annexure 3’, the</w:t>
+      </w:r>
+    </w:p>
+    <w:p>
+      <w:r>
+        <w:rPr>
+          <w:rFonts w:ascii="Times New Roman" w:hAnsi="Times New Roman" w:eastAsia="Times New Roman"/>
+          <w:b w:val="0"/>
+          <w:i w:val="0"/>
+          <w:sz w:val="22"/>
+        </w:rPr>
+        <w:t>Claimant filed his Statement of Claim dated 22&lt;sup&gt;nd&lt;/sup&gt; January 2025, and the</w:t>
+      </w:r>
+    </w:p>
+    <w:p>
+      <w:r>
+        <w:rPr>
+          <w:rFonts w:ascii="Times New Roman" w:hAnsi="Times New Roman" w:eastAsia="Times New Roman"/>
+          <w:b w:val="0"/>
+          <w:i w:val="0"/>
+          <w:sz w:val="22"/>
+        </w:rPr>
+        <w:t>advocate on behalf of Respondent Nos. 1-3 stated that the opposing</w:t>
+      </w:r>
+    </w:p>
+    <w:p>
+      <w:r>
+        <w:rPr>
+          <w:rFonts w:ascii="Times New Roman" w:hAnsi="Times New Roman" w:eastAsia="Times New Roman"/>
+          <w:b w:val="0"/>
+          <w:i w:val="0"/>
+          <w:sz w:val="22"/>
+        </w:rPr>
+        <w:t>Respondents i.e.1-3 would file their Written Statement i.e. Statement of</w:t>
+      </w:r>
+    </w:p>
+    <w:p>
+      <w:r>
+        <w:rPr>
+          <w:rFonts w:ascii="Times New Roman" w:hAnsi="Times New Roman" w:eastAsia="Times New Roman"/>
+          <w:b w:val="0"/>
+          <w:i w:val="0"/>
+          <w:sz w:val="22"/>
+        </w:rPr>
+        <w:t>$$</w:t>
+      </w:r>
+    </w:p>
+    <w:p>
+      <w:r>
+        <w:rPr>
+          <w:rFonts w:ascii="Times New Roman" w:hAnsi="Times New Roman" w:eastAsia="Times New Roman"/>
+          <w:b w:val="0"/>
+          <w:i w:val="0"/>
+          <w:sz w:val="22"/>
+        </w:rPr>
+        <w:t>25^{\mathrm{th}}</w:t>
+      </w:r>
+    </w:p>
+    <w:p>
+      <w:r>
+        <w:rPr>
+          <w:rFonts w:ascii="Times New Roman" w:hAnsi="Times New Roman" w:eastAsia="Times New Roman"/>
+          <w:b w:val="0"/>
+          <w:i w:val="0"/>
+          <w:sz w:val="22"/>
+        </w:rPr>
+        <w:t>$$</w:t>
+      </w:r>
+    </w:p>
+    <w:p>
+      <w:r>
+        <w:rPr>
+          <w:rFonts w:ascii="Times New Roman" w:hAnsi="Times New Roman" w:eastAsia="Times New Roman"/>
+          <w:b w:val="0"/>
+          <w:i w:val="0"/>
+          <w:sz w:val="22"/>
+        </w:rPr>
+        <w:t>$$</w:t>
+      </w:r>
+    </w:p>
+    <w:p>
+      <w:r>
+        <w:rPr>
+          <w:rFonts w:ascii="Times New Roman" w:hAnsi="Times New Roman" w:eastAsia="Times New Roman"/>
+          <w:b w:val="0"/>
+          <w:i w:val="0"/>
+          <w:sz w:val="22"/>
+        </w:rPr>
+        <w:t>3^{\circ}</w:t>
+      </w:r>
+    </w:p>
+    <w:p>
+      <w:r>
+        <w:rPr>
+          <w:rFonts w:ascii="Times New Roman" w:hAnsi="Times New Roman" w:eastAsia="Times New Roman"/>
+          <w:b w:val="0"/>
+          <w:i w:val="0"/>
+          <w:sz w:val="22"/>
+        </w:rPr>
+        <w:t>$$</w:t>
+      </w:r>
+    </w:p>
+    <w:p>
+      <w:r>
+        <w:rPr>
+          <w:rFonts w:ascii="Times New Roman" w:hAnsi="Times New Roman" w:eastAsia="Times New Roman"/>
+          <w:b w:val="0"/>
+          <w:i w:val="0"/>
+          <w:sz w:val="22"/>
+        </w:rPr>
+        <w:t>$$</w:t>
+      </w:r>
+    </w:p>
+    <w:p>
+      <w:r>
+        <w:rPr>
+          <w:rFonts w:ascii="Times New Roman" w:hAnsi="Times New Roman" w:eastAsia="Times New Roman"/>
+          <w:b w:val="0"/>
+          <w:i w:val="0"/>
+          <w:sz w:val="22"/>
+        </w:rPr>
+        <w:t>22^{\mathrm{nd}}</w:t>
+      </w:r>
+    </w:p>
+    <w:p>
+      <w:r>
+        <w:rPr>
+          <w:rFonts w:ascii="Times New Roman" w:hAnsi="Times New Roman" w:eastAsia="Times New Roman"/>
+          <w:b w:val="0"/>
+          <w:i w:val="0"/>
+          <w:sz w:val="22"/>
+        </w:rPr>
+        <w:t>$$</w:t>
       </w:r>
     </w:p>
     <w:p/>
+    <w:p>
+      <w:r>
+        <w:rPr>
+          <w:rFonts w:ascii="Times New Roman" w:hAnsi="Times New Roman" w:eastAsia="Times New Roman"/>
+          <w:b w:val="0"/>
+          <w:i w:val="0"/>
+          <w:sz w:val="22"/>
+        </w:rPr>
+        <w:t>Defence by 15&lt;sup&gt;th&lt;/sup&gt; February 2025.</w:t>
+      </w:r>
+    </w:p>
+    <w:p>
+      <w:r>
+        <w:rPr>
+          <w:rFonts w:ascii="Times New Roman" w:hAnsi="Times New Roman" w:eastAsia="Times New Roman"/>
+          <w:b w:val="0"/>
+          <w:i w:val="0"/>
+          <w:sz w:val="22"/>
+        </w:rPr>
+        <w:t>$$</w:t>
+      </w:r>
+    </w:p>
+    <w:p>
+      <w:r>
+        <w:rPr>
+          <w:rFonts w:ascii="Times New Roman" w:hAnsi="Times New Roman" w:eastAsia="Times New Roman"/>
+          <w:b w:val="0"/>
+          <w:i w:val="0"/>
+          <w:sz w:val="22"/>
+        </w:rPr>
+        <w:t>15^{th}</w:t>
+      </w:r>
+    </w:p>
+    <w:p>
+      <w:r>
+        <w:rPr>
+          <w:rFonts w:ascii="Times New Roman" w:hAnsi="Times New Roman" w:eastAsia="Times New Roman"/>
+          <w:b w:val="0"/>
+          <w:i w:val="0"/>
+          <w:sz w:val="22"/>
+        </w:rPr>
+        <w:t>$$</w:t>
+      </w:r>
+    </w:p>
+    <w:p>
+      <w:r>
+        <w:rPr>
+          <w:rFonts w:ascii="Times New Roman" w:hAnsi="Times New Roman" w:eastAsia="Times New Roman"/>
+          <w:b w:val="0"/>
+          <w:i w:val="0"/>
+          <w:sz w:val="22"/>
+        </w:rPr>
+        <w:t>6. At the arbitral hearing scheduled on 19&lt;sup&gt;th&lt;/sup&gt; February 2025, the advocate</w:t>
+      </w:r>
+    </w:p>
+    <w:p>
+      <w:r>
+        <w:rPr>
+          <w:rFonts w:ascii="Times New Roman" w:hAnsi="Times New Roman" w:eastAsia="Times New Roman"/>
+          <w:b w:val="0"/>
+          <w:i w:val="0"/>
+          <w:sz w:val="22"/>
+        </w:rPr>
+        <w:t>appearing on behalf of Respondent Nos. 1-3  sought a further  2 (two)</w:t>
+      </w:r>
+    </w:p>
+    <w:p>
+      <w:r>
+        <w:rPr>
+          <w:rFonts w:ascii="Times New Roman" w:hAnsi="Times New Roman" w:eastAsia="Times New Roman"/>
+          <w:b w:val="0"/>
+          <w:i w:val="0"/>
+          <w:sz w:val="22"/>
+        </w:rPr>
+        <w:t>week period to file his statement of defence. Finally, he agreed that his</w:t>
+      </w:r>
+    </w:p>
+    <w:p>
+      <w:r>
+        <w:rPr>
+          <w:rFonts w:ascii="Times New Roman" w:hAnsi="Times New Roman" w:eastAsia="Times New Roman"/>
+          <w:b w:val="0"/>
+          <w:i w:val="0"/>
+          <w:sz w:val="22"/>
+        </w:rPr>
+        <w:t>statement of defence would be served on the Parties on 28&lt;sup&gt;th&lt;/sup&gt; February</w:t>
+      </w:r>
+    </w:p>
+    <w:p>
+      <w:r>
+        <w:rPr>
+          <w:rFonts w:ascii="Times New Roman" w:hAnsi="Times New Roman" w:eastAsia="Times New Roman"/>
+          <w:b w:val="0"/>
+          <w:i w:val="0"/>
+          <w:sz w:val="22"/>
+        </w:rPr>
+        <w:t>2025 and filed on 1  March 2025.  Hereto annexed and marked&lt;sup&gt;st&lt;/sup&gt;</w:t>
+      </w:r>
+    </w:p>
+    <w:p>
+      <w:r>
+        <w:rPr>
+          <w:rFonts w:ascii="Times New Roman" w:hAnsi="Times New Roman" w:eastAsia="Times New Roman"/>
+          <w:b w:val="0"/>
+          <w:i w:val="0"/>
+          <w:sz w:val="22"/>
+        </w:rPr>
+        <w:t>‘Annexure 4’ is a copy of minutes of proceedings dated 19&lt;sup&gt;th&lt;/sup&gt; February</w:t>
+      </w:r>
+    </w:p>
+    <w:p>
+      <w:r>
+        <w:rPr>
+          <w:rFonts w:ascii="Times New Roman" w:hAnsi="Times New Roman" w:eastAsia="Times New Roman"/>
+          <w:b w:val="0"/>
+          <w:i w:val="0"/>
+          <w:sz w:val="22"/>
+        </w:rPr>
+        <w:t>2025 which records the above.</w:t>
+      </w:r>
+    </w:p>
+    <w:p>
+      <w:r>
+        <w:rPr>
+          <w:rFonts w:ascii="Times New Roman" w:hAnsi="Times New Roman" w:eastAsia="Times New Roman"/>
+          <w:b w:val="0"/>
+          <w:i w:val="0"/>
+          <w:sz w:val="22"/>
+        </w:rPr>
+        <w:t>$$</w:t>
+      </w:r>
+    </w:p>
+    <w:p>
+      <w:r>
+        <w:rPr>
+          <w:rFonts w:ascii="Times New Roman" w:hAnsi="Times New Roman" w:eastAsia="Times New Roman"/>
+          <w:b w:val="0"/>
+          <w:i w:val="0"/>
+          <w:sz w:val="22"/>
+        </w:rPr>
+        <w:t>19^{th}</w:t>
+      </w:r>
+    </w:p>
+    <w:p>
+      <w:r>
+        <w:rPr>
+          <w:rFonts w:ascii="Times New Roman" w:hAnsi="Times New Roman" w:eastAsia="Times New Roman"/>
+          <w:b w:val="0"/>
+          <w:i w:val="0"/>
+          <w:sz w:val="22"/>
+        </w:rPr>
+        <w:t>$$</w:t>
+      </w:r>
+    </w:p>
+    <w:p>
+      <w:r>
+        <w:rPr>
+          <w:rFonts w:ascii="Times New Roman" w:hAnsi="Times New Roman" w:eastAsia="Times New Roman"/>
+          <w:b w:val="0"/>
+          <w:i w:val="0"/>
+          <w:sz w:val="22"/>
+        </w:rPr>
+        <w:t>$$</w:t>
+      </w:r>
+    </w:p>
+    <w:p>
+      <w:r>
+        <w:rPr>
+          <w:rFonts w:ascii="Times New Roman" w:hAnsi="Times New Roman" w:eastAsia="Times New Roman"/>
+          <w:b w:val="0"/>
+          <w:i w:val="0"/>
+          <w:sz w:val="22"/>
+        </w:rPr>
+        <w:t>28^{th}</w:t>
+      </w:r>
+    </w:p>
+    <w:p>
+      <w:r>
+        <w:rPr>
+          <w:rFonts w:ascii="Times New Roman" w:hAnsi="Times New Roman" w:eastAsia="Times New Roman"/>
+          <w:b w:val="0"/>
+          <w:i w:val="0"/>
+          <w:sz w:val="22"/>
+        </w:rPr>
+        <w:t>$$</w:t>
+      </w:r>
+    </w:p>
+    <w:p>
+      <w:r>
+        <w:rPr>
+          <w:rFonts w:ascii="Times New Roman" w:hAnsi="Times New Roman" w:eastAsia="Times New Roman"/>
+          <w:b w:val="0"/>
+          <w:i w:val="0"/>
+          <w:sz w:val="22"/>
+        </w:rPr>
+        <w:t>$$</w:t>
+      </w:r>
+    </w:p>
+    <w:p>
+      <w:r>
+        <w:rPr>
+          <w:rFonts w:ascii="Times New Roman" w:hAnsi="Times New Roman" w:eastAsia="Times New Roman"/>
+          <w:b w:val="0"/>
+          <w:i w:val="0"/>
+          <w:sz w:val="22"/>
+        </w:rPr>
+        <w:t>1^{st}</w:t>
+      </w:r>
+    </w:p>
+    <w:p>
+      <w:r>
+        <w:rPr>
+          <w:rFonts w:ascii="Times New Roman" w:hAnsi="Times New Roman" w:eastAsia="Times New Roman"/>
+          <w:b w:val="0"/>
+          <w:i w:val="0"/>
+          <w:sz w:val="22"/>
+        </w:rPr>
+        <w:t>$$</w:t>
+      </w:r>
+    </w:p>
+    <w:p>
+      <w:r>
+        <w:rPr>
+          <w:rFonts w:ascii="Times New Roman" w:hAnsi="Times New Roman" w:eastAsia="Times New Roman"/>
+          <w:b w:val="0"/>
+          <w:i w:val="0"/>
+          <w:sz w:val="22"/>
+        </w:rPr>
+        <w:t>$$</w:t>
+      </w:r>
+    </w:p>
+    <w:p>
+      <w:r>
+        <w:rPr>
+          <w:rFonts w:ascii="Times New Roman" w:hAnsi="Times New Roman" w:eastAsia="Times New Roman"/>
+          <w:b w:val="0"/>
+          <w:i w:val="0"/>
+          <w:sz w:val="22"/>
+        </w:rPr>
+        <w:t>4^{\circ}</w:t>
+      </w:r>
+    </w:p>
+    <w:p>
+      <w:r>
+        <w:rPr>
+          <w:rFonts w:ascii="Times New Roman" w:hAnsi="Times New Roman" w:eastAsia="Times New Roman"/>
+          <w:b w:val="0"/>
+          <w:i w:val="0"/>
+          <w:sz w:val="22"/>
+        </w:rPr>
+        <w:t>$$</w:t>
+      </w:r>
+    </w:p>
+    <w:p>
+      <w:r>
+        <w:rPr>
+          <w:rFonts w:ascii="Times New Roman" w:hAnsi="Times New Roman" w:eastAsia="Times New Roman"/>
+          <w:b w:val="0"/>
+          <w:i w:val="0"/>
+          <w:sz w:val="22"/>
+        </w:rPr>
+        <w:t>$$</w:t>
+      </w:r>
+    </w:p>
+    <w:p>
+      <w:r>
+        <w:rPr>
+          <w:rFonts w:ascii="Times New Roman" w:hAnsi="Times New Roman" w:eastAsia="Times New Roman"/>
+          <w:b w:val="0"/>
+          <w:i w:val="0"/>
+          <w:sz w:val="22"/>
+        </w:rPr>
+        <w:t>19^{th}</w:t>
+      </w:r>
+    </w:p>
+    <w:p>
+      <w:r>
+        <w:rPr>
+          <w:rFonts w:ascii="Times New Roman" w:hAnsi="Times New Roman" w:eastAsia="Times New Roman"/>
+          <w:b w:val="0"/>
+          <w:i w:val="0"/>
+          <w:sz w:val="22"/>
+        </w:rPr>
+        <w:t>$$</w:t>
+      </w:r>
+    </w:p>
+    <w:p>
+      <w:r>
+        <w:rPr>
+          <w:rFonts w:ascii="Times New Roman" w:hAnsi="Times New Roman" w:eastAsia="Times New Roman"/>
+          <w:b w:val="0"/>
+          <w:i w:val="0"/>
+          <w:sz w:val="22"/>
+        </w:rPr>
+        <w:t>7. Vide an email dated 28&lt;sup&gt;th&lt;/sup&gt; February 2025 with a time stamp of 07.13 pm, the</w:t>
+      </w:r>
+    </w:p>
+    <w:p>
+      <w:r>
+        <w:rPr>
+          <w:rFonts w:ascii="Times New Roman" w:hAnsi="Times New Roman" w:eastAsia="Times New Roman"/>
+          <w:b w:val="0"/>
+          <w:i w:val="0"/>
+          <w:sz w:val="22"/>
+        </w:rPr>
+        <w:t>advocate on behalf of Respondent Nos. 1-3 recorded that Respondent</w:t>
+      </w:r>
+    </w:p>
+    <w:p>
+      <w:r>
+        <w:rPr>
+          <w:rFonts w:ascii="Times New Roman" w:hAnsi="Times New Roman" w:eastAsia="Times New Roman"/>
+          <w:b w:val="0"/>
+          <w:i w:val="0"/>
+          <w:sz w:val="22"/>
+        </w:rPr>
+        <w:t>No. 1 who had been instructing the advocate on behalf of Respondent</w:t>
+      </w:r>
+    </w:p>
+    <w:p>
+      <w:r>
+        <w:rPr>
+          <w:rFonts w:ascii="Times New Roman" w:hAnsi="Times New Roman" w:eastAsia="Times New Roman"/>
+          <w:b w:val="0"/>
+          <w:i w:val="0"/>
+          <w:sz w:val="22"/>
+        </w:rPr>
+        <w:t>Nos. 1-3 was unwell and consequently could not meet him to finalise</w:t>
+      </w:r>
+    </w:p>
+    <w:p>
+      <w:r>
+        <w:rPr>
+          <w:rFonts w:ascii="Times New Roman" w:hAnsi="Times New Roman" w:eastAsia="Times New Roman"/>
+          <w:b w:val="0"/>
+          <w:i w:val="0"/>
+          <w:sz w:val="22"/>
+        </w:rPr>
+        <w:t>the Statement of Defence. He therefore requested for a further period of</w:t>
+      </w:r>
+    </w:p>
+    <w:p>
+      <w:r>
+        <w:rPr>
+          <w:rFonts w:ascii="Times New Roman" w:hAnsi="Times New Roman" w:eastAsia="Times New Roman"/>
+          <w:b w:val="0"/>
+          <w:i w:val="0"/>
+          <w:sz w:val="22"/>
+        </w:rPr>
+        <w:t>one week to file the same. The minutes of proceedings dated 1  March&lt;sup&gt;st&lt;/sup&gt;</w:t>
+      </w:r>
+    </w:p>
+    <w:p>
+      <w:r>
+        <w:rPr>
+          <w:rFonts w:ascii="Times New Roman" w:hAnsi="Times New Roman" w:eastAsia="Times New Roman"/>
+          <w:b w:val="0"/>
+          <w:i w:val="0"/>
+          <w:sz w:val="22"/>
+        </w:rPr>
+        <w:t>2025 which are hereto annexed as ‘Annexure 5’ record the above.</w:t>
+      </w:r>
+    </w:p>
+    <w:p>
+      <w:r>
+        <w:rPr>
+          <w:rFonts w:ascii="Times New Roman" w:hAnsi="Times New Roman" w:eastAsia="Times New Roman"/>
+          <w:b w:val="0"/>
+          <w:i w:val="0"/>
+          <w:sz w:val="22"/>
+        </w:rPr>
+        <w:t>$$</w:t>
+      </w:r>
+    </w:p>
+    <w:p>
+      <w:r>
+        <w:rPr>
+          <w:rFonts w:ascii="Times New Roman" w:hAnsi="Times New Roman" w:eastAsia="Times New Roman"/>
+          <w:b w:val="0"/>
+          <w:i w:val="0"/>
+          <w:sz w:val="22"/>
+        </w:rPr>
+        <w:t>28^{\mathrm{th}}</w:t>
+      </w:r>
+    </w:p>
+    <w:p>
+      <w:r>
+        <w:rPr>
+          <w:rFonts w:ascii="Times New Roman" w:hAnsi="Times New Roman" w:eastAsia="Times New Roman"/>
+          <w:b w:val="0"/>
+          <w:i w:val="0"/>
+          <w:sz w:val="22"/>
+        </w:rPr>
+        <w:t>$$</w:t>
+      </w:r>
+    </w:p>
+    <w:p>
+      <w:r>
+        <w:rPr>
+          <w:rFonts w:ascii="Times New Roman" w:hAnsi="Times New Roman" w:eastAsia="Times New Roman"/>
+          <w:b w:val="0"/>
+          <w:i w:val="0"/>
+          <w:sz w:val="22"/>
+        </w:rPr>
+        <w:t>$$</w:t>
+      </w:r>
+    </w:p>
+    <w:p>
+      <w:r>
+        <w:rPr>
+          <w:rFonts w:ascii="Times New Roman" w:hAnsi="Times New Roman" w:eastAsia="Times New Roman"/>
+          <w:b w:val="0"/>
+          <w:i w:val="0"/>
+          <w:sz w:val="22"/>
+        </w:rPr>
+        <w:t>1^{\mathrm{st}}</w:t>
+      </w:r>
+    </w:p>
+    <w:p>
+      <w:r>
+        <w:rPr>
+          <w:rFonts w:ascii="Times New Roman" w:hAnsi="Times New Roman" w:eastAsia="Times New Roman"/>
+          <w:b w:val="0"/>
+          <w:i w:val="0"/>
+          <w:sz w:val="22"/>
+        </w:rPr>
+        <w:t>$$</w:t>
+      </w:r>
+    </w:p>
+    <w:p>
+      <w:r>
+        <w:rPr>
+          <w:rFonts w:ascii="Times New Roman" w:hAnsi="Times New Roman" w:eastAsia="Times New Roman"/>
+          <w:b w:val="0"/>
+          <w:i w:val="0"/>
+          <w:sz w:val="22"/>
+        </w:rPr>
+        <w:t>$$</w:t>
+      </w:r>
+    </w:p>
+    <w:p>
+      <w:r>
+        <w:rPr>
+          <w:rFonts w:ascii="Times New Roman" w:hAnsi="Times New Roman" w:eastAsia="Times New Roman"/>
+          <w:b w:val="0"/>
+          <w:i w:val="0"/>
+          <w:sz w:val="22"/>
+        </w:rPr>
+        <w:t>5^{\circ}</w:t>
+      </w:r>
+    </w:p>
+    <w:p>
+      <w:r>
+        <w:rPr>
+          <w:rFonts w:ascii="Times New Roman" w:hAnsi="Times New Roman" w:eastAsia="Times New Roman"/>
+          <w:b w:val="0"/>
+          <w:i w:val="0"/>
+          <w:sz w:val="22"/>
+        </w:rPr>
+        <w:t>$$</w:t>
+      </w:r>
+    </w:p>
+    <w:p>
+      <w:r>
+        <w:rPr>
+          <w:rFonts w:ascii="Times New Roman" w:hAnsi="Times New Roman" w:eastAsia="Times New Roman"/>
+          <w:b w:val="0"/>
+          <w:i w:val="0"/>
+          <w:sz w:val="22"/>
+        </w:rPr>
+        <w:t>8. Respondent Nos. 1-3 finally filed their Statement of Defence on 8&lt;sup&gt;th&lt;/sup&gt; March</w:t>
+      </w:r>
+    </w:p>
+    <w:p>
+      <w:r>
+        <w:rPr>
+          <w:rFonts w:ascii="Times New Roman" w:hAnsi="Times New Roman" w:eastAsia="Times New Roman"/>
+          <w:b w:val="0"/>
+          <w:i w:val="0"/>
+          <w:sz w:val="22"/>
+        </w:rPr>
+        <w:t>2025.  The minutes of proceedings  dated hereto annexed and marked</w:t>
+      </w:r>
+    </w:p>
+    <w:p>
+      <w:r>
+        <w:rPr>
+          <w:rFonts w:ascii="Times New Roman" w:hAnsi="Times New Roman" w:eastAsia="Times New Roman"/>
+          <w:b w:val="0"/>
+          <w:i w:val="0"/>
+          <w:sz w:val="22"/>
+        </w:rPr>
+        <w:t>‘Annexure 6’ record that the Statement of Defence has been filed.</w:t>
+      </w:r>
+    </w:p>
+    <w:p>
+      <w:r>
+        <w:rPr>
+          <w:rFonts w:ascii="Times New Roman" w:hAnsi="Times New Roman" w:eastAsia="Times New Roman"/>
+          <w:b w:val="0"/>
+          <w:i w:val="0"/>
+          <w:sz w:val="22"/>
+        </w:rPr>
+        <w:t>Upon the filing of the Statement of Defence,  the statutory period to</w:t>
+      </w:r>
+    </w:p>
+    <w:p>
+      <w:r>
+        <w:rPr>
+          <w:rFonts w:ascii="Times New Roman" w:hAnsi="Times New Roman" w:eastAsia="Times New Roman"/>
+          <w:b w:val="0"/>
+          <w:i w:val="0"/>
+          <w:sz w:val="22"/>
+        </w:rPr>
+        <w:t>raise the plea that the arbitral tribunal did not have jurisdiction  to</w:t>
+      </w:r>
+    </w:p>
+    <w:p>
+      <w:r>
+        <w:rPr>
+          <w:rFonts w:ascii="Times New Roman" w:hAnsi="Times New Roman" w:eastAsia="Times New Roman"/>
+          <w:b w:val="0"/>
+          <w:i w:val="0"/>
+          <w:sz w:val="22"/>
+        </w:rPr>
+        <w:t>entertain the dispute lapsed. Section 16(2) expressly states that “A plea</w:t>
+      </w:r>
+    </w:p>
+    <w:p>
+      <w:r>
+        <w:rPr>
+          <w:rFonts w:ascii="Times New Roman" w:hAnsi="Times New Roman" w:eastAsia="Times New Roman"/>
+          <w:b w:val="0"/>
+          <w:i w:val="0"/>
+          <w:sz w:val="22"/>
+        </w:rPr>
+        <w:t>that the arbitral tribunal does not have jurisdiction shall be raised not</w:t>
+      </w:r>
+    </w:p>
+    <w:p>
+      <w:r>
+        <w:rPr>
+          <w:rFonts w:ascii="Times New Roman" w:hAnsi="Times New Roman" w:eastAsia="Times New Roman"/>
+          <w:b w:val="0"/>
+          <w:i w:val="0"/>
+          <w:sz w:val="22"/>
+        </w:rPr>
+        <w:t>later than the submission of the statement of defence…..” In the present</w:t>
+      </w:r>
+    </w:p>
+    <w:p>
+      <w:r>
+        <w:rPr>
+          <w:rFonts w:ascii="Times New Roman" w:hAnsi="Times New Roman" w:eastAsia="Times New Roman"/>
+          <w:b w:val="0"/>
+          <w:i w:val="0"/>
+          <w:sz w:val="22"/>
+        </w:rPr>
+        <w:t>case the application under Section 16 has been filed  on 14&lt;sup&gt;th&lt;/sup&gt; March</w:t>
+      </w:r>
+    </w:p>
+    <w:p>
+      <w:r>
+        <w:rPr>
+          <w:rFonts w:ascii="Times New Roman" w:hAnsi="Times New Roman" w:eastAsia="Times New Roman"/>
+          <w:b w:val="0"/>
+          <w:i w:val="0"/>
+          <w:sz w:val="22"/>
+        </w:rPr>
+        <w:t>2026, more than one year after Respondent Nos. 1-3 filed their</w:t>
+      </w:r>
+    </w:p>
+    <w:p>
+      <w:r>
+        <w:rPr>
+          <w:rFonts w:ascii="Times New Roman" w:hAnsi="Times New Roman" w:eastAsia="Times New Roman"/>
+          <w:b w:val="0"/>
+          <w:i w:val="0"/>
+          <w:sz w:val="22"/>
+        </w:rPr>
+        <w:t>Statement of Defence. The said application taken out at this belated</w:t>
+      </w:r>
+    </w:p>
+    <w:p>
+      <w:r>
+        <w:rPr>
+          <w:rFonts w:ascii="Times New Roman" w:hAnsi="Times New Roman" w:eastAsia="Times New Roman"/>
+          <w:b w:val="0"/>
+          <w:i w:val="0"/>
+          <w:sz w:val="22"/>
+        </w:rPr>
+        <w:t>stage  which provides no justification for the delay  is another tactic</w:t>
+      </w:r>
+    </w:p>
+    <w:p>
+      <w:r>
+        <w:rPr>
+          <w:rFonts w:ascii="Times New Roman" w:hAnsi="Times New Roman" w:eastAsia="Times New Roman"/>
+          <w:b w:val="0"/>
+          <w:i w:val="0"/>
+          <w:sz w:val="22"/>
+        </w:rPr>
+        <w:t>adopted by Respondent Nos. 1-3 to frustrate and delay the progress of</w:t>
+      </w:r>
+    </w:p>
+    <w:p>
+      <w:r>
+        <w:rPr>
+          <w:rFonts w:ascii="Times New Roman" w:hAnsi="Times New Roman" w:eastAsia="Times New Roman"/>
+          <w:b w:val="0"/>
+          <w:i w:val="0"/>
+          <w:sz w:val="22"/>
+        </w:rPr>
+        <w:t>the arbitration.</w:t>
+      </w:r>
+    </w:p>
+    <w:p>
+      <w:r>
+        <w:rPr>
+          <w:rFonts w:ascii="Times New Roman" w:hAnsi="Times New Roman" w:eastAsia="Times New Roman"/>
+          <w:b w:val="0"/>
+          <w:i w:val="0"/>
+          <w:sz w:val="22"/>
+        </w:rPr>
+        <w:t>$$</w:t>
+      </w:r>
+    </w:p>
+    <w:p>
+      <w:r>
+        <w:rPr>
+          <w:rFonts w:ascii="Times New Roman" w:hAnsi="Times New Roman" w:eastAsia="Times New Roman"/>
+          <w:b w:val="0"/>
+          <w:i w:val="0"/>
+          <w:sz w:val="22"/>
+        </w:rPr>
+        <w:t>8^{th}</w:t>
+      </w:r>
+    </w:p>
+    <w:p>
+      <w:r>
+        <w:rPr>
+          <w:rFonts w:ascii="Times New Roman" w:hAnsi="Times New Roman" w:eastAsia="Times New Roman"/>
+          <w:b w:val="0"/>
+          <w:i w:val="0"/>
+          <w:sz w:val="22"/>
+        </w:rPr>
+        <w:t>$$</w:t>
+      </w:r>
+    </w:p>
+    <w:p>
+      <w:r>
+        <w:rPr>
+          <w:rFonts w:ascii="Times New Roman" w:hAnsi="Times New Roman" w:eastAsia="Times New Roman"/>
+          <w:b w:val="0"/>
+          <w:i w:val="0"/>
+          <w:sz w:val="22"/>
+        </w:rPr>
+        <w:t>$$</w:t>
+      </w:r>
+    </w:p>
+    <w:p>
+      <w:r>
+        <w:rPr>
+          <w:rFonts w:ascii="Times New Roman" w:hAnsi="Times New Roman" w:eastAsia="Times New Roman"/>
+          <w:b w:val="0"/>
+          <w:i w:val="0"/>
+          <w:sz w:val="22"/>
+        </w:rPr>
+        <w:t>6^{\circ}</w:t>
+      </w:r>
+    </w:p>
+    <w:p>
+      <w:r>
+        <w:rPr>
+          <w:rFonts w:ascii="Times New Roman" w:hAnsi="Times New Roman" w:eastAsia="Times New Roman"/>
+          <w:b w:val="0"/>
+          <w:i w:val="0"/>
+          <w:sz w:val="22"/>
+        </w:rPr>
+        <w:t>$$</w:t>
+      </w:r>
+    </w:p>
+    <w:p>
+      <w:r>
+        <w:rPr>
+          <w:rFonts w:ascii="Times New Roman" w:hAnsi="Times New Roman" w:eastAsia="Times New Roman"/>
+          <w:b w:val="0"/>
+          <w:i w:val="0"/>
+          <w:sz w:val="22"/>
+        </w:rPr>
+        <w:t>$$</w:t>
+      </w:r>
+    </w:p>
+    <w:p>
+      <w:r>
+        <w:rPr>
+          <w:rFonts w:ascii="Times New Roman" w:hAnsi="Times New Roman" w:eastAsia="Times New Roman"/>
+          <w:b w:val="0"/>
+          <w:i w:val="0"/>
+          <w:sz w:val="22"/>
+        </w:rPr>
+        <w:t>14^{ 甥 }</w:t>
+      </w:r>
+    </w:p>
+    <w:p>
+      <w:r>
+        <w:rPr>
+          <w:rFonts w:ascii="Times New Roman" w:hAnsi="Times New Roman" w:eastAsia="Times New Roman"/>
+          <w:b w:val="0"/>
+          <w:i w:val="0"/>
+          <w:sz w:val="22"/>
+        </w:rPr>
+        <w:t>$$</w:t>
+      </w:r>
+    </w:p>
+    <w:p>
+      <w:r>
+        <w:rPr>
+          <w:rFonts w:ascii="Times New Roman" w:hAnsi="Times New Roman" w:eastAsia="Times New Roman"/>
+          <w:b w:val="0"/>
+          <w:i w:val="0"/>
+          <w:sz w:val="22"/>
+        </w:rPr>
+        <w:t>9. Further, after the filing of the Statement of Defence on 8&lt;sup&gt;th&lt;/sup&gt; March 2025, the</w:t>
+      </w:r>
+    </w:p>
+    <w:p>
+      <w:r>
+        <w:rPr>
+          <w:rFonts w:ascii="Times New Roman" w:hAnsi="Times New Roman" w:eastAsia="Times New Roman"/>
+          <w:b w:val="0"/>
+          <w:i w:val="0"/>
+          <w:sz w:val="22"/>
+        </w:rPr>
+        <w:t>Respondent Nos. 1-3 filed an application on 22&lt;sup&gt;nd&lt;/sup&gt; March 2025 for</w:t>
+      </w:r>
+    </w:p>
+    <w:p>
+      <w:r>
+        <w:rPr>
+          <w:rFonts w:ascii="Times New Roman" w:hAnsi="Times New Roman" w:eastAsia="Times New Roman"/>
+          <w:b w:val="0"/>
+          <w:i w:val="0"/>
+          <w:sz w:val="22"/>
+        </w:rPr>
+        <w:t>interim measures under Section 17 of the Arbitration Act praying for</w:t>
+      </w:r>
+    </w:p>
+    <w:p>
+      <w:r>
+        <w:rPr>
+          <w:rFonts w:ascii="Times New Roman" w:hAnsi="Times New Roman" w:eastAsia="Times New Roman"/>
+          <w:b w:val="0"/>
+          <w:i w:val="0"/>
+          <w:sz w:val="22"/>
+        </w:rPr>
+        <w:t>directions that the Claimant be required to furnish various documents</w:t>
+      </w:r>
+    </w:p>
+    <w:p>
+      <w:r>
+        <w:rPr>
+          <w:rFonts w:ascii="Times New Roman" w:hAnsi="Times New Roman" w:eastAsia="Times New Roman"/>
+          <w:b w:val="0"/>
+          <w:i w:val="0"/>
+          <w:sz w:val="22"/>
+        </w:rPr>
+        <w:t>to enable the Respondents to “compute their entitlements in the</w:t>
+      </w:r>
+    </w:p>
+    <w:p>
+      <w:r>
+        <w:rPr>
+          <w:rFonts w:ascii="Times New Roman" w:hAnsi="Times New Roman" w:eastAsia="Times New Roman"/>
+          <w:b w:val="0"/>
+          <w:i w:val="0"/>
+          <w:sz w:val="22"/>
+        </w:rPr>
+        <w:t>profits/losses of the Association, as well as the share of Respondents 1,</w:t>
+      </w:r>
+    </w:p>
+    <w:p>
+      <w:r>
+        <w:rPr>
+          <w:rFonts w:ascii="Times New Roman" w:hAnsi="Times New Roman" w:eastAsia="Times New Roman"/>
+          <w:b w:val="0"/>
+          <w:i w:val="0"/>
+          <w:sz w:val="22"/>
+        </w:rPr>
+        <w:t>2 and 3 in the assets of the Association…”. This application is one</w:t>
+      </w:r>
+    </w:p>
+    <w:p>
+      <w:r>
+        <w:rPr>
+          <w:rFonts w:ascii="Times New Roman" w:hAnsi="Times New Roman" w:eastAsia="Times New Roman"/>
+          <w:b w:val="0"/>
+          <w:i w:val="0"/>
+          <w:sz w:val="22"/>
+        </w:rPr>
+        <w:t>instance amongst others that demonstrate that Respondents 1-3</w:t>
+      </w:r>
+    </w:p>
+    <w:p>
+      <w:r>
+        <w:rPr>
+          <w:rFonts w:ascii="Times New Roman" w:hAnsi="Times New Roman" w:eastAsia="Times New Roman"/>
+          <w:b w:val="0"/>
+          <w:i w:val="0"/>
+          <w:sz w:val="22"/>
+        </w:rPr>
+        <w:t>acquiesced and submitted to the jurisdiction of the arbitration</w:t>
+      </w:r>
+    </w:p>
+    <w:p>
+      <w:r>
+        <w:rPr>
+          <w:rFonts w:ascii="Times New Roman" w:hAnsi="Times New Roman" w:eastAsia="Times New Roman"/>
+          <w:b w:val="0"/>
+          <w:i w:val="0"/>
+          <w:sz w:val="22"/>
+        </w:rPr>
+        <w:t>proceedings.  Hereto annexed and marked ‘Annexure 7’ is a copy of</w:t>
+      </w:r>
+    </w:p>
+    <w:p>
+      <w:r>
+        <w:rPr>
+          <w:rFonts w:ascii="Times New Roman" w:hAnsi="Times New Roman" w:eastAsia="Times New Roman"/>
+          <w:b w:val="0"/>
+          <w:i w:val="0"/>
+          <w:sz w:val="22"/>
+        </w:rPr>
+        <w:t>the minutes of proceedings dated 22&lt;sup&gt;nd&lt;/sup&gt; March 2025. I crave leave to</w:t>
+      </w:r>
+    </w:p>
+    <w:p>
+      <w:r>
+        <w:rPr>
+          <w:rFonts w:ascii="Times New Roman" w:hAnsi="Times New Roman" w:eastAsia="Times New Roman"/>
+          <w:b w:val="0"/>
+          <w:i w:val="0"/>
+          <w:sz w:val="22"/>
+        </w:rPr>
+        <w:t>refer to the Application dated 22&lt;sup&gt;nd&lt;/sup&gt; March 2022 as and when produced.</w:t>
+      </w:r>
+    </w:p>
+    <w:p>
+      <w:r>
+        <w:rPr>
+          <w:rFonts w:ascii="Times New Roman" w:hAnsi="Times New Roman" w:eastAsia="Times New Roman"/>
+          <w:b w:val="0"/>
+          <w:i w:val="0"/>
+          <w:sz w:val="22"/>
+        </w:rPr>
+        <w:t>$$</w:t>
+      </w:r>
+    </w:p>
+    <w:p>
+      <w:r>
+        <w:rPr>
+          <w:rFonts w:ascii="Times New Roman" w:hAnsi="Times New Roman" w:eastAsia="Times New Roman"/>
+          <w:b w:val="0"/>
+          <w:i w:val="0"/>
+          <w:sz w:val="22"/>
+        </w:rPr>
+        <w:t>8^{th}</w:t>
+      </w:r>
+    </w:p>
+    <w:p>
+      <w:r>
+        <w:rPr>
+          <w:rFonts w:ascii="Times New Roman" w:hAnsi="Times New Roman" w:eastAsia="Times New Roman"/>
+          <w:b w:val="0"/>
+          <w:i w:val="0"/>
+          <w:sz w:val="22"/>
+        </w:rPr>
+        <w:t>$$</w:t>
+      </w:r>
+    </w:p>
+    <w:p>
+      <w:r>
+        <w:rPr>
+          <w:rFonts w:ascii="Times New Roman" w:hAnsi="Times New Roman" w:eastAsia="Times New Roman"/>
+          <w:b w:val="0"/>
+          <w:i w:val="0"/>
+          <w:sz w:val="22"/>
+        </w:rPr>
+        <w:t>$$</w:t>
+      </w:r>
+    </w:p>
+    <w:p>
+      <w:r>
+        <w:rPr>
+          <w:rFonts w:ascii="Times New Roman" w:hAnsi="Times New Roman" w:eastAsia="Times New Roman"/>
+          <w:b w:val="0"/>
+          <w:i w:val="0"/>
+          <w:sz w:val="22"/>
+        </w:rPr>
+        <w:t>22^{\mathrm{nd}}</w:t>
+      </w:r>
+    </w:p>
+    <w:p>
+      <w:r>
+        <w:rPr>
+          <w:rFonts w:ascii="Times New Roman" w:hAnsi="Times New Roman" w:eastAsia="Times New Roman"/>
+          <w:b w:val="0"/>
+          <w:i w:val="0"/>
+          <w:sz w:val="22"/>
+        </w:rPr>
+        <w:t>$$</w:t>
+      </w:r>
+    </w:p>
+    <w:p>
+      <w:r>
+        <w:rPr>
+          <w:rFonts w:ascii="Times New Roman" w:hAnsi="Times New Roman" w:eastAsia="Times New Roman"/>
+          <w:b w:val="0"/>
+          <w:i w:val="0"/>
+          <w:sz w:val="22"/>
+        </w:rPr>
+        <w:t>$$</w:t>
+      </w:r>
+    </w:p>
+    <w:p>
+      <w:r>
+        <w:rPr>
+          <w:rFonts w:ascii="Times New Roman" w:hAnsi="Times New Roman" w:eastAsia="Times New Roman"/>
+          <w:b w:val="0"/>
+          <w:i w:val="0"/>
+          <w:sz w:val="22"/>
+        </w:rPr>
+        <w:t>7^{\circ}</w:t>
+      </w:r>
+    </w:p>
+    <w:p>
+      <w:r>
+        <w:rPr>
+          <w:rFonts w:ascii="Times New Roman" w:hAnsi="Times New Roman" w:eastAsia="Times New Roman"/>
+          <w:b w:val="0"/>
+          <w:i w:val="0"/>
+          <w:sz w:val="22"/>
+        </w:rPr>
+        <w:t>$$</w:t>
+      </w:r>
+    </w:p>
+    <w:p>
+      <w:r>
+        <w:rPr>
+          <w:rFonts w:ascii="Times New Roman" w:hAnsi="Times New Roman" w:eastAsia="Times New Roman"/>
+          <w:b w:val="0"/>
+          <w:i w:val="0"/>
+          <w:sz w:val="22"/>
+        </w:rPr>
+        <w:t>$$</w:t>
+      </w:r>
+    </w:p>
+    <w:p>
+      <w:r>
+        <w:rPr>
+          <w:rFonts w:ascii="Times New Roman" w:hAnsi="Times New Roman" w:eastAsia="Times New Roman"/>
+          <w:b w:val="0"/>
+          <w:i w:val="0"/>
+          <w:sz w:val="22"/>
+        </w:rPr>
+        <w:t>22^{\mathrm{nd}}</w:t>
+      </w:r>
+    </w:p>
+    <w:p>
+      <w:r>
+        <w:rPr>
+          <w:rFonts w:ascii="Times New Roman" w:hAnsi="Times New Roman" w:eastAsia="Times New Roman"/>
+          <w:b w:val="0"/>
+          <w:i w:val="0"/>
+          <w:sz w:val="22"/>
+        </w:rPr>
+        <w:t>$$</w:t>
+      </w:r>
+    </w:p>
+    <w:p>
+      <w:r>
+        <w:rPr>
+          <w:rFonts w:ascii="Times New Roman" w:hAnsi="Times New Roman" w:eastAsia="Times New Roman"/>
+          <w:b w:val="0"/>
+          <w:i w:val="0"/>
+          <w:sz w:val="22"/>
+        </w:rPr>
+        <w:t>$$</w:t>
+      </w:r>
+    </w:p>
+    <w:p>
+      <w:r>
+        <w:rPr>
+          <w:rFonts w:ascii="Times New Roman" w:hAnsi="Times New Roman" w:eastAsia="Times New Roman"/>
+          <w:b w:val="0"/>
+          <w:i w:val="0"/>
+          <w:sz w:val="22"/>
+        </w:rPr>
+        <w:t>22^{\mathrm{nd}}</w:t>
+      </w:r>
+    </w:p>
+    <w:p>
+      <w:r>
+        <w:rPr>
+          <w:rFonts w:ascii="Times New Roman" w:hAnsi="Times New Roman" w:eastAsia="Times New Roman"/>
+          <w:b w:val="0"/>
+          <w:i w:val="0"/>
+          <w:sz w:val="22"/>
+        </w:rPr>
+        <w:t>$$</w:t>
+      </w:r>
+    </w:p>
+    <w:p>
+      <w:r>
+        <w:rPr>
+          <w:rFonts w:ascii="Times New Roman" w:hAnsi="Times New Roman" w:eastAsia="Times New Roman"/>
+          <w:b w:val="0"/>
+          <w:i w:val="0"/>
+          <w:sz w:val="22"/>
+        </w:rPr>
+        <w:t>10. The subsequent minutes of proceedings dated 5&lt;sup&gt;th&lt;/sup&gt; April 2025 which are</w:t>
+      </w:r>
+    </w:p>
+    <w:p>
+      <w:r>
+        <w:rPr>
+          <w:rFonts w:ascii="Times New Roman" w:hAnsi="Times New Roman" w:eastAsia="Times New Roman"/>
+          <w:b w:val="0"/>
+          <w:i w:val="0"/>
+          <w:sz w:val="22"/>
+        </w:rPr>
+        <w:t>hereto annexed and marked ‘Annexure 8’ record that arguments were</w:t>
+      </w:r>
+    </w:p>
+    <w:p>
+      <w:r>
+        <w:rPr>
+          <w:rFonts w:ascii="Times New Roman" w:hAnsi="Times New Roman" w:eastAsia="Times New Roman"/>
+          <w:b w:val="0"/>
+          <w:i w:val="0"/>
+          <w:sz w:val="22"/>
+        </w:rPr>
+        <w:t>advanced by the Claimant on an application for interim measures dated</w:t>
+      </w:r>
+    </w:p>
+    <w:p>
+      <w:r>
+        <w:rPr>
+          <w:rFonts w:ascii="Times New Roman" w:hAnsi="Times New Roman" w:eastAsia="Times New Roman"/>
+          <w:b w:val="0"/>
+          <w:i w:val="0"/>
+          <w:sz w:val="22"/>
+        </w:rPr>
+        <w:t>1  March 2025 filed under Section 17 of the Arbitration  Act. The&lt;sup&gt;st&lt;/sup&gt;</w:t>
+      </w:r>
+    </w:p>
+    <w:p>
+      <w:r>
+        <w:rPr>
+          <w:rFonts w:ascii="Times New Roman" w:hAnsi="Times New Roman" w:eastAsia="Times New Roman"/>
+          <w:b w:val="0"/>
+          <w:i w:val="0"/>
+          <w:sz w:val="22"/>
+        </w:rPr>
+        <w:t>advocate for the Respondent Nos. 1-3 stated that he would argue on the</w:t>
+      </w:r>
+    </w:p>
+    <w:p>
+      <w:r>
+        <w:rPr>
+          <w:rFonts w:ascii="Times New Roman" w:hAnsi="Times New Roman" w:eastAsia="Times New Roman"/>
+          <w:b w:val="0"/>
+          <w:i w:val="0"/>
+          <w:sz w:val="22"/>
+        </w:rPr>
+        <w:t>next date of hearing on the Application filed by him (22&lt;sup&gt;nd&lt;/sup&gt; March 2025)</w:t>
+      </w:r>
+    </w:p>
+    <w:p>
+      <w:r>
+        <w:rPr>
+          <w:rFonts w:ascii="Times New Roman" w:hAnsi="Times New Roman" w:eastAsia="Times New Roman"/>
+          <w:b w:val="0"/>
+          <w:i w:val="0"/>
+          <w:sz w:val="22"/>
+        </w:rPr>
+        <w:t>as well as Reply to the Application u/s 17 filed by the Claimant.</w:t>
+      </w:r>
+    </w:p>
+    <w:p>
+      <w:r>
+        <w:rPr>
+          <w:rFonts w:ascii="Times New Roman" w:hAnsi="Times New Roman" w:eastAsia="Times New Roman"/>
+          <w:b w:val="0"/>
+          <w:i w:val="0"/>
+          <w:sz w:val="22"/>
+        </w:rPr>
+        <w:t>$$</w:t>
+      </w:r>
+    </w:p>
+    <w:p>
+      <w:r>
+        <w:rPr>
+          <w:rFonts w:ascii="Times New Roman" w:hAnsi="Times New Roman" w:eastAsia="Times New Roman"/>
+          <w:b w:val="0"/>
+          <w:i w:val="0"/>
+          <w:sz w:val="22"/>
+        </w:rPr>
+        <w:t>5^{th}</w:t>
+      </w:r>
+    </w:p>
+    <w:p>
+      <w:r>
+        <w:rPr>
+          <w:rFonts w:ascii="Times New Roman" w:hAnsi="Times New Roman" w:eastAsia="Times New Roman"/>
+          <w:b w:val="0"/>
+          <w:i w:val="0"/>
+          <w:sz w:val="22"/>
+        </w:rPr>
+        <w:t>$$</w:t>
+      </w:r>
+    </w:p>
+    <w:p>
+      <w:r>
+        <w:rPr>
+          <w:rFonts w:ascii="Times New Roman" w:hAnsi="Times New Roman" w:eastAsia="Times New Roman"/>
+          <w:b w:val="0"/>
+          <w:i w:val="0"/>
+          <w:sz w:val="22"/>
+        </w:rPr>
+        <w:t>$$</w:t>
+      </w:r>
+    </w:p>
+    <w:p>
+      <w:r>
+        <w:rPr>
+          <w:rFonts w:ascii="Times New Roman" w:hAnsi="Times New Roman" w:eastAsia="Times New Roman"/>
+          <w:b w:val="0"/>
+          <w:i w:val="0"/>
+          <w:sz w:val="22"/>
+        </w:rPr>
+        <w:t>8^{\circ}</w:t>
+      </w:r>
+    </w:p>
+    <w:p>
+      <w:r>
+        <w:rPr>
+          <w:rFonts w:ascii="Times New Roman" w:hAnsi="Times New Roman" w:eastAsia="Times New Roman"/>
+          <w:b w:val="0"/>
+          <w:i w:val="0"/>
+          <w:sz w:val="22"/>
+        </w:rPr>
+        <w:t>$$</w:t>
+      </w:r>
+    </w:p>
+    <w:p>
+      <w:r>
+        <w:rPr>
+          <w:rFonts w:ascii="Times New Roman" w:hAnsi="Times New Roman" w:eastAsia="Times New Roman"/>
+          <w:b w:val="0"/>
+          <w:i w:val="0"/>
+          <w:sz w:val="22"/>
+        </w:rPr>
+        <w:t>$$</w:t>
+      </w:r>
+    </w:p>
+    <w:p>
+      <w:r>
+        <w:rPr>
+          <w:rFonts w:ascii="Times New Roman" w:hAnsi="Times New Roman" w:eastAsia="Times New Roman"/>
+          <w:b w:val="0"/>
+          <w:i w:val="0"/>
+          <w:sz w:val="22"/>
+        </w:rPr>
+        <w:t>1^{st}</w:t>
+      </w:r>
+    </w:p>
+    <w:p>
+      <w:r>
+        <w:rPr>
+          <w:rFonts w:ascii="Times New Roman" w:hAnsi="Times New Roman" w:eastAsia="Times New Roman"/>
+          <w:b w:val="0"/>
+          <w:i w:val="0"/>
+          <w:sz w:val="22"/>
+        </w:rPr>
+        <w:t>$$</w:t>
+      </w:r>
+    </w:p>
+    <w:p>
+      <w:r>
+        <w:rPr>
+          <w:rFonts w:ascii="Times New Roman" w:hAnsi="Times New Roman" w:eastAsia="Times New Roman"/>
+          <w:b w:val="0"/>
+          <w:i w:val="0"/>
+          <w:sz w:val="22"/>
+        </w:rPr>
+        <w:t>$$</w:t>
+      </w:r>
+    </w:p>
+    <w:p>
+      <w:r>
+        <w:rPr>
+          <w:rFonts w:ascii="Times New Roman" w:hAnsi="Times New Roman" w:eastAsia="Times New Roman"/>
+          <w:b w:val="0"/>
+          <w:i w:val="0"/>
+          <w:sz w:val="22"/>
+        </w:rPr>
+        <w:t>(22^{\mathrm{nd}}</w:t>
+      </w:r>
+    </w:p>
+    <w:p>
+      <w:r>
+        <w:rPr>
+          <w:rFonts w:ascii="Times New Roman" w:hAnsi="Times New Roman" w:eastAsia="Times New Roman"/>
+          <w:b w:val="0"/>
+          <w:i w:val="0"/>
+          <w:sz w:val="22"/>
+        </w:rPr>
+        <w:t>$$</w:t>
+      </w:r>
+    </w:p>
+    <w:p>
+      <w:r>
+        <w:rPr>
+          <w:rFonts w:ascii="Times New Roman" w:hAnsi="Times New Roman" w:eastAsia="Times New Roman"/>
+          <w:b w:val="0"/>
+          <w:i w:val="0"/>
+          <w:sz w:val="22"/>
+        </w:rPr>
+        <w:t>11. On the next date, i.e. 26&lt;sup&gt;th&lt;/sup&gt; April 2025, the advocate on behalf of</w:t>
+      </w:r>
+    </w:p>
+    <w:p>
+      <w:r>
+        <w:rPr>
+          <w:rFonts w:ascii="Times New Roman" w:hAnsi="Times New Roman" w:eastAsia="Times New Roman"/>
+          <w:b w:val="0"/>
+          <w:i w:val="0"/>
+          <w:sz w:val="22"/>
+        </w:rPr>
+        <w:t>Respondent Nos. 1-3 argued the Application under Section 17 filed by</w:t>
+      </w:r>
+    </w:p>
+    <w:p>
+      <w:r>
+        <w:rPr>
+          <w:rFonts w:ascii="Times New Roman" w:hAnsi="Times New Roman" w:eastAsia="Times New Roman"/>
+          <w:b w:val="0"/>
+          <w:i w:val="0"/>
+          <w:sz w:val="22"/>
+        </w:rPr>
+        <w:t>the Claimant, as well the application under Section 17 filed by</w:t>
+      </w:r>
+    </w:p>
+    <w:p>
+      <w:r>
+        <w:rPr>
+          <w:rFonts w:ascii="Times New Roman" w:hAnsi="Times New Roman" w:eastAsia="Times New Roman"/>
+          <w:b w:val="0"/>
+          <w:i w:val="0"/>
+          <w:sz w:val="22"/>
+        </w:rPr>
+        <w:t>Respondent Nos. 1-3.  Pursuant to the arguments,  The Ld. Arbitrator</w:t>
+      </w:r>
+    </w:p>
+    <w:p>
+      <w:r>
+        <w:rPr>
+          <w:rFonts w:ascii="Times New Roman" w:hAnsi="Times New Roman" w:eastAsia="Times New Roman"/>
+          <w:b w:val="0"/>
+          <w:i w:val="0"/>
+          <w:sz w:val="22"/>
+        </w:rPr>
+        <w:t>recorded that “the Parties were ad idem as regards the appointment of</w:t>
+      </w:r>
+    </w:p>
+    <w:p>
+      <w:r>
+        <w:rPr>
+          <w:rFonts w:ascii="Times New Roman" w:hAnsi="Times New Roman" w:eastAsia="Times New Roman"/>
+          <w:b w:val="0"/>
+          <w:i w:val="0"/>
+          <w:sz w:val="22"/>
+        </w:rPr>
+        <w:t>the Receiver they are to inform the Tribunal  on who should be</w:t>
+      </w:r>
+    </w:p>
+    <w:p>
+      <w:r>
+        <w:rPr>
+          <w:rFonts w:ascii="Times New Roman" w:hAnsi="Times New Roman" w:eastAsia="Times New Roman"/>
+          <w:b w:val="0"/>
+          <w:i w:val="0"/>
+          <w:sz w:val="22"/>
+        </w:rPr>
+        <w:t>$$</w:t>
+      </w:r>
+    </w:p>
+    <w:p>
+      <w:r>
+        <w:rPr>
+          <w:rFonts w:ascii="Times New Roman" w:hAnsi="Times New Roman" w:eastAsia="Times New Roman"/>
+          <w:b w:val="0"/>
+          <w:i w:val="0"/>
+          <w:sz w:val="22"/>
+        </w:rPr>
+        <w:t>26^{ 由 }</w:t>
+      </w:r>
+    </w:p>
+    <w:p>
+      <w:r>
+        <w:rPr>
+          <w:rFonts w:ascii="Times New Roman" w:hAnsi="Times New Roman" w:eastAsia="Times New Roman"/>
+          <w:b w:val="0"/>
+          <w:i w:val="0"/>
+          <w:sz w:val="22"/>
+        </w:rPr>
+        <w:t>$$</w:t>
+      </w:r>
+    </w:p>
+    <w:p/>
+    <w:p>
+      <w:r>
+        <w:rPr>
+          <w:rFonts w:ascii="Times New Roman" w:hAnsi="Times New Roman" w:eastAsia="Times New Roman"/>
+          <w:b w:val="0"/>
+          <w:i w:val="0"/>
+          <w:sz w:val="22"/>
+        </w:rPr>
+        <w:t>appointed as the Receiver for taking over the management of the Suit</w:t>
+      </w:r>
+    </w:p>
+    <w:p>
+      <w:r>
+        <w:rPr>
+          <w:rFonts w:ascii="Times New Roman" w:hAnsi="Times New Roman" w:eastAsia="Times New Roman"/>
+          <w:b w:val="0"/>
+          <w:i w:val="0"/>
+          <w:sz w:val="22"/>
+        </w:rPr>
+        <w:t>Property…..” This is one more instance where the Respondent Nos. 1-</w:t>
+      </w:r>
+    </w:p>
+    <w:p>
+      <w:r>
+        <w:rPr>
+          <w:rFonts w:ascii="Times New Roman" w:hAnsi="Times New Roman" w:eastAsia="Times New Roman"/>
+          <w:b w:val="0"/>
+          <w:i w:val="0"/>
+          <w:sz w:val="22"/>
+        </w:rPr>
+        <w:t>3 submitted to and accepted the jurisdiction of the arbitral tribunal.</w:t>
+      </w:r>
+    </w:p>
+    <w:p>
+      <w:r>
+        <w:rPr>
+          <w:rFonts w:ascii="Times New Roman" w:hAnsi="Times New Roman" w:eastAsia="Times New Roman"/>
+          <w:b w:val="0"/>
+          <w:i w:val="0"/>
+          <w:sz w:val="22"/>
+        </w:rPr>
+        <w:t>Hereto annexed and marked ‘Annexure 9’ is a copy of the minutes of</w:t>
+      </w:r>
+    </w:p>
+    <w:p>
+      <w:r>
+        <w:rPr>
+          <w:rFonts w:ascii="Times New Roman" w:hAnsi="Times New Roman" w:eastAsia="Times New Roman"/>
+          <w:b w:val="0"/>
+          <w:i w:val="0"/>
+          <w:sz w:val="22"/>
+        </w:rPr>
+        <w:t>proceedings dated 26&lt;sup&gt;th&lt;/sup&gt; April 2025. Subsequently however, the Parties</w:t>
+      </w:r>
+    </w:p>
+    <w:p>
+      <w:r>
+        <w:rPr>
+          <w:rFonts w:ascii="Times New Roman" w:hAnsi="Times New Roman" w:eastAsia="Times New Roman"/>
+          <w:b w:val="0"/>
+          <w:i w:val="0"/>
+          <w:sz w:val="22"/>
+        </w:rPr>
+        <w:t>could not agree upon the person to be appointed as Receiver.</w:t>
+      </w:r>
+    </w:p>
+    <w:p>
+      <w:r>
+        <w:rPr>
+          <w:rFonts w:ascii="Times New Roman" w:hAnsi="Times New Roman" w:eastAsia="Times New Roman"/>
+          <w:b w:val="0"/>
+          <w:i w:val="0"/>
+          <w:sz w:val="22"/>
+        </w:rPr>
+        <w:t>$$</w:t>
+      </w:r>
+    </w:p>
+    <w:p>
+      <w:r>
+        <w:rPr>
+          <w:rFonts w:ascii="Times New Roman" w:hAnsi="Times New Roman" w:eastAsia="Times New Roman"/>
+          <w:b w:val="0"/>
+          <w:i w:val="0"/>
+          <w:sz w:val="22"/>
+        </w:rPr>
+        <w:t>9^{\circ}</w:t>
+      </w:r>
+    </w:p>
+    <w:p>
+      <w:r>
+        <w:rPr>
+          <w:rFonts w:ascii="Times New Roman" w:hAnsi="Times New Roman" w:eastAsia="Times New Roman"/>
+          <w:b w:val="0"/>
+          <w:i w:val="0"/>
+          <w:sz w:val="22"/>
+        </w:rPr>
+        <w:t>$$</w:t>
+      </w:r>
+    </w:p>
+    <w:p>
+      <w:r>
+        <w:rPr>
+          <w:rFonts w:ascii="Times New Roman" w:hAnsi="Times New Roman" w:eastAsia="Times New Roman"/>
+          <w:b w:val="0"/>
+          <w:i w:val="0"/>
+          <w:sz w:val="22"/>
+        </w:rPr>
+        <w:t>$$</w:t>
+      </w:r>
+    </w:p>
+    <w:p>
+      <w:r>
+        <w:rPr>
+          <w:rFonts w:ascii="Times New Roman" w:hAnsi="Times New Roman" w:eastAsia="Times New Roman"/>
+          <w:b w:val="0"/>
+          <w:i w:val="0"/>
+          <w:sz w:val="22"/>
+        </w:rPr>
+        <w:t>26^{th}</w:t>
+      </w:r>
+    </w:p>
+    <w:p>
+      <w:r>
+        <w:rPr>
+          <w:rFonts w:ascii="Times New Roman" w:hAnsi="Times New Roman" w:eastAsia="Times New Roman"/>
+          <w:b w:val="0"/>
+          <w:i w:val="0"/>
+          <w:sz w:val="22"/>
+        </w:rPr>
+        <w:t>$$</w:t>
+      </w:r>
+    </w:p>
+    <w:p>
+      <w:r>
+        <w:rPr>
+          <w:rFonts w:ascii="Times New Roman" w:hAnsi="Times New Roman" w:eastAsia="Times New Roman"/>
+          <w:b w:val="0"/>
+          <w:i w:val="0"/>
+          <w:sz w:val="22"/>
+        </w:rPr>
+        <w:t>12. Thereafter, the minutes of proceedings held on 7&lt;sup&gt;th&lt;/sup&gt; June 2025, record that</w:t>
+      </w:r>
+    </w:p>
+    <w:p>
+      <w:r>
+        <w:rPr>
+          <w:rFonts w:ascii="Times New Roman" w:hAnsi="Times New Roman" w:eastAsia="Times New Roman"/>
+          <w:b w:val="0"/>
+          <w:i w:val="0"/>
+          <w:sz w:val="22"/>
+        </w:rPr>
+        <w:t>the advocate on behalf of Respondent Nos. 1-3  stated that he would</w:t>
+      </w:r>
+    </w:p>
+    <w:p>
+      <w:r>
+        <w:rPr>
+          <w:rFonts w:ascii="Times New Roman" w:hAnsi="Times New Roman" w:eastAsia="Times New Roman"/>
+          <w:b w:val="0"/>
+          <w:i w:val="0"/>
+          <w:sz w:val="22"/>
+        </w:rPr>
+        <w:t>continue to respond to the  Application under Section 17 filed by the</w:t>
+      </w:r>
+    </w:p>
+    <w:p>
+      <w:r>
+        <w:rPr>
+          <w:rFonts w:ascii="Times New Roman" w:hAnsi="Times New Roman" w:eastAsia="Times New Roman"/>
+          <w:b w:val="0"/>
+          <w:i w:val="0"/>
+          <w:sz w:val="22"/>
+        </w:rPr>
+        <w:t>Claimant on a later date since settlement talks had been initiated by the</w:t>
+      </w:r>
+    </w:p>
+    <w:p>
+      <w:r>
+        <w:rPr>
+          <w:rFonts w:ascii="Times New Roman" w:hAnsi="Times New Roman" w:eastAsia="Times New Roman"/>
+          <w:b w:val="0"/>
+          <w:i w:val="0"/>
+          <w:sz w:val="22"/>
+        </w:rPr>
+        <w:t>parties. Hereto annexed and marked ‘Annexure 10’ is a copy of the</w:t>
+      </w:r>
+    </w:p>
+    <w:p>
+      <w:r>
+        <w:rPr>
+          <w:rFonts w:ascii="Times New Roman" w:hAnsi="Times New Roman" w:eastAsia="Times New Roman"/>
+          <w:b w:val="0"/>
+          <w:i w:val="0"/>
+          <w:sz w:val="22"/>
+        </w:rPr>
+        <w:t>minutes of proceedings dated 7&lt;sup&gt;th&lt;/sup&gt; June 2025.</w:t>
+      </w:r>
+    </w:p>
+    <w:p>
+      <w:r>
+        <w:rPr>
+          <w:rFonts w:ascii="Times New Roman" w:hAnsi="Times New Roman" w:eastAsia="Times New Roman"/>
+          <w:b w:val="0"/>
+          <w:i w:val="0"/>
+          <w:sz w:val="22"/>
+        </w:rPr>
+        <w:t>$$</w:t>
+      </w:r>
+    </w:p>
+    <w:p>
+      <w:r>
+        <w:rPr>
+          <w:rFonts w:ascii="Times New Roman" w:hAnsi="Times New Roman" w:eastAsia="Times New Roman"/>
+          <w:b w:val="0"/>
+          <w:i w:val="0"/>
+          <w:sz w:val="22"/>
+        </w:rPr>
+        <w:t>7^{th}</w:t>
+      </w:r>
+    </w:p>
+    <w:p>
+      <w:r>
+        <w:rPr>
+          <w:rFonts w:ascii="Times New Roman" w:hAnsi="Times New Roman" w:eastAsia="Times New Roman"/>
+          <w:b w:val="0"/>
+          <w:i w:val="0"/>
+          <w:sz w:val="22"/>
+        </w:rPr>
+        <w:t>$$</w:t>
+      </w:r>
+    </w:p>
+    <w:p>
+      <w:r>
+        <w:rPr>
+          <w:rFonts w:ascii="Times New Roman" w:hAnsi="Times New Roman" w:eastAsia="Times New Roman"/>
+          <w:b w:val="0"/>
+          <w:i w:val="0"/>
+          <w:sz w:val="22"/>
+        </w:rPr>
+        <w:t>$$</w:t>
+      </w:r>
+    </w:p>
+    <w:p>
+      <w:r>
+        <w:rPr>
+          <w:rFonts w:ascii="Times New Roman" w:hAnsi="Times New Roman" w:eastAsia="Times New Roman"/>
+          <w:b w:val="0"/>
+          <w:i w:val="0"/>
+          <w:sz w:val="22"/>
+        </w:rPr>
+        <w:t>\mathbf{10}</w:t>
+      </w:r>
+    </w:p>
+    <w:p>
+      <w:r>
+        <w:rPr>
+          <w:rFonts w:ascii="Times New Roman" w:hAnsi="Times New Roman" w:eastAsia="Times New Roman"/>
+          <w:b w:val="0"/>
+          <w:i w:val="0"/>
+          <w:sz w:val="22"/>
+        </w:rPr>
+        <w:t>$$</w:t>
+      </w:r>
+    </w:p>
+    <w:p>
+      <w:r>
+        <w:rPr>
+          <w:rFonts w:ascii="Times New Roman" w:hAnsi="Times New Roman" w:eastAsia="Times New Roman"/>
+          <w:b w:val="0"/>
+          <w:i w:val="0"/>
+          <w:sz w:val="22"/>
+        </w:rPr>
+        <w:t>$$</w:t>
+      </w:r>
+    </w:p>
+    <w:p>
+      <w:r>
+        <w:rPr>
+          <w:rFonts w:ascii="Times New Roman" w:hAnsi="Times New Roman" w:eastAsia="Times New Roman"/>
+          <w:b w:val="0"/>
+          <w:i w:val="0"/>
+          <w:sz w:val="22"/>
+        </w:rPr>
+        <w:t>7^{th}</w:t>
+      </w:r>
+    </w:p>
+    <w:p>
+      <w:r>
+        <w:rPr>
+          <w:rFonts w:ascii="Times New Roman" w:hAnsi="Times New Roman" w:eastAsia="Times New Roman"/>
+          <w:b w:val="0"/>
+          <w:i w:val="0"/>
+          <w:sz w:val="22"/>
+        </w:rPr>
+        <w:t>$$</w:t>
+      </w:r>
+    </w:p>
+    <w:p>
+      <w:r>
+        <w:rPr>
+          <w:rFonts w:ascii="Times New Roman" w:hAnsi="Times New Roman" w:eastAsia="Times New Roman"/>
+          <w:b w:val="0"/>
+          <w:i w:val="0"/>
+          <w:sz w:val="22"/>
+        </w:rPr>
+        <w:t>13. Thereafter arbitration proceedings were adjourned from time to time to</w:t>
+      </w:r>
+    </w:p>
+    <w:p>
+      <w:r>
+        <w:rPr>
+          <w:rFonts w:ascii="Times New Roman" w:hAnsi="Times New Roman" w:eastAsia="Times New Roman"/>
+          <w:b w:val="0"/>
+          <w:i w:val="0"/>
+          <w:sz w:val="22"/>
+        </w:rPr>
+        <w:t>enable parties to arrive at a settlement and file consent terms before the</w:t>
+      </w:r>
+    </w:p>
+    <w:p>
+      <w:r>
+        <w:rPr>
+          <w:rFonts w:ascii="Times New Roman" w:hAnsi="Times New Roman" w:eastAsia="Times New Roman"/>
+          <w:b w:val="0"/>
+          <w:i w:val="0"/>
+          <w:sz w:val="22"/>
+        </w:rPr>
+        <w:t>arbitral tribunal. Unfortunately, as recorded in the minutes of</w:t>
+      </w:r>
+    </w:p>
+    <w:p>
+      <w:r>
+        <w:rPr>
+          <w:rFonts w:ascii="Times New Roman" w:hAnsi="Times New Roman" w:eastAsia="Times New Roman"/>
+          <w:b w:val="0"/>
+          <w:i w:val="0"/>
+          <w:sz w:val="22"/>
+        </w:rPr>
+        <w:t>proceedings dated 31  January 2026, the settlement talks&lt;sup&gt;st&lt;/sup&gt; “have not</w:t>
+      </w:r>
+    </w:p>
+    <w:p>
+      <w:r>
+        <w:rPr>
+          <w:rFonts w:ascii="Times New Roman" w:hAnsi="Times New Roman" w:eastAsia="Times New Roman"/>
+          <w:b w:val="0"/>
+          <w:i w:val="0"/>
+          <w:sz w:val="22"/>
+        </w:rPr>
+        <w:t>borne any fruits and as such they would argue the matter on the next</w:t>
+      </w:r>
+    </w:p>
+    <w:p>
+      <w:r>
+        <w:rPr>
+          <w:rFonts w:ascii="Times New Roman" w:hAnsi="Times New Roman" w:eastAsia="Times New Roman"/>
+          <w:b w:val="0"/>
+          <w:i w:val="0"/>
+          <w:sz w:val="22"/>
+        </w:rPr>
+        <w:t>date of hearing. By consent the parties have suggested 14.02.2025 as</w:t>
+      </w:r>
+    </w:p>
+    <w:p>
+      <w:r>
+        <w:rPr>
+          <w:rFonts w:ascii="Times New Roman" w:hAnsi="Times New Roman" w:eastAsia="Times New Roman"/>
+          <w:b w:val="0"/>
+          <w:i w:val="0"/>
+          <w:sz w:val="22"/>
+        </w:rPr>
+        <w:t>the next date for arguments on both the Applications. Application for</w:t>
+      </w:r>
+    </w:p>
+    <w:p>
+      <w:r>
+        <w:rPr>
+          <w:rFonts w:ascii="Times New Roman" w:hAnsi="Times New Roman" w:eastAsia="Times New Roman"/>
+          <w:b w:val="0"/>
+          <w:i w:val="0"/>
+          <w:sz w:val="22"/>
+        </w:rPr>
+        <w:t>receiver and Application for furnishing of Accounts filed by</w:t>
+      </w:r>
+    </w:p>
+    <w:p>
+      <w:r>
+        <w:rPr>
+          <w:rFonts w:ascii="Times New Roman" w:hAnsi="Times New Roman" w:eastAsia="Times New Roman"/>
+          <w:b w:val="0"/>
+          <w:i w:val="0"/>
+          <w:sz w:val="22"/>
+        </w:rPr>
+        <w:t>Respondents 1, 2 &amp; 3”. Hereto annexed and marked as ‘Annexure 11’</w:t>
+      </w:r>
+    </w:p>
+    <w:p>
+      <w:r>
+        <w:rPr>
+          <w:rFonts w:ascii="Times New Roman" w:hAnsi="Times New Roman" w:eastAsia="Times New Roman"/>
+          <w:b w:val="0"/>
+          <w:i w:val="0"/>
+          <w:sz w:val="22"/>
+        </w:rPr>
+        <w:t>is a copy of the minutes of proceedings dated 31  January 2026.&lt;sup&gt;st&lt;/sup&gt;</w:t>
+      </w:r>
+    </w:p>
+    <w:p>
+      <w:r>
+        <w:rPr>
+          <w:rFonts w:ascii="Times New Roman" w:hAnsi="Times New Roman" w:eastAsia="Times New Roman"/>
+          <w:b w:val="0"/>
+          <w:i w:val="0"/>
+          <w:sz w:val="22"/>
+        </w:rPr>
+        <w:t>$$</w:t>
+      </w:r>
+    </w:p>
+    <w:p>
+      <w:r>
+        <w:rPr>
+          <w:rFonts w:ascii="Times New Roman" w:hAnsi="Times New Roman" w:eastAsia="Times New Roman"/>
+          <w:b w:val="0"/>
+          <w:i w:val="0"/>
+          <w:sz w:val="22"/>
+        </w:rPr>
+        <w:t>31^{st}</w:t>
+      </w:r>
+    </w:p>
+    <w:p>
+      <w:r>
+        <w:rPr>
+          <w:rFonts w:ascii="Times New Roman" w:hAnsi="Times New Roman" w:eastAsia="Times New Roman"/>
+          <w:b w:val="0"/>
+          <w:i w:val="0"/>
+          <w:sz w:val="22"/>
+        </w:rPr>
+        <w:t>$$</w:t>
+      </w:r>
+    </w:p>
+    <w:p>
+      <w:r>
+        <w:rPr>
+          <w:rFonts w:ascii="Times New Roman" w:hAnsi="Times New Roman" w:eastAsia="Times New Roman"/>
+          <w:b w:val="0"/>
+          <w:i w:val="0"/>
+          <w:sz w:val="22"/>
+        </w:rPr>
+        <w:t>$$</w:t>
+      </w:r>
+    </w:p>
+    <w:p>
+      <w:r>
+        <w:rPr>
+          <w:rFonts w:ascii="Times New Roman" w:hAnsi="Times New Roman" w:eastAsia="Times New Roman"/>
+          <w:b w:val="0"/>
+          <w:i w:val="0"/>
+          <w:sz w:val="22"/>
+        </w:rPr>
+        <w:t>l,2\&amp;3</w:t>
+      </w:r>
+    </w:p>
+    <w:p>
+      <w:r>
+        <w:rPr>
+          <w:rFonts w:ascii="Times New Roman" w:hAnsi="Times New Roman" w:eastAsia="Times New Roman"/>
+          <w:b w:val="0"/>
+          <w:i w:val="0"/>
+          <w:sz w:val="22"/>
+        </w:rPr>
+        <w:t>$$</w:t>
+      </w:r>
+    </w:p>
+    <w:p>
+      <w:r>
+        <w:rPr>
+          <w:rFonts w:ascii="Times New Roman" w:hAnsi="Times New Roman" w:eastAsia="Times New Roman"/>
+          <w:b w:val="0"/>
+          <w:i w:val="0"/>
+          <w:sz w:val="22"/>
+        </w:rPr>
+        <w:t>$$</w:t>
+      </w:r>
+    </w:p>
+    <w:p>
+      <w:r>
+        <w:rPr>
+          <w:rFonts w:ascii="Times New Roman" w:hAnsi="Times New Roman" w:eastAsia="Times New Roman"/>
+          <w:b w:val="0"/>
+          <w:i w:val="0"/>
+          <w:sz w:val="22"/>
+        </w:rPr>
+        <w:t>31^{st}</w:t>
+      </w:r>
+    </w:p>
+    <w:p>
+      <w:r>
+        <w:rPr>
+          <w:rFonts w:ascii="Times New Roman" w:hAnsi="Times New Roman" w:eastAsia="Times New Roman"/>
+          <w:b w:val="0"/>
+          <w:i w:val="0"/>
+          <w:sz w:val="22"/>
+        </w:rPr>
+        <w:t>$$</w:t>
+      </w:r>
+    </w:p>
+    <w:p>
+      <w:r>
+        <w:rPr>
+          <w:rFonts w:ascii="Times New Roman" w:hAnsi="Times New Roman" w:eastAsia="Times New Roman"/>
+          <w:b w:val="0"/>
+          <w:i w:val="0"/>
+          <w:sz w:val="22"/>
+        </w:rPr>
+        <w:t>$$</w:t>
+      </w:r>
+    </w:p>
+    <w:p>
+      <w:r>
+        <w:rPr>
+          <w:rFonts w:ascii="Times New Roman" w:hAnsi="Times New Roman" w:eastAsia="Times New Roman"/>
+          <w:b w:val="0"/>
+          <w:i w:val="0"/>
+          <w:sz w:val="22"/>
+        </w:rPr>
+        <w:t>\mathbf{1}\mathbf{1}'</w:t>
+      </w:r>
+    </w:p>
+    <w:p>
+      <w:r>
+        <w:rPr>
+          <w:rFonts w:ascii="Times New Roman" w:hAnsi="Times New Roman" w:eastAsia="Times New Roman"/>
+          <w:b w:val="0"/>
+          <w:i w:val="0"/>
+          <w:sz w:val="22"/>
+        </w:rPr>
+        <w:t>$$</w:t>
+      </w:r>
+    </w:p>
+    <w:p>
+      <w:r>
+        <w:rPr>
+          <w:rFonts w:ascii="Times New Roman" w:hAnsi="Times New Roman" w:eastAsia="Times New Roman"/>
+          <w:b w:val="0"/>
+          <w:i w:val="0"/>
+          <w:sz w:val="22"/>
+        </w:rPr>
+        <w:t>14. Subsequently, vide an email dated 13&lt;sup&gt;th&lt;/sup&gt; February 2026, the arbitral tribunal</w:t>
+      </w:r>
+    </w:p>
+    <w:p>
+      <w:r>
+        <w:rPr>
+          <w:rFonts w:ascii="Times New Roman" w:hAnsi="Times New Roman" w:eastAsia="Times New Roman"/>
+          <w:b w:val="0"/>
+          <w:i w:val="0"/>
+          <w:sz w:val="22"/>
+        </w:rPr>
+        <w:t>was intimated that pursuant to instructions from Respondents 1, 2 &amp; 3</w:t>
+      </w:r>
+    </w:p>
+    <w:p>
+      <w:r>
+        <w:rPr>
+          <w:rFonts w:ascii="Times New Roman" w:hAnsi="Times New Roman" w:eastAsia="Times New Roman"/>
+          <w:b w:val="0"/>
+          <w:i w:val="0"/>
+          <w:sz w:val="22"/>
+        </w:rPr>
+        <w:t>the advocate had withdrawn his appearance. The proceedings were</w:t>
+      </w:r>
+    </w:p>
+    <w:p>
+      <w:r>
+        <w:rPr>
+          <w:rFonts w:ascii="Times New Roman" w:hAnsi="Times New Roman" w:eastAsia="Times New Roman"/>
+          <w:b w:val="0"/>
+          <w:i w:val="0"/>
+          <w:sz w:val="22"/>
+        </w:rPr>
+        <w:t>therefore adjourned on 14&lt;sup&gt;th&lt;/sup&gt; February 2026, and new advocates filed</w:t>
+      </w:r>
+    </w:p>
+    <w:p>
+      <w:r>
+        <w:rPr>
+          <w:rFonts w:ascii="Times New Roman" w:hAnsi="Times New Roman" w:eastAsia="Times New Roman"/>
+          <w:b w:val="0"/>
+          <w:i w:val="0"/>
+          <w:sz w:val="22"/>
+        </w:rPr>
+        <w:t>their  Vakalatnamas on behalf of Respondent Nos. 1, 2 and 3  on 14&lt;sup&gt;th&lt;/sup&gt;</w:t>
+      </w:r>
+    </w:p>
+    <w:p>
+      <w:r>
+        <w:rPr>
+          <w:rFonts w:ascii="Times New Roman" w:hAnsi="Times New Roman" w:eastAsia="Times New Roman"/>
+          <w:b w:val="0"/>
+          <w:i w:val="0"/>
+          <w:sz w:val="22"/>
+        </w:rPr>
+        <w:t>March 2026 simultaneous to which Respondent Nos. 2 filed the</w:t>
+      </w:r>
+    </w:p>
+    <w:p>
+      <w:r>
+        <w:rPr>
+          <w:rFonts w:ascii="Times New Roman" w:hAnsi="Times New Roman" w:eastAsia="Times New Roman"/>
+          <w:b w:val="0"/>
+          <w:i w:val="0"/>
+          <w:sz w:val="22"/>
+        </w:rPr>
+        <w:t>application under Section 16 of the Arbitration Act.  Hereto annexed</w:t>
+      </w:r>
+    </w:p>
+    <w:p>
+      <w:r>
+        <w:rPr>
+          <w:rFonts w:ascii="Times New Roman" w:hAnsi="Times New Roman" w:eastAsia="Times New Roman"/>
+          <w:b w:val="0"/>
+          <w:i w:val="0"/>
+          <w:sz w:val="22"/>
+        </w:rPr>
+        <w:t>and marked as ‘Annexure 12’ is a copy of the minutes of proceedings</w:t>
+      </w:r>
+    </w:p>
+    <w:p>
+      <w:r>
+        <w:rPr>
+          <w:rFonts w:ascii="Times New Roman" w:hAnsi="Times New Roman" w:eastAsia="Times New Roman"/>
+          <w:b w:val="0"/>
+          <w:i w:val="0"/>
+          <w:sz w:val="22"/>
+        </w:rPr>
+        <w:t>dated 14&lt;sup&gt;th&lt;/sup&gt; March 2026.</w:t>
+      </w:r>
+    </w:p>
+    <w:p>
+      <w:r>
+        <w:rPr>
+          <w:rFonts w:ascii="Times New Roman" w:hAnsi="Times New Roman" w:eastAsia="Times New Roman"/>
+          <w:b w:val="0"/>
+          <w:i w:val="0"/>
+          <w:sz w:val="22"/>
+        </w:rPr>
+        <w:t>$$</w:t>
+      </w:r>
+    </w:p>
+    <w:p>
+      <w:r>
+        <w:rPr>
+          <w:rFonts w:ascii="Times New Roman" w:hAnsi="Times New Roman" w:eastAsia="Times New Roman"/>
+          <w:b w:val="0"/>
+          <w:i w:val="0"/>
+          <w:sz w:val="22"/>
+        </w:rPr>
+        <w:t>13^{ 甥 }</w:t>
+      </w:r>
+    </w:p>
+    <w:p>
+      <w:r>
+        <w:rPr>
+          <w:rFonts w:ascii="Times New Roman" w:hAnsi="Times New Roman" w:eastAsia="Times New Roman"/>
+          <w:b w:val="0"/>
+          <w:i w:val="0"/>
+          <w:sz w:val="22"/>
+        </w:rPr>
+        <w:t>$$</w:t>
+      </w:r>
+    </w:p>
+    <w:p>
+      <w:r>
+        <w:rPr>
+          <w:rFonts w:ascii="Times New Roman" w:hAnsi="Times New Roman" w:eastAsia="Times New Roman"/>
+          <w:b w:val="0"/>
+          <w:i w:val="0"/>
+          <w:sz w:val="22"/>
+        </w:rPr>
+        <w:t>$$</w:t>
+      </w:r>
+    </w:p>
+    <w:p>
+      <w:r>
+        <w:rPr>
+          <w:rFonts w:ascii="Times New Roman" w:hAnsi="Times New Roman" w:eastAsia="Times New Roman"/>
+          <w:b w:val="0"/>
+          <w:i w:val="0"/>
+          <w:sz w:val="22"/>
+        </w:rPr>
+        <w:t>14^{th}</w:t>
+      </w:r>
+    </w:p>
+    <w:p>
+      <w:r>
+        <w:rPr>
+          <w:rFonts w:ascii="Times New Roman" w:hAnsi="Times New Roman" w:eastAsia="Times New Roman"/>
+          <w:b w:val="0"/>
+          <w:i w:val="0"/>
+          <w:sz w:val="22"/>
+        </w:rPr>
+        <w:t>$$</w:t>
+      </w:r>
+    </w:p>
+    <w:p>
+      <w:r>
+        <w:rPr>
+          <w:rFonts w:ascii="Times New Roman" w:hAnsi="Times New Roman" w:eastAsia="Times New Roman"/>
+          <w:b w:val="0"/>
+          <w:i w:val="0"/>
+          <w:sz w:val="22"/>
+        </w:rPr>
+        <w:t>$$</w:t>
+      </w:r>
+    </w:p>
+    <w:p>
+      <w:r>
+        <w:rPr>
+          <w:rFonts w:ascii="Times New Roman" w:hAnsi="Times New Roman" w:eastAsia="Times New Roman"/>
+          <w:b w:val="0"/>
+          <w:i w:val="0"/>
+          <w:sz w:val="22"/>
+        </w:rPr>
+        <w:t>14^{th}</w:t>
+      </w:r>
+    </w:p>
+    <w:p>
+      <w:r>
+        <w:rPr>
+          <w:rFonts w:ascii="Times New Roman" w:hAnsi="Times New Roman" w:eastAsia="Times New Roman"/>
+          <w:b w:val="0"/>
+          <w:i w:val="0"/>
+          <w:sz w:val="22"/>
+        </w:rPr>
+        <w:t>$$</w:t>
+      </w:r>
+    </w:p>
+    <w:p>
+      <w:r>
+        <w:rPr>
+          <w:rFonts w:ascii="Times New Roman" w:hAnsi="Times New Roman" w:eastAsia="Times New Roman"/>
+          <w:b w:val="0"/>
+          <w:i w:val="0"/>
+          <w:sz w:val="22"/>
+        </w:rPr>
+        <w:t>$$</w:t>
+      </w:r>
+    </w:p>
+    <w:p>
+      <w:r>
+        <w:rPr>
+          <w:rFonts w:ascii="Times New Roman" w:hAnsi="Times New Roman" w:eastAsia="Times New Roman"/>
+          <w:b w:val="0"/>
+          <w:i w:val="0"/>
+          <w:sz w:val="22"/>
+        </w:rPr>
+        <w:t>12^{\circ}</w:t>
+      </w:r>
+    </w:p>
+    <w:p>
+      <w:r>
+        <w:rPr>
+          <w:rFonts w:ascii="Times New Roman" w:hAnsi="Times New Roman" w:eastAsia="Times New Roman"/>
+          <w:b w:val="0"/>
+          <w:i w:val="0"/>
+          <w:sz w:val="22"/>
+        </w:rPr>
+        <w:t>$$</w:t>
+      </w:r>
+    </w:p>
+    <w:p>
+      <w:r>
+        <w:rPr>
+          <w:rFonts w:ascii="Times New Roman" w:hAnsi="Times New Roman" w:eastAsia="Times New Roman"/>
+          <w:b w:val="0"/>
+          <w:i w:val="0"/>
+          <w:sz w:val="22"/>
+        </w:rPr>
+        <w:t>$$</w:t>
+      </w:r>
+    </w:p>
+    <w:p>
+      <w:r>
+        <w:rPr>
+          <w:rFonts w:ascii="Times New Roman" w:hAnsi="Times New Roman" w:eastAsia="Times New Roman"/>
+          <w:b w:val="0"/>
+          <w:i w:val="0"/>
+          <w:sz w:val="22"/>
+        </w:rPr>
+        <w:t>14^{th}</w:t>
+      </w:r>
+    </w:p>
+    <w:p>
+      <w:r>
+        <w:rPr>
+          <w:rFonts w:ascii="Times New Roman" w:hAnsi="Times New Roman" w:eastAsia="Times New Roman"/>
+          <w:b w:val="0"/>
+          <w:i w:val="0"/>
+          <w:sz w:val="22"/>
+        </w:rPr>
+        <w:t>$$</w:t>
+      </w:r>
+    </w:p>
+    <w:p>
+      <w:r>
+        <w:rPr>
+          <w:rFonts w:ascii="Times New Roman" w:hAnsi="Times New Roman" w:eastAsia="Times New Roman"/>
+          <w:b w:val="0"/>
+          <w:i w:val="0"/>
+          <w:sz w:val="22"/>
+        </w:rPr>
+        <w:t>15. It is respectfully submitted that the Respondent Nos. 1, 2 and 3 filed their</w:t>
+      </w:r>
+    </w:p>
+    <w:p>
+      <w:r>
+        <w:rPr>
+          <w:rFonts w:ascii="Times New Roman" w:hAnsi="Times New Roman" w:eastAsia="Times New Roman"/>
+          <w:b w:val="0"/>
+          <w:i w:val="0"/>
+          <w:sz w:val="22"/>
+        </w:rPr>
+        <w:t>Statement of Defence on 8&lt;sup&gt;th&lt;/sup&gt; March 2025. Pursuant to filing the</w:t>
+      </w:r>
+    </w:p>
+    <w:p>
+      <w:r>
+        <w:rPr>
+          <w:rFonts w:ascii="Times New Roman" w:hAnsi="Times New Roman" w:eastAsia="Times New Roman"/>
+          <w:b w:val="0"/>
+          <w:i w:val="0"/>
+          <w:sz w:val="22"/>
+        </w:rPr>
+        <w:t>Statement of Defence, Respondent Nos. 1. 2 and 3 filed an Application</w:t>
+      </w:r>
+    </w:p>
+    <w:p>
+      <w:r>
+        <w:rPr>
+          <w:rFonts w:ascii="Times New Roman" w:hAnsi="Times New Roman" w:eastAsia="Times New Roman"/>
+          <w:b w:val="0"/>
+          <w:i w:val="0"/>
+          <w:sz w:val="22"/>
+        </w:rPr>
+        <w:t>dated 22&lt;sup&gt;nd&lt;/sup&gt; March 2025 under Section 17 of the Arbitration Act before</w:t>
+      </w:r>
+    </w:p>
+    <w:p>
+      <w:r>
+        <w:rPr>
+          <w:rFonts w:ascii="Times New Roman" w:hAnsi="Times New Roman" w:eastAsia="Times New Roman"/>
+          <w:b w:val="0"/>
+          <w:i w:val="0"/>
+          <w:sz w:val="22"/>
+        </w:rPr>
+        <w:t>the Arbitral Tribunal. Arguments on the applications filed by the</w:t>
+      </w:r>
+    </w:p>
+    <w:p>
+      <w:r>
+        <w:rPr>
+          <w:rFonts w:ascii="Times New Roman" w:hAnsi="Times New Roman" w:eastAsia="Times New Roman"/>
+          <w:b w:val="0"/>
+          <w:i w:val="0"/>
+          <w:sz w:val="22"/>
+        </w:rPr>
+        <w:t>Claimants and Respondent Nos 1, 2 and 3 are part heard.  They were</w:t>
+      </w:r>
+    </w:p>
+    <w:p>
+      <w:r>
+        <w:rPr>
+          <w:rFonts w:ascii="Times New Roman" w:hAnsi="Times New Roman" w:eastAsia="Times New Roman"/>
+          <w:b w:val="0"/>
+          <w:i w:val="0"/>
+          <w:sz w:val="22"/>
+        </w:rPr>
+        <w:t>adjourned to enable parties to explore a settlement. When settlement</w:t>
+      </w:r>
+    </w:p>
+    <w:p>
+      <w:r>
+        <w:rPr>
+          <w:rFonts w:ascii="Times New Roman" w:hAnsi="Times New Roman" w:eastAsia="Times New Roman"/>
+          <w:b w:val="0"/>
+          <w:i w:val="0"/>
+          <w:sz w:val="22"/>
+        </w:rPr>
+        <w:t>talks failed, the applications were revived and parties consented to</w:t>
+      </w:r>
+    </w:p>
+    <w:p>
+      <w:r>
+        <w:rPr>
+          <w:rFonts w:ascii="Times New Roman" w:hAnsi="Times New Roman" w:eastAsia="Times New Roman"/>
+          <w:b w:val="0"/>
+          <w:i w:val="0"/>
+          <w:sz w:val="22"/>
+        </w:rPr>
+        <w:t>hearing arguments on both the Applications under  Section 17  on 14&lt;sup&gt;th&lt;/sup&gt;</w:t>
+      </w:r>
+    </w:p>
+    <w:p>
+      <w:r>
+        <w:rPr>
+          <w:rFonts w:ascii="Times New Roman" w:hAnsi="Times New Roman" w:eastAsia="Times New Roman"/>
+          <w:b w:val="0"/>
+          <w:i w:val="0"/>
+          <w:sz w:val="22"/>
+        </w:rPr>
+        <w:t>February 2026.  This Application under Section 16 is hopelessly time</w:t>
+      </w:r>
+    </w:p>
+    <w:p>
+      <w:r>
+        <w:rPr>
+          <w:rFonts w:ascii="Times New Roman" w:hAnsi="Times New Roman" w:eastAsia="Times New Roman"/>
+          <w:b w:val="0"/>
+          <w:i w:val="0"/>
+          <w:sz w:val="22"/>
+        </w:rPr>
+        <w:t>barred since Respondent No. 2 has through her own actions acquiesced</w:t>
+      </w:r>
+    </w:p>
+    <w:p>
+      <w:r>
+        <w:rPr>
+          <w:rFonts w:ascii="Times New Roman" w:hAnsi="Times New Roman" w:eastAsia="Times New Roman"/>
+          <w:b w:val="0"/>
+          <w:i w:val="0"/>
+          <w:sz w:val="22"/>
+        </w:rPr>
+        <w:t>to the jurisdiction of the Arbitral Tribunal and thereby waived her</w:t>
+      </w:r>
+    </w:p>
+    <w:p>
+      <w:r>
+        <w:rPr>
+          <w:rFonts w:ascii="Times New Roman" w:hAnsi="Times New Roman" w:eastAsia="Times New Roman"/>
+          <w:b w:val="0"/>
+          <w:i w:val="0"/>
+          <w:sz w:val="22"/>
+        </w:rPr>
+        <w:t>rights (if any) to pursue an Application under Section 16.</w:t>
+      </w:r>
+    </w:p>
+    <w:p>
+      <w:r>
+        <w:rPr>
+          <w:rFonts w:ascii="Times New Roman" w:hAnsi="Times New Roman" w:eastAsia="Times New Roman"/>
+          <w:b w:val="0"/>
+          <w:i w:val="0"/>
+          <w:sz w:val="22"/>
+        </w:rPr>
+        <w:t>$$</w:t>
+      </w:r>
+    </w:p>
+    <w:p>
+      <w:r>
+        <w:rPr>
+          <w:rFonts w:ascii="Times New Roman" w:hAnsi="Times New Roman" w:eastAsia="Times New Roman"/>
+          <w:b w:val="0"/>
+          <w:i w:val="0"/>
+          <w:sz w:val="22"/>
+        </w:rPr>
+        <w:t>8^{th}</w:t>
+      </w:r>
+    </w:p>
+    <w:p>
+      <w:r>
+        <w:rPr>
+          <w:rFonts w:ascii="Times New Roman" w:hAnsi="Times New Roman" w:eastAsia="Times New Roman"/>
+          <w:b w:val="0"/>
+          <w:i w:val="0"/>
+          <w:sz w:val="22"/>
+        </w:rPr>
+        <w:t>$$</w:t>
+      </w:r>
+    </w:p>
+    <w:p>
+      <w:r>
+        <w:rPr>
+          <w:rFonts w:ascii="Times New Roman" w:hAnsi="Times New Roman" w:eastAsia="Times New Roman"/>
+          <w:b w:val="0"/>
+          <w:i w:val="0"/>
+          <w:sz w:val="22"/>
+        </w:rPr>
+        <w:t>$$</w:t>
+      </w:r>
+    </w:p>
+    <w:p>
+      <w:r>
+        <w:rPr>
+          <w:rFonts w:ascii="Times New Roman" w:hAnsi="Times New Roman" w:eastAsia="Times New Roman"/>
+          <w:b w:val="0"/>
+          <w:i w:val="0"/>
+          <w:sz w:val="22"/>
+        </w:rPr>
+        <w:t>22^{\mathrm{nd}}</w:t>
+      </w:r>
+    </w:p>
+    <w:p>
+      <w:r>
+        <w:rPr>
+          <w:rFonts w:ascii="Times New Roman" w:hAnsi="Times New Roman" w:eastAsia="Times New Roman"/>
+          <w:b w:val="0"/>
+          <w:i w:val="0"/>
+          <w:sz w:val="22"/>
+        </w:rPr>
+        <w:t>$$</w:t>
+      </w:r>
+    </w:p>
+    <w:p>
+      <w:r>
+        <w:rPr>
+          <w:rFonts w:ascii="Times New Roman" w:hAnsi="Times New Roman" w:eastAsia="Times New Roman"/>
+          <w:b w:val="0"/>
+          <w:i w:val="0"/>
+          <w:sz w:val="22"/>
+        </w:rPr>
+        <w:t>$$</w:t>
+      </w:r>
+    </w:p>
+    <w:p>
+      <w:r>
+        <w:rPr>
+          <w:rFonts w:ascii="Times New Roman" w:hAnsi="Times New Roman" w:eastAsia="Times New Roman"/>
+          <w:b w:val="0"/>
+          <w:i w:val="0"/>
+          <w:sz w:val="22"/>
+        </w:rPr>
+        <w:t>14^{\mathrm{th}}</w:t>
+      </w:r>
+    </w:p>
+    <w:p>
+      <w:r>
+        <w:rPr>
+          <w:rFonts w:ascii="Times New Roman" w:hAnsi="Times New Roman" w:eastAsia="Times New Roman"/>
+          <w:b w:val="0"/>
+          <w:i w:val="0"/>
+          <w:sz w:val="22"/>
+        </w:rPr>
+        <w:t>$$</w:t>
+      </w:r>
+    </w:p>
+    <w:p>
+      <w:r>
+        <w:rPr>
+          <w:rFonts w:ascii="Times New Roman" w:hAnsi="Times New Roman" w:eastAsia="Times New Roman"/>
+          <w:b w:val="0"/>
+          <w:i w:val="0"/>
+          <w:sz w:val="22"/>
+        </w:rPr>
+        <w:t>16. With reference to paragraph 3 of the said Application, the contention that</w:t>
+      </w:r>
+    </w:p>
+    <w:p>
+      <w:r>
+        <w:rPr>
+          <w:rFonts w:ascii="Times New Roman" w:hAnsi="Times New Roman" w:eastAsia="Times New Roman"/>
+          <w:b w:val="0"/>
+          <w:i w:val="0"/>
+          <w:sz w:val="22"/>
+        </w:rPr>
+        <w:t>Respondent No. 2 has not waived her right to assail the jurisdiction of</w:t>
+      </w:r>
+    </w:p>
+    <w:p>
+      <w:r>
+        <w:rPr>
+          <w:rFonts w:ascii="Times New Roman" w:hAnsi="Times New Roman" w:eastAsia="Times New Roman"/>
+          <w:b w:val="0"/>
+          <w:i w:val="0"/>
+          <w:sz w:val="22"/>
+        </w:rPr>
+        <w:t>this Tribunal is denied. It submitted that for the reasons set out</w:t>
+      </w:r>
+    </w:p>
+    <w:p>
+      <w:r>
+        <w:rPr>
+          <w:rFonts w:ascii="Times New Roman" w:hAnsi="Times New Roman" w:eastAsia="Times New Roman"/>
+          <w:b w:val="0"/>
+          <w:i w:val="0"/>
+          <w:sz w:val="22"/>
+        </w:rPr>
+        <w:t>hereinabove which are not repeated herein for the sake of brevity,</w:t>
+      </w:r>
+    </w:p>
+    <w:p>
+      <w:r>
+        <w:rPr>
+          <w:rFonts w:ascii="Times New Roman" w:hAnsi="Times New Roman" w:eastAsia="Times New Roman"/>
+          <w:b w:val="0"/>
+          <w:i w:val="0"/>
+          <w:sz w:val="22"/>
+        </w:rPr>
+        <w:t>Respondent No. 2 has acquiesced to the jurisdiction of the Tribunal. As</w:t>
+      </w:r>
+    </w:p>
+    <w:p>
+      <w:r>
+        <w:rPr>
+          <w:rFonts w:ascii="Times New Roman" w:hAnsi="Times New Roman" w:eastAsia="Times New Roman"/>
+          <w:b w:val="0"/>
+          <w:i w:val="0"/>
+          <w:sz w:val="22"/>
+        </w:rPr>
+        <w:t>determined by the Apex Court in various judgments set out</w:t>
+      </w:r>
+    </w:p>
+    <w:p>
+      <w:r>
+        <w:rPr>
+          <w:rFonts w:ascii="Times New Roman" w:hAnsi="Times New Roman" w:eastAsia="Times New Roman"/>
+          <w:b w:val="0"/>
+          <w:i w:val="0"/>
+          <w:sz w:val="22"/>
+        </w:rPr>
+        <w:t>hereinbelow there is a statutory bar that precludes a party from</w:t>
+      </w:r>
+    </w:p>
+    <w:p>
+      <w:r>
+        <w:rPr>
+          <w:rFonts w:ascii="Times New Roman" w:hAnsi="Times New Roman" w:eastAsia="Times New Roman"/>
+          <w:b w:val="0"/>
+          <w:i w:val="0"/>
+          <w:sz w:val="22"/>
+        </w:rPr>
+        <w:t>challenging the jurisdiction of a tribunal, once it files its statement of</w:t>
+      </w:r>
+    </w:p>
+    <w:p>
+      <w:r>
+        <w:rPr>
+          <w:rFonts w:ascii="Times New Roman" w:hAnsi="Times New Roman" w:eastAsia="Times New Roman"/>
+          <w:b w:val="0"/>
+          <w:i w:val="0"/>
+          <w:sz w:val="22"/>
+        </w:rPr>
+        <w:t>defence.</w:t>
+      </w:r>
+    </w:p>
+    <w:p>
+      <w:r>
+        <w:rPr>
+          <w:rFonts w:ascii="Times New Roman" w:hAnsi="Times New Roman" w:eastAsia="Times New Roman"/>
+          <w:b w:val="0"/>
+          <w:i w:val="0"/>
+          <w:sz w:val="22"/>
+        </w:rPr>
+        <w:t>(i) Vidyawati Construction Co. v Union of India (2025) 5 SCC 347;</w:t>
+      </w:r>
+    </w:p>
+    <w:p/>
+    <w:p>
+      <w:r>
+        <w:rPr>
+          <w:rFonts w:ascii="Times New Roman" w:hAnsi="Times New Roman" w:eastAsia="Times New Roman"/>
+          <w:b w:val="0"/>
+          <w:i w:val="0"/>
+          <w:sz w:val="22"/>
+        </w:rPr>
+        <w:t>(ii) MSP Infrastructure Ltd. v  Madhya  Pradesh  Road Development</w:t>
+      </w:r>
+    </w:p>
+    <w:p>
+      <w:r>
+        <w:rPr>
+          <w:rFonts w:ascii="Times New Roman" w:hAnsi="Times New Roman" w:eastAsia="Times New Roman"/>
+          <w:b w:val="0"/>
+          <w:i w:val="0"/>
+          <w:sz w:val="22"/>
+        </w:rPr>
+        <w:t>Corporation. (2015) 13 SCC 713; and</w:t>
+      </w:r>
+    </w:p>
+    <w:p>
+      <w:r>
+        <w:rPr>
+          <w:rFonts w:ascii="Times New Roman" w:hAnsi="Times New Roman" w:eastAsia="Times New Roman"/>
+          <w:b w:val="0"/>
+          <w:i w:val="0"/>
+          <w:sz w:val="22"/>
+        </w:rPr>
+        <w:t>(iii) BSNL Ltd. v Motorola India Pvt. Ltd. (2009)2 SCC 337.</w:t>
+      </w:r>
+    </w:p>
+    <w:p>
+      <w:r>
+        <w:rPr>
+          <w:rFonts w:ascii="Times New Roman" w:hAnsi="Times New Roman" w:eastAsia="Times New Roman"/>
+          <w:b w:val="0"/>
+          <w:i w:val="0"/>
+          <w:sz w:val="22"/>
+        </w:rPr>
+        <w:t>17. With reference to paragraphs 4 and 5 of the said Application, it is denied</w:t>
+      </w:r>
+    </w:p>
+    <w:p>
+      <w:r>
+        <w:rPr>
+          <w:rFonts w:ascii="Times New Roman" w:hAnsi="Times New Roman" w:eastAsia="Times New Roman"/>
+          <w:b w:val="0"/>
+          <w:i w:val="0"/>
+          <w:sz w:val="22"/>
+        </w:rPr>
+        <w:t>that the present application has been moved at the earliest opportunity</w:t>
+      </w:r>
+    </w:p>
+    <w:p>
+      <w:r>
+        <w:rPr>
+          <w:rFonts w:ascii="Times New Roman" w:hAnsi="Times New Roman" w:eastAsia="Times New Roman"/>
+          <w:b w:val="0"/>
+          <w:i w:val="0"/>
+          <w:sz w:val="22"/>
+        </w:rPr>
+        <w:t>as alleged. The arbitration commenced in August 2024, and  the</w:t>
+      </w:r>
+    </w:p>
+    <w:p>
+      <w:r>
+        <w:rPr>
+          <w:rFonts w:ascii="Times New Roman" w:hAnsi="Times New Roman" w:eastAsia="Times New Roman"/>
+          <w:b w:val="0"/>
+          <w:i w:val="0"/>
+          <w:sz w:val="22"/>
+        </w:rPr>
+        <w:t>Respondent has been regularly appearing before the Tribunal since 14&lt;sup&gt;th&lt;/sup&gt;</w:t>
+      </w:r>
+    </w:p>
+    <w:p>
+      <w:r>
+        <w:rPr>
+          <w:rFonts w:ascii="Times New Roman" w:hAnsi="Times New Roman" w:eastAsia="Times New Roman"/>
+          <w:b w:val="0"/>
+          <w:i w:val="0"/>
+          <w:sz w:val="22"/>
+        </w:rPr>
+        <w:t>September 2024. This application has been filed by Respondent No. 2</w:t>
+      </w:r>
+    </w:p>
+    <w:p>
+      <w:r>
+        <w:rPr>
+          <w:rFonts w:ascii="Times New Roman" w:hAnsi="Times New Roman" w:eastAsia="Times New Roman"/>
+          <w:b w:val="0"/>
+          <w:i w:val="0"/>
+          <w:sz w:val="22"/>
+        </w:rPr>
+        <w:t>after having appeared before the Arbitral Tribunal on no less than 21</w:t>
+      </w:r>
+    </w:p>
+    <w:p>
+      <w:r>
+        <w:rPr>
+          <w:rFonts w:ascii="Times New Roman" w:hAnsi="Times New Roman" w:eastAsia="Times New Roman"/>
+          <w:b w:val="0"/>
+          <w:i w:val="0"/>
+          <w:sz w:val="22"/>
+        </w:rPr>
+        <w:t>(twenty-one) occasions. The allegation that the application could not be</w:t>
+      </w:r>
+    </w:p>
+    <w:p>
+      <w:r>
+        <w:rPr>
+          <w:rFonts w:ascii="Times New Roman" w:hAnsi="Times New Roman" w:eastAsia="Times New Roman"/>
+          <w:b w:val="0"/>
+          <w:i w:val="0"/>
+          <w:sz w:val="22"/>
+        </w:rPr>
+        <w:t>moved earlier on account of settlement talks between the parties is</w:t>
+      </w:r>
+    </w:p>
+    <w:p>
+      <w:r>
+        <w:rPr>
+          <w:rFonts w:ascii="Times New Roman" w:hAnsi="Times New Roman" w:eastAsia="Times New Roman"/>
+          <w:b w:val="0"/>
+          <w:i w:val="0"/>
+          <w:sz w:val="22"/>
+        </w:rPr>
+        <w:t>denied. A significant discussion with respect to the settlement talks</w:t>
+      </w:r>
+    </w:p>
+    <w:p>
+      <w:r>
+        <w:rPr>
+          <w:rFonts w:ascii="Times New Roman" w:hAnsi="Times New Roman" w:eastAsia="Times New Roman"/>
+          <w:b w:val="0"/>
+          <w:i w:val="0"/>
+          <w:sz w:val="22"/>
+        </w:rPr>
+        <w:t>pertained to identifying and agreeing to an individual to act as Receiver</w:t>
+      </w:r>
+    </w:p>
+    <w:p>
+      <w:r>
+        <w:rPr>
+          <w:rFonts w:ascii="Times New Roman" w:hAnsi="Times New Roman" w:eastAsia="Times New Roman"/>
+          <w:b w:val="0"/>
+          <w:i w:val="0"/>
+          <w:sz w:val="22"/>
+        </w:rPr>
+        <w:t>for protection of the property pending the arbitration proceedings.</w:t>
+      </w:r>
+    </w:p>
+    <w:p>
+      <w:r>
+        <w:rPr>
+          <w:rFonts w:ascii="Times New Roman" w:hAnsi="Times New Roman" w:eastAsia="Times New Roman"/>
+          <w:b w:val="0"/>
+          <w:i w:val="0"/>
+          <w:sz w:val="22"/>
+        </w:rPr>
+        <w:t>Hence even during the settlement talks, the jurisdiction of the Tribunal</w:t>
+      </w:r>
+    </w:p>
+    <w:p>
+      <w:r>
+        <w:rPr>
+          <w:rFonts w:ascii="Times New Roman" w:hAnsi="Times New Roman" w:eastAsia="Times New Roman"/>
+          <w:b w:val="0"/>
+          <w:i w:val="0"/>
+          <w:sz w:val="22"/>
+        </w:rPr>
+        <w:t>(or the lack of it) was never contemplated. Respondent Nos. 1, 2 and 3</w:t>
+      </w:r>
+    </w:p>
+    <w:p>
+      <w:r>
+        <w:rPr>
+          <w:rFonts w:ascii="Times New Roman" w:hAnsi="Times New Roman" w:eastAsia="Times New Roman"/>
+          <w:b w:val="0"/>
+          <w:i w:val="0"/>
+          <w:sz w:val="22"/>
+        </w:rPr>
+        <w:t>have persistently sought to delay the proceedings, as a consequence of</w:t>
+      </w:r>
+    </w:p>
+    <w:p>
+      <w:r>
+        <w:rPr>
+          <w:rFonts w:ascii="Times New Roman" w:hAnsi="Times New Roman" w:eastAsia="Times New Roman"/>
+          <w:b w:val="0"/>
+          <w:i w:val="0"/>
+          <w:sz w:val="22"/>
+        </w:rPr>
+        <w:t>which despite 18 months having lapsed since the commencement of the</w:t>
+      </w:r>
+    </w:p>
+    <w:p>
+      <w:r>
+        <w:rPr>
+          <w:rFonts w:ascii="Times New Roman" w:hAnsi="Times New Roman" w:eastAsia="Times New Roman"/>
+          <w:b w:val="0"/>
+          <w:i w:val="0"/>
+          <w:sz w:val="22"/>
+        </w:rPr>
+        <w:t>arbitration, application for interim measures under Section 17 have still</w:t>
+      </w:r>
+    </w:p>
+    <w:p>
+      <w:r>
+        <w:rPr>
+          <w:rFonts w:ascii="Times New Roman" w:hAnsi="Times New Roman" w:eastAsia="Times New Roman"/>
+          <w:b w:val="0"/>
+          <w:i w:val="0"/>
+          <w:sz w:val="22"/>
+        </w:rPr>
+        <w:t>not been  effectively dealt with. This Application under Section 16</w:t>
+      </w:r>
+    </w:p>
+    <w:p>
+      <w:r>
+        <w:rPr>
+          <w:rFonts w:ascii="Times New Roman" w:hAnsi="Times New Roman" w:eastAsia="Times New Roman"/>
+          <w:b w:val="0"/>
+          <w:i w:val="0"/>
+          <w:sz w:val="22"/>
+        </w:rPr>
+        <w:t>taken out by Respondent No. 2 is one more tactic engineered to delay</w:t>
+      </w:r>
+    </w:p>
+    <w:p>
+      <w:r>
+        <w:rPr>
+          <w:rFonts w:ascii="Times New Roman" w:hAnsi="Times New Roman" w:eastAsia="Times New Roman"/>
+          <w:b w:val="0"/>
+          <w:i w:val="0"/>
+          <w:sz w:val="22"/>
+        </w:rPr>
+        <w:t>the proceedings.</w:t>
+      </w:r>
+    </w:p>
+    <w:p>
+      <w:r>
+        <w:rPr>
+          <w:rFonts w:ascii="Times New Roman" w:hAnsi="Times New Roman" w:eastAsia="Times New Roman"/>
+          <w:b w:val="0"/>
+          <w:i w:val="0"/>
+          <w:sz w:val="22"/>
+        </w:rPr>
+        <w:t>18. With reference to paragraphs 6 to 14 of the Application, Respondent No.</w:t>
+      </w:r>
+    </w:p>
+    <w:p>
+      <w:r>
+        <w:rPr>
+          <w:rFonts w:ascii="Times New Roman" w:hAnsi="Times New Roman" w:eastAsia="Times New Roman"/>
+          <w:b w:val="0"/>
+          <w:i w:val="0"/>
+          <w:sz w:val="22"/>
+        </w:rPr>
+        <w:t>4 submits as under:</w:t>
+      </w:r>
+    </w:p>
+    <w:p>
+      <w:r>
+        <w:rPr>
+          <w:rFonts w:ascii="Times New Roman" w:hAnsi="Times New Roman" w:eastAsia="Times New Roman"/>
+          <w:b w:val="0"/>
+          <w:i w:val="0"/>
+          <w:sz w:val="22"/>
+        </w:rPr>
+        <w:t>(i) The contents of the  said paragraphs  pertain to the merits of the</w:t>
+      </w:r>
+    </w:p>
+    <w:p>
+      <w:r>
+        <w:rPr>
+          <w:rFonts w:ascii="Times New Roman" w:hAnsi="Times New Roman" w:eastAsia="Times New Roman"/>
+          <w:b w:val="0"/>
+          <w:i w:val="0"/>
+          <w:sz w:val="22"/>
+        </w:rPr>
+        <w:t>claim and defence, and they cannot form the subject matter of</w:t>
+      </w:r>
+    </w:p>
+    <w:p>
+      <w:r>
+        <w:rPr>
+          <w:rFonts w:ascii="Times New Roman" w:hAnsi="Times New Roman" w:eastAsia="Times New Roman"/>
+          <w:b w:val="0"/>
+          <w:i w:val="0"/>
+          <w:sz w:val="22"/>
+        </w:rPr>
+        <w:t>an Application under Section 16. Generally, applications under</w:t>
+      </w:r>
+    </w:p>
+    <w:p>
+      <w:r>
+        <w:rPr>
+          <w:rFonts w:ascii="Times New Roman" w:hAnsi="Times New Roman" w:eastAsia="Times New Roman"/>
+          <w:b w:val="0"/>
+          <w:i w:val="0"/>
+          <w:sz w:val="22"/>
+        </w:rPr>
+        <w:t>Section 16 deal with questions regarding the scope, effect and</w:t>
+      </w:r>
+    </w:p>
+    <w:p>
+      <w:r>
+        <w:rPr>
+          <w:rFonts w:ascii="Times New Roman" w:hAnsi="Times New Roman" w:eastAsia="Times New Roman"/>
+          <w:b w:val="0"/>
+          <w:i w:val="0"/>
+          <w:sz w:val="22"/>
+        </w:rPr>
+        <w:t>applicability of the  arbitration clause, whether the arbitration</w:t>
+      </w:r>
+    </w:p>
+    <w:p>
+      <w:r>
+        <w:rPr>
+          <w:rFonts w:ascii="Times New Roman" w:hAnsi="Times New Roman" w:eastAsia="Times New Roman"/>
+          <w:b w:val="0"/>
+          <w:i w:val="0"/>
+          <w:sz w:val="22"/>
+        </w:rPr>
+        <w:t>clause is void or not and the validity of the constitution of the</w:t>
+      </w:r>
+    </w:p>
+    <w:p>
+      <w:r>
+        <w:rPr>
+          <w:rFonts w:ascii="Times New Roman" w:hAnsi="Times New Roman" w:eastAsia="Times New Roman"/>
+          <w:b w:val="0"/>
+          <w:i w:val="0"/>
+          <w:sz w:val="22"/>
+        </w:rPr>
+        <w:t>Arbitral  Tribunal.  In  the  present  case  the  Tribunal  was</w:t>
+      </w:r>
+    </w:p>
+    <w:p>
+      <w:r>
+        <w:rPr>
+          <w:rFonts w:ascii="Times New Roman" w:hAnsi="Times New Roman" w:eastAsia="Times New Roman"/>
+          <w:b w:val="0"/>
+          <w:i w:val="0"/>
+          <w:sz w:val="22"/>
+        </w:rPr>
+        <w:t>constituted by an Order dated 7&lt;sup&gt;th&lt;/sup&gt; August  2024 passed by the</w:t>
+      </w:r>
+    </w:p>
+    <w:p>
+      <w:r>
+        <w:rPr>
+          <w:rFonts w:ascii="Times New Roman" w:hAnsi="Times New Roman" w:eastAsia="Times New Roman"/>
+          <w:b w:val="0"/>
+          <w:i w:val="0"/>
+          <w:sz w:val="22"/>
+        </w:rPr>
+        <w:t>High Court of Bombay at Goa under Section 11(6) of the</w:t>
+      </w:r>
+    </w:p>
+    <w:p>
+      <w:r>
+        <w:rPr>
+          <w:rFonts w:ascii="Times New Roman" w:hAnsi="Times New Roman" w:eastAsia="Times New Roman"/>
+          <w:b w:val="0"/>
+          <w:i w:val="0"/>
+          <w:sz w:val="22"/>
+        </w:rPr>
+        <w:t>Arbitration Act. The said Order for appointment of the Tribunal</w:t>
+      </w:r>
+    </w:p>
+    <w:p>
+      <w:r>
+        <w:rPr>
+          <w:rFonts w:ascii="Times New Roman" w:hAnsi="Times New Roman" w:eastAsia="Times New Roman"/>
+          <w:b w:val="0"/>
+          <w:i w:val="0"/>
+          <w:sz w:val="22"/>
+        </w:rPr>
+        <w:t>appears to have been passed by consent.</w:t>
+      </w:r>
+    </w:p>
+    <w:p>
+      <w:r>
+        <w:rPr>
+          <w:rFonts w:ascii="Times New Roman" w:hAnsi="Times New Roman" w:eastAsia="Times New Roman"/>
+          <w:b w:val="0"/>
+          <w:i w:val="0"/>
+          <w:sz w:val="22"/>
+        </w:rPr>
+        <w:t>(ii) The Association of Persons (“AOP”), operating under the name</w:t>
+      </w:r>
+    </w:p>
+    <w:p>
+      <w:r>
+        <w:rPr>
+          <w:rFonts w:ascii="Times New Roman" w:hAnsi="Times New Roman" w:eastAsia="Times New Roman"/>
+          <w:b w:val="0"/>
+          <w:i w:val="0"/>
+          <w:sz w:val="22"/>
+        </w:rPr>
+        <w:t>M/s PVM Associates, was formed for the specific purpose of</w:t>
+      </w:r>
+    </w:p>
+    <w:p>
+      <w:r>
+        <w:rPr>
+          <w:rFonts w:ascii="Times New Roman" w:hAnsi="Times New Roman" w:eastAsia="Times New Roman"/>
+          <w:b w:val="0"/>
+          <w:i w:val="0"/>
+          <w:sz w:val="22"/>
+        </w:rPr>
+        <w:t>developing properties in  Bambolim, Goa, bearing Survey Nos.</w:t>
+      </w:r>
+    </w:p>
+    <w:p>
+      <w:r>
+        <w:rPr>
+          <w:rFonts w:ascii="Times New Roman" w:hAnsi="Times New Roman" w:eastAsia="Times New Roman"/>
+          <w:b w:val="0"/>
+          <w:i w:val="0"/>
+          <w:sz w:val="22"/>
+        </w:rPr>
+        <w:t>93/3 and 93/4. I say that Clause 35 of the said AOA explicitly</w:t>
+      </w:r>
+    </w:p>
+    <w:p>
+      <w:r>
+        <w:rPr>
+          <w:rFonts w:ascii="Times New Roman" w:hAnsi="Times New Roman" w:eastAsia="Times New Roman"/>
+          <w:b w:val="0"/>
+          <w:i w:val="0"/>
+          <w:sz w:val="22"/>
+        </w:rPr>
+        <w:t>mandates that "In the event of any dispute between the members</w:t>
+      </w:r>
+    </w:p>
+    <w:p>
+      <w:r>
+        <w:rPr>
+          <w:rFonts w:ascii="Times New Roman" w:hAnsi="Times New Roman" w:eastAsia="Times New Roman"/>
+          <w:b w:val="0"/>
+          <w:i w:val="0"/>
+          <w:sz w:val="22"/>
+        </w:rPr>
+        <w:t>of this association or between the members and the legal</w:t>
+      </w:r>
+    </w:p>
+    <w:p>
+      <w:r>
+        <w:rPr>
+          <w:rFonts w:ascii="Times New Roman" w:hAnsi="Times New Roman" w:eastAsia="Times New Roman"/>
+          <w:b w:val="0"/>
+          <w:i w:val="0"/>
+          <w:sz w:val="22"/>
+        </w:rPr>
+        <w:t>heirs... the matter shall be referred to arbitration".</w:t>
+      </w:r>
+    </w:p>
+    <w:p>
+      <w:r>
+        <w:rPr>
+          <w:rFonts w:ascii="Times New Roman" w:hAnsi="Times New Roman" w:eastAsia="Times New Roman"/>
+          <w:b w:val="0"/>
+          <w:i w:val="0"/>
+          <w:sz w:val="22"/>
+        </w:rPr>
+        <w:t>(iii) I say that the Respondents Nos. 1 to 3, as the legal heirs of Late</w:t>
+      </w:r>
+    </w:p>
+    <w:p>
+      <w:r>
+        <w:rPr>
+          <w:rFonts w:ascii="Times New Roman" w:hAnsi="Times New Roman" w:eastAsia="Times New Roman"/>
+          <w:b w:val="0"/>
+          <w:i w:val="0"/>
+          <w:sz w:val="22"/>
+        </w:rPr>
+        <w:t>Mr. Pascoal Trindade (who passed away on January 17, 2022),</w:t>
+      </w:r>
+    </w:p>
+    <w:p>
+      <w:r>
+        <w:rPr>
+          <w:rFonts w:ascii="Times New Roman" w:hAnsi="Times New Roman" w:eastAsia="Times New Roman"/>
+          <w:b w:val="0"/>
+          <w:i w:val="0"/>
+          <w:sz w:val="22"/>
+        </w:rPr>
+        <w:t>are legally bound by the AOA. Clause 28  of the AOA clearly</w:t>
+      </w:r>
+    </w:p>
+    <w:p>
+      <w:r>
+        <w:rPr>
+          <w:rFonts w:ascii="Times New Roman" w:hAnsi="Times New Roman" w:eastAsia="Times New Roman"/>
+          <w:b w:val="0"/>
+          <w:i w:val="0"/>
+          <w:sz w:val="22"/>
+        </w:rPr>
+        <w:t>states that "the legal heirs becoming members of the</w:t>
+      </w:r>
+    </w:p>
+    <w:p>
+      <w:r>
+        <w:rPr>
+          <w:rFonts w:ascii="Times New Roman" w:hAnsi="Times New Roman" w:eastAsia="Times New Roman"/>
+          <w:b w:val="0"/>
+          <w:i w:val="0"/>
+          <w:sz w:val="22"/>
+        </w:rPr>
+        <w:t>association will inherit all the rights and liabilities of the</w:t>
+      </w:r>
+    </w:p>
+    <w:p>
+      <w:r>
+        <w:rPr>
+          <w:rFonts w:ascii="Times New Roman" w:hAnsi="Times New Roman" w:eastAsia="Times New Roman"/>
+          <w:b w:val="0"/>
+          <w:i w:val="0"/>
+          <w:sz w:val="22"/>
+        </w:rPr>
+        <w:t>deceased member".</w:t>
+      </w:r>
+    </w:p>
+    <w:p>
+      <w:r>
+        <w:rPr>
+          <w:rFonts w:ascii="Times New Roman" w:hAnsi="Times New Roman" w:eastAsia="Times New Roman"/>
+          <w:b w:val="0"/>
+          <w:i w:val="0"/>
+          <w:sz w:val="22"/>
+        </w:rPr>
+        <w:t>(iv) I say that the Respondents have failed to fulfil their contractual</w:t>
+      </w:r>
+    </w:p>
+    <w:p>
+      <w:r>
+        <w:rPr>
+          <w:rFonts w:ascii="Times New Roman" w:hAnsi="Times New Roman" w:eastAsia="Times New Roman"/>
+          <w:b w:val="0"/>
+          <w:i w:val="0"/>
+          <w:sz w:val="22"/>
+        </w:rPr>
+        <w:t>obligations to defend the interests of the AOP in various courts,</w:t>
+      </w:r>
+    </w:p>
+    <w:p>
+      <w:r>
+        <w:rPr>
+          <w:rFonts w:ascii="Times New Roman" w:hAnsi="Times New Roman" w:eastAsia="Times New Roman"/>
+          <w:b w:val="0"/>
+          <w:i w:val="0"/>
+          <w:sz w:val="22"/>
+        </w:rPr>
+        <w:t>leading to the revocation of development permissions by the</w:t>
+      </w:r>
+    </w:p>
+    <w:p>
+      <w:r>
+        <w:rPr>
+          <w:rFonts w:ascii="Times New Roman" w:hAnsi="Times New Roman" w:eastAsia="Times New Roman"/>
+          <w:b w:val="0"/>
+          <w:i w:val="0"/>
+          <w:sz w:val="22"/>
+        </w:rPr>
+        <w:t>District Court on October 30, 2023, causing a loss of</w:t>
+      </w:r>
+    </w:p>
+    <w:p>
+      <w:r>
+        <w:rPr>
+          <w:rFonts w:ascii="Times New Roman" w:hAnsi="Times New Roman" w:eastAsia="Times New Roman"/>
+          <w:b w:val="0"/>
+          <w:i w:val="0"/>
+          <w:sz w:val="22"/>
+        </w:rPr>
+        <w:t>approximately Rs. 20 Crores.</w:t>
+      </w:r>
+    </w:p>
+    <w:p/>
+    <w:p>
+      <w:r>
+        <w:rPr>
+          <w:rFonts w:ascii="Times New Roman" w:hAnsi="Times New Roman" w:eastAsia="Times New Roman"/>
+          <w:b w:val="0"/>
+          <w:i w:val="0"/>
+          <w:sz w:val="22"/>
+        </w:rPr>
+        <w:t>(v) I say that the Respondents’ non-cooperation and their failure to</w:t>
+      </w:r>
+    </w:p>
+    <w:p>
+      <w:r>
+        <w:rPr>
+          <w:rFonts w:ascii="Times New Roman" w:hAnsi="Times New Roman" w:eastAsia="Times New Roman"/>
+          <w:b w:val="0"/>
+          <w:i w:val="0"/>
+          <w:sz w:val="22"/>
+        </w:rPr>
+        <w:t>implead themselves in Revision Applications (such as CRA No.</w:t>
+      </w:r>
+    </w:p>
+    <w:p>
+      <w:r>
+        <w:rPr>
+          <w:rFonts w:ascii="Times New Roman" w:hAnsi="Times New Roman" w:eastAsia="Times New Roman"/>
+          <w:b w:val="0"/>
+          <w:i w:val="0"/>
+          <w:sz w:val="22"/>
+        </w:rPr>
+        <w:t>41/2018) have led to the dismissal of vital legal protections for</w:t>
+      </w:r>
+    </w:p>
+    <w:p>
+      <w:r>
+        <w:rPr>
+          <w:rFonts w:ascii="Times New Roman" w:hAnsi="Times New Roman" w:eastAsia="Times New Roman"/>
+          <w:b w:val="0"/>
+          <w:i w:val="0"/>
+          <w:sz w:val="22"/>
+        </w:rPr>
+        <w:t>the properties. These defaults constitute a fundamental breach</w:t>
+      </w:r>
+    </w:p>
+    <w:p>
+      <w:r>
+        <w:rPr>
+          <w:rFonts w:ascii="Times New Roman" w:hAnsi="Times New Roman" w:eastAsia="Times New Roman"/>
+          <w:b w:val="0"/>
+          <w:i w:val="0"/>
+          <w:sz w:val="22"/>
+        </w:rPr>
+        <w:t>of the AOA, making the dispute squarely arbitrable under</w:t>
+      </w:r>
+    </w:p>
+    <w:p>
+      <w:r>
+        <w:rPr>
+          <w:rFonts w:ascii="Times New Roman" w:hAnsi="Times New Roman" w:eastAsia="Times New Roman"/>
+          <w:b w:val="0"/>
+          <w:i w:val="0"/>
+          <w:sz w:val="22"/>
+        </w:rPr>
+        <w:t>Clause 35.</w:t>
+      </w:r>
+    </w:p>
+    <w:p>
+      <w:r>
+        <w:rPr>
+          <w:rFonts w:ascii="Times New Roman" w:hAnsi="Times New Roman" w:eastAsia="Times New Roman"/>
+          <w:b w:val="0"/>
+          <w:i w:val="0"/>
+          <w:sz w:val="22"/>
+        </w:rPr>
+        <w:t>(vi) The vesting of entitlements, rights and title of the  subject</w:t>
+      </w:r>
+    </w:p>
+    <w:p>
+      <w:r>
+        <w:rPr>
+          <w:rFonts w:ascii="Times New Roman" w:hAnsi="Times New Roman" w:eastAsia="Times New Roman"/>
+          <w:b w:val="0"/>
+          <w:i w:val="0"/>
+          <w:sz w:val="22"/>
+        </w:rPr>
+        <w:t>properties into the Articles of Association dated 1  April 2013&lt;sup&gt;st&lt;/sup&gt;</w:t>
+      </w:r>
+    </w:p>
+    <w:p>
+      <w:r>
+        <w:rPr>
+          <w:rFonts w:ascii="Times New Roman" w:hAnsi="Times New Roman" w:eastAsia="Times New Roman"/>
+          <w:b w:val="0"/>
+          <w:i w:val="0"/>
+          <w:sz w:val="22"/>
+        </w:rPr>
+        <w:t>and whether the subject properties ceased to be the personal</w:t>
+      </w:r>
+    </w:p>
+    <w:p>
+      <w:r>
+        <w:rPr>
+          <w:rFonts w:ascii="Times New Roman" w:hAnsi="Times New Roman" w:eastAsia="Times New Roman"/>
+          <w:b w:val="0"/>
+          <w:i w:val="0"/>
+          <w:sz w:val="22"/>
+        </w:rPr>
+        <w:t>property of the deceased Pascoal Trindade pertain to the merits</w:t>
+      </w:r>
+    </w:p>
+    <w:p>
+      <w:r>
+        <w:rPr>
+          <w:rFonts w:ascii="Times New Roman" w:hAnsi="Times New Roman" w:eastAsia="Times New Roman"/>
+          <w:b w:val="0"/>
+          <w:i w:val="0"/>
+          <w:sz w:val="22"/>
+        </w:rPr>
+        <w:t>of  the  matter  and  cannot  form  the  subject  matter  of  an</w:t>
+      </w:r>
+    </w:p>
+    <w:p>
+      <w:r>
+        <w:rPr>
+          <w:rFonts w:ascii="Times New Roman" w:hAnsi="Times New Roman" w:eastAsia="Times New Roman"/>
+          <w:b w:val="0"/>
+          <w:i w:val="0"/>
+          <w:sz w:val="22"/>
+        </w:rPr>
+        <w:t>Application under Section 16 of the Arbitration Act.</w:t>
+      </w:r>
+    </w:p>
+    <w:p>
+      <w:r>
+        <w:rPr>
+          <w:rFonts w:ascii="Times New Roman" w:hAnsi="Times New Roman" w:eastAsia="Times New Roman"/>
+          <w:b w:val="0"/>
+          <w:i w:val="0"/>
+          <w:sz w:val="22"/>
+        </w:rPr>
+        <w:t>(vii) I  deny  that  the  rights,  entitlement,  title,  interest  and/or</w:t>
+      </w:r>
+    </w:p>
+    <w:p>
+      <w:r>
+        <w:rPr>
+          <w:rFonts w:ascii="Times New Roman" w:hAnsi="Times New Roman" w:eastAsia="Times New Roman"/>
+          <w:b w:val="0"/>
+          <w:i w:val="0"/>
+          <w:sz w:val="22"/>
+        </w:rPr>
+        <w:t>possession of Respondent No. 2 in the said properties were</w:t>
+      </w:r>
+    </w:p>
+    <w:p>
+      <w:r>
+        <w:rPr>
+          <w:rFonts w:ascii="Times New Roman" w:hAnsi="Times New Roman" w:eastAsia="Times New Roman"/>
+          <w:b w:val="0"/>
+          <w:i w:val="0"/>
+          <w:sz w:val="22"/>
+        </w:rPr>
+        <w:t>never the subject matter of the Articles of Association as</w:t>
+      </w:r>
+    </w:p>
+    <w:p>
+      <w:r>
+        <w:rPr>
+          <w:rFonts w:ascii="Times New Roman" w:hAnsi="Times New Roman" w:eastAsia="Times New Roman"/>
+          <w:b w:val="0"/>
+          <w:i w:val="0"/>
+          <w:sz w:val="22"/>
+        </w:rPr>
+        <w:t>alleged. As recorded in the Joint Venture Agreement dated 25&lt;sup&gt;th&lt;/sup&gt;</w:t>
+      </w:r>
+    </w:p>
+    <w:p>
+      <w:r>
+        <w:rPr>
+          <w:rFonts w:ascii="Times New Roman" w:hAnsi="Times New Roman" w:eastAsia="Times New Roman"/>
+          <w:b w:val="0"/>
+          <w:i w:val="0"/>
+          <w:sz w:val="22"/>
+        </w:rPr>
+        <w:t>April 2014,  Respondent No. 2 had executed a Power of</w:t>
+      </w:r>
+    </w:p>
+    <w:p>
+      <w:r>
+        <w:rPr>
+          <w:rFonts w:ascii="Times New Roman" w:hAnsi="Times New Roman" w:eastAsia="Times New Roman"/>
+          <w:b w:val="0"/>
+          <w:i w:val="0"/>
+          <w:sz w:val="22"/>
+        </w:rPr>
+        <w:t>Attorney  dated  9&lt;sup&gt;th&lt;/sup&gt;  December  1996  under  registration  no.</w:t>
+      </w:r>
+    </w:p>
+    <w:p>
+      <w:r>
+        <w:rPr>
+          <w:rFonts w:ascii="Times New Roman" w:hAnsi="Times New Roman" w:eastAsia="Times New Roman"/>
+          <w:b w:val="0"/>
+          <w:i w:val="0"/>
+          <w:sz w:val="22"/>
+        </w:rPr>
+        <w:t>8339/96  in  favour  of  her  husband  the  deceased  Pascoal</w:t>
+      </w:r>
+    </w:p>
+    <w:p>
+      <w:r>
+        <w:rPr>
+          <w:rFonts w:ascii="Times New Roman" w:hAnsi="Times New Roman" w:eastAsia="Times New Roman"/>
+          <w:b w:val="0"/>
+          <w:i w:val="0"/>
+          <w:sz w:val="22"/>
+        </w:rPr>
+        <w:t>Trindade. The said Power of Attorney entitled the deceased</w:t>
+      </w:r>
+    </w:p>
+    <w:p>
+      <w:r>
+        <w:rPr>
+          <w:rFonts w:ascii="Times New Roman" w:hAnsi="Times New Roman" w:eastAsia="Times New Roman"/>
+          <w:b w:val="0"/>
+          <w:i w:val="0"/>
+          <w:sz w:val="22"/>
+        </w:rPr>
+        <w:t>Pascoal Trindade to act on her behalf. In the said Joint Venture</w:t>
+      </w:r>
+    </w:p>
+    <w:p>
+      <w:r>
+        <w:rPr>
+          <w:rFonts w:ascii="Times New Roman" w:hAnsi="Times New Roman" w:eastAsia="Times New Roman"/>
+          <w:b w:val="0"/>
+          <w:i w:val="0"/>
+          <w:sz w:val="22"/>
+        </w:rPr>
+        <w:t>Agreement, the deceased Pascoal Trindade, had stated that</w:t>
+      </w:r>
+    </w:p>
+    <w:p>
+      <w:r>
+        <w:rPr>
+          <w:rFonts w:ascii="Times New Roman" w:hAnsi="Times New Roman" w:eastAsia="Times New Roman"/>
+          <w:b w:val="0"/>
+          <w:i w:val="0"/>
+          <w:sz w:val="22"/>
+        </w:rPr>
+        <w:t>Respondent No. 2 and he jointly had a 37.85% share in the</w:t>
+      </w:r>
+    </w:p>
+    <w:p>
+      <w:r>
+        <w:rPr>
+          <w:rFonts w:ascii="Times New Roman" w:hAnsi="Times New Roman" w:eastAsia="Times New Roman"/>
+          <w:b w:val="0"/>
+          <w:i w:val="0"/>
+          <w:sz w:val="22"/>
+        </w:rPr>
+        <w:t>AOP  namely  M/s.  PVM  Associates.  Hereto  annexed  and</w:t>
+      </w:r>
+    </w:p>
+    <w:p>
+      <w:r>
+        <w:rPr>
+          <w:rFonts w:ascii="Times New Roman" w:hAnsi="Times New Roman" w:eastAsia="Times New Roman"/>
+          <w:b w:val="0"/>
+          <w:i w:val="0"/>
+          <w:sz w:val="22"/>
+        </w:rPr>
+        <w:t>marked ‘Annexure 13’ is a copy of the said Joint Venture</w:t>
+      </w:r>
+    </w:p>
+    <w:p>
+      <w:r>
+        <w:rPr>
+          <w:rFonts w:ascii="Times New Roman" w:hAnsi="Times New Roman" w:eastAsia="Times New Roman"/>
+          <w:b w:val="0"/>
+          <w:i w:val="0"/>
+          <w:sz w:val="22"/>
+        </w:rPr>
+        <w:t>Agreement. It is hence denied that the Articles of Association</w:t>
+      </w:r>
+    </w:p>
+    <w:p>
+      <w:r>
+        <w:rPr>
+          <w:rFonts w:ascii="Times New Roman" w:hAnsi="Times New Roman" w:eastAsia="Times New Roman"/>
+          <w:b w:val="0"/>
+          <w:i w:val="0"/>
+          <w:sz w:val="22"/>
+        </w:rPr>
+        <w:t>are not binding or enforceable against Respondents 1, 2 and 3.</w:t>
+      </w:r>
+    </w:p>
+    <w:p>
+      <w:r>
+        <w:rPr>
+          <w:rFonts w:ascii="Times New Roman" w:hAnsi="Times New Roman" w:eastAsia="Times New Roman"/>
+          <w:b w:val="0"/>
+          <w:i w:val="0"/>
+          <w:sz w:val="22"/>
+        </w:rPr>
+        <w:t>$$</w:t>
+      </w:r>
+    </w:p>
+    <w:p>
+      <w:r>
+        <w:rPr>
+          <w:rFonts w:ascii="Times New Roman" w:hAnsi="Times New Roman" w:eastAsia="Times New Roman"/>
+          <w:b w:val="0"/>
+          <w:i w:val="0"/>
+          <w:sz w:val="22"/>
+        </w:rPr>
+        <w:t>25^{th}</w:t>
+      </w:r>
+    </w:p>
+    <w:p>
+      <w:r>
+        <w:rPr>
+          <w:rFonts w:ascii="Times New Roman" w:hAnsi="Times New Roman" w:eastAsia="Times New Roman"/>
+          <w:b w:val="0"/>
+          <w:i w:val="0"/>
+          <w:sz w:val="22"/>
+        </w:rPr>
+        <w:t>$$</w:t>
+      </w:r>
+    </w:p>
+    <w:p>
+      <w:r>
+        <w:rPr>
+          <w:rFonts w:ascii="Times New Roman" w:hAnsi="Times New Roman" w:eastAsia="Times New Roman"/>
+          <w:b w:val="0"/>
+          <w:i w:val="0"/>
+          <w:sz w:val="22"/>
+        </w:rPr>
+        <w:t>(viii) It is further submitted that in any event, non-signatories may</w:t>
+      </w:r>
+    </w:p>
+    <w:p>
+      <w:r>
+        <w:rPr>
+          <w:rFonts w:ascii="Times New Roman" w:hAnsi="Times New Roman" w:eastAsia="Times New Roman"/>
+          <w:b w:val="0"/>
+          <w:i w:val="0"/>
+          <w:sz w:val="22"/>
+        </w:rPr>
+        <w:t>also be bound by an arbitration agreement. This legal principle</w:t>
+      </w:r>
+    </w:p>
+    <w:p>
+      <w:r>
+        <w:rPr>
+          <w:rFonts w:ascii="Times New Roman" w:hAnsi="Times New Roman" w:eastAsia="Times New Roman"/>
+          <w:b w:val="0"/>
+          <w:i w:val="0"/>
+          <w:sz w:val="22"/>
+        </w:rPr>
+        <w:t>has been laid down by the Hon’ble Supreme Court in Chloro</w:t>
+      </w:r>
+    </w:p>
+    <w:p>
+      <w:r>
+        <w:rPr>
+          <w:rFonts w:ascii="Times New Roman" w:hAnsi="Times New Roman" w:eastAsia="Times New Roman"/>
+          <w:b w:val="0"/>
+          <w:i w:val="0"/>
+          <w:sz w:val="22"/>
+        </w:rPr>
+        <w:t>Controls India  (P) Ltd. v Severn Trent Water Purification Inc.</w:t>
+      </w:r>
+    </w:p>
+    <w:p>
+      <w:r>
+        <w:rPr>
+          <w:rFonts w:ascii="Times New Roman" w:hAnsi="Times New Roman" w:eastAsia="Times New Roman"/>
+          <w:b w:val="0"/>
+          <w:i w:val="0"/>
+          <w:sz w:val="22"/>
+        </w:rPr>
+        <w:t>reported in (2013)1 SCC 641.</w:t>
+      </w:r>
+    </w:p>
+    <w:p>
+      <w:r>
+        <w:rPr>
+          <w:rFonts w:ascii="Times New Roman" w:hAnsi="Times New Roman" w:eastAsia="Times New Roman"/>
+          <w:b w:val="0"/>
+          <w:i w:val="0"/>
+          <w:sz w:val="22"/>
+        </w:rPr>
+        <w:t>(ix) The aforesaid principle has been  further elaborated by the</w:t>
+      </w:r>
+    </w:p>
+    <w:p>
+      <w:r>
+        <w:rPr>
+          <w:rFonts w:ascii="Times New Roman" w:hAnsi="Times New Roman" w:eastAsia="Times New Roman"/>
+          <w:b w:val="0"/>
+          <w:i w:val="0"/>
+          <w:sz w:val="22"/>
+        </w:rPr>
+        <w:t>Supreme Court in Cox and Kings Ltd. v SAP India  Pvt. Ltd &amp;</w:t>
+      </w:r>
+    </w:p>
+    <w:p>
+      <w:r>
+        <w:rPr>
+          <w:rFonts w:ascii="Times New Roman" w:hAnsi="Times New Roman" w:eastAsia="Times New Roman"/>
+          <w:b w:val="0"/>
+          <w:i w:val="0"/>
+          <w:sz w:val="22"/>
+        </w:rPr>
+        <w:t>Anr. reported in (2025)1 SCC 611 and Ajay Madhusudan Patel</w:t>
+      </w:r>
+    </w:p>
+    <w:p>
+      <w:r>
+        <w:rPr>
+          <w:rFonts w:ascii="Times New Roman" w:hAnsi="Times New Roman" w:eastAsia="Times New Roman"/>
+          <w:b w:val="0"/>
+          <w:i w:val="0"/>
+          <w:sz w:val="22"/>
+        </w:rPr>
+        <w:t>v  Jyotrindra S. Patel &amp; Ors. reported in AIR 2024 SC 4648</w:t>
+      </w:r>
+    </w:p>
+    <w:p>
+      <w:r>
+        <w:rPr>
+          <w:rFonts w:ascii="Times New Roman" w:hAnsi="Times New Roman" w:eastAsia="Times New Roman"/>
+          <w:b w:val="0"/>
+          <w:i w:val="0"/>
+          <w:sz w:val="22"/>
+        </w:rPr>
+        <w:t>where the Supreme Court reiterated that non-signatories can be</w:t>
+      </w:r>
+    </w:p>
+    <w:p>
+      <w:r>
+        <w:rPr>
+          <w:rFonts w:ascii="Times New Roman" w:hAnsi="Times New Roman" w:eastAsia="Times New Roman"/>
+          <w:b w:val="0"/>
+          <w:i w:val="0"/>
+          <w:sz w:val="22"/>
+        </w:rPr>
+        <w:t>referred  to arbitration  where  they are  a veritable party  to  the</w:t>
+      </w:r>
+    </w:p>
+    <w:p>
+      <w:r>
+        <w:rPr>
+          <w:rFonts w:ascii="Times New Roman" w:hAnsi="Times New Roman" w:eastAsia="Times New Roman"/>
+          <w:b w:val="0"/>
+          <w:i w:val="0"/>
+          <w:sz w:val="22"/>
+        </w:rPr>
+        <w:t>arbitration agreement.</w:t>
+      </w:r>
+    </w:p>
+    <w:p>
+      <w:r>
+        <w:rPr>
+          <w:rFonts w:ascii="Times New Roman" w:hAnsi="Times New Roman" w:eastAsia="Times New Roman"/>
+          <w:b w:val="0"/>
+          <w:i w:val="0"/>
+          <w:sz w:val="22"/>
+        </w:rPr>
+        <w:t>(x) I deny that by a mere reading of the material relied upon by the</w:t>
+      </w:r>
+    </w:p>
+    <w:p>
+      <w:r>
+        <w:rPr>
+          <w:rFonts w:ascii="Times New Roman" w:hAnsi="Times New Roman" w:eastAsia="Times New Roman"/>
+          <w:b w:val="0"/>
+          <w:i w:val="0"/>
+          <w:sz w:val="22"/>
+        </w:rPr>
+        <w:t>Claimant demonstrates that the Articles of Association are not</w:t>
+      </w:r>
+    </w:p>
+    <w:p>
+      <w:r>
+        <w:rPr>
+          <w:rFonts w:ascii="Times New Roman" w:hAnsi="Times New Roman" w:eastAsia="Times New Roman"/>
+          <w:b w:val="0"/>
+          <w:i w:val="0"/>
+          <w:sz w:val="22"/>
+        </w:rPr>
+        <w:t>binding upon Respondent No. 2. The Articles of Association</w:t>
+      </w:r>
+    </w:p>
+    <w:p>
+      <w:r>
+        <w:rPr>
+          <w:rFonts w:ascii="Times New Roman" w:hAnsi="Times New Roman" w:eastAsia="Times New Roman"/>
+          <w:b w:val="0"/>
+          <w:i w:val="0"/>
+          <w:sz w:val="22"/>
+        </w:rPr>
+        <w:t>clearly state that that the deceased Pascoal Trindade brought</w:t>
+      </w:r>
+    </w:p>
+    <w:p>
+      <w:r>
+        <w:rPr>
+          <w:rFonts w:ascii="Times New Roman" w:hAnsi="Times New Roman" w:eastAsia="Times New Roman"/>
+          <w:b w:val="0"/>
+          <w:i w:val="0"/>
+          <w:sz w:val="22"/>
+        </w:rPr>
+        <w:t>and introduced into the Association properties  then  valued at</w:t>
+      </w:r>
+    </w:p>
+    <w:p>
+      <w:r>
+        <w:rPr>
+          <w:rFonts w:ascii="Times New Roman" w:hAnsi="Times New Roman" w:eastAsia="Times New Roman"/>
+          <w:b w:val="0"/>
+          <w:i w:val="0"/>
+          <w:sz w:val="22"/>
+        </w:rPr>
+        <w:t>Rs.  3,09,50,000  which  is  prima  facie  evidence  that  the</w:t>
+      </w:r>
+    </w:p>
+    <w:p>
+      <w:r>
+        <w:rPr>
+          <w:rFonts w:ascii="Times New Roman" w:hAnsi="Times New Roman" w:eastAsia="Times New Roman"/>
+          <w:b w:val="0"/>
+          <w:i w:val="0"/>
+          <w:sz w:val="22"/>
+        </w:rPr>
+        <w:t>properties were brought in. The defences raised by Respondent</w:t>
+      </w:r>
+    </w:p>
+    <w:p>
+      <w:r>
+        <w:rPr>
+          <w:rFonts w:ascii="Times New Roman" w:hAnsi="Times New Roman" w:eastAsia="Times New Roman"/>
+          <w:b w:val="0"/>
+          <w:i w:val="0"/>
+          <w:sz w:val="22"/>
+        </w:rPr>
+        <w:t>(which in any event are denied) would have to be ultimately</w:t>
+      </w:r>
+    </w:p>
+    <w:p>
+      <w:r>
+        <w:rPr>
+          <w:rFonts w:ascii="Times New Roman" w:hAnsi="Times New Roman" w:eastAsia="Times New Roman"/>
+          <w:b w:val="0"/>
+          <w:i w:val="0"/>
+          <w:sz w:val="22"/>
+        </w:rPr>
+        <w:t>proved by evidence and cannot be the subject matter of  an</w:t>
+      </w:r>
+    </w:p>
+    <w:p>
+      <w:r>
+        <w:rPr>
+          <w:rFonts w:ascii="Times New Roman" w:hAnsi="Times New Roman" w:eastAsia="Times New Roman"/>
+          <w:b w:val="0"/>
+          <w:i w:val="0"/>
+          <w:sz w:val="22"/>
+        </w:rPr>
+        <w:t>Application under Section 16.</w:t>
+      </w:r>
+    </w:p>
+    <w:p>
+      <w:r>
+        <w:rPr>
+          <w:rFonts w:ascii="Times New Roman" w:hAnsi="Times New Roman" w:eastAsia="Times New Roman"/>
+          <w:b w:val="0"/>
+          <w:i w:val="0"/>
+          <w:sz w:val="22"/>
+        </w:rPr>
+        <w:t>19. With reference to paragraph 15 of the Application, I crave leave to refer to</w:t>
+      </w:r>
+    </w:p>
+    <w:p>
+      <w:r>
+        <w:rPr>
+          <w:rFonts w:ascii="Times New Roman" w:hAnsi="Times New Roman" w:eastAsia="Times New Roman"/>
+          <w:b w:val="0"/>
+          <w:i w:val="0"/>
+          <w:sz w:val="22"/>
+        </w:rPr>
+        <w:t>the said Order passed in Special Civil Suit No. 52/2013/A for its true</w:t>
+      </w:r>
+    </w:p>
+    <w:p>
+      <w:r>
+        <w:rPr>
+          <w:rFonts w:ascii="Times New Roman" w:hAnsi="Times New Roman" w:eastAsia="Times New Roman"/>
+          <w:b w:val="0"/>
+          <w:i w:val="0"/>
+          <w:sz w:val="22"/>
+        </w:rPr>
+        <w:t>and correct interpretation. In any event the Order is dated 13&lt;sup&gt;th&lt;/sup&gt; October</w:t>
+      </w:r>
+    </w:p>
+    <w:p>
+      <w:r>
+        <w:rPr>
+          <w:rFonts w:ascii="Times New Roman" w:hAnsi="Times New Roman" w:eastAsia="Times New Roman"/>
+          <w:b w:val="0"/>
+          <w:i w:val="0"/>
+          <w:sz w:val="22"/>
+        </w:rPr>
+        <w:t>2022. If it was sought to be relied upon, to attempt to demonstrate the</w:t>
+      </w:r>
+    </w:p>
+    <w:p>
+      <w:r>
+        <w:rPr>
+          <w:rFonts w:ascii="Times New Roman" w:hAnsi="Times New Roman" w:eastAsia="Times New Roman"/>
+          <w:b w:val="0"/>
+          <w:i w:val="0"/>
+          <w:sz w:val="22"/>
+        </w:rPr>
+        <w:t>alleged lack of jurisdiction of this arbitral tribunal, it should have been</w:t>
+      </w:r>
+    </w:p>
+    <w:p>
+      <w:r>
+        <w:rPr>
+          <w:rFonts w:ascii="Times New Roman" w:hAnsi="Times New Roman" w:eastAsia="Times New Roman"/>
+          <w:b w:val="0"/>
+          <w:i w:val="0"/>
+          <w:sz w:val="22"/>
+        </w:rPr>
+        <w:t>$$</w:t>
+      </w:r>
+    </w:p>
+    <w:p>
+      <w:r>
+        <w:rPr>
+          <w:rFonts w:ascii="Times New Roman" w:hAnsi="Times New Roman" w:eastAsia="Times New Roman"/>
+          <w:b w:val="0"/>
+          <w:i w:val="0"/>
+          <w:sz w:val="22"/>
+        </w:rPr>
+        <w:t>13^{ 甥 }</w:t>
+      </w:r>
+    </w:p>
+    <w:p>
+      <w:r>
+        <w:rPr>
+          <w:rFonts w:ascii="Times New Roman" w:hAnsi="Times New Roman" w:eastAsia="Times New Roman"/>
+          <w:b w:val="0"/>
+          <w:i w:val="0"/>
+          <w:sz w:val="22"/>
+        </w:rPr>
+        <w:t>$$ introduced and argued before the filing of the Statement of Defence.</w:t>
+      </w:r>
+    </w:p>
+    <w:p>
+      <w:r>
+        <w:rPr>
+          <w:rFonts w:ascii="Times New Roman" w:hAnsi="Times New Roman" w:eastAsia="Times New Roman"/>
+          <w:b w:val="0"/>
+          <w:i w:val="0"/>
+          <w:sz w:val="22"/>
+        </w:rPr>
+        <w:t>The Order was known to Respondent No. 2 and this application ought</w:t>
+      </w:r>
+    </w:p>
+    <w:p>
+      <w:r>
+        <w:rPr>
+          <w:rFonts w:ascii="Times New Roman" w:hAnsi="Times New Roman" w:eastAsia="Times New Roman"/>
+          <w:b w:val="0"/>
+          <w:i w:val="0"/>
+          <w:sz w:val="22"/>
+        </w:rPr>
+        <w:t>not to be entertained at this belated stage.</w:t>
+      </w:r>
+    </w:p>
+    <w:p>
+      <w:r>
+        <w:rPr>
+          <w:rFonts w:ascii="Times New Roman" w:hAnsi="Times New Roman" w:eastAsia="Times New Roman"/>
+          <w:b w:val="0"/>
+          <w:i w:val="0"/>
+          <w:sz w:val="22"/>
+        </w:rPr>
+        <w:t>20. With reference to paragraphs 16 to 21 the contents are denied.  The</w:t>
+      </w:r>
+    </w:p>
+    <w:p>
+      <w:r>
+        <w:rPr>
+          <w:rFonts w:ascii="Times New Roman" w:hAnsi="Times New Roman" w:eastAsia="Times New Roman"/>
+          <w:b w:val="0"/>
+          <w:i w:val="0"/>
+          <w:sz w:val="22"/>
+        </w:rPr>
+        <w:t>Section 16 application is a mala fide attempt by Respondent Nos. 1, 2</w:t>
+      </w:r>
+    </w:p>
+    <w:p>
+      <w:r>
+        <w:rPr>
+          <w:rFonts w:ascii="Times New Roman" w:hAnsi="Times New Roman" w:eastAsia="Times New Roman"/>
+          <w:b w:val="0"/>
+          <w:i w:val="0"/>
+          <w:sz w:val="22"/>
+        </w:rPr>
+        <w:t>and 3  to escape the liabilities  of the deceased  Pascoal Trindade. The</w:t>
+      </w:r>
+    </w:p>
+    <w:p>
+      <w:r>
+        <w:rPr>
+          <w:rFonts w:ascii="Times New Roman" w:hAnsi="Times New Roman" w:eastAsia="Times New Roman"/>
+          <w:b w:val="0"/>
+          <w:i w:val="0"/>
+          <w:sz w:val="22"/>
+        </w:rPr>
+        <w:t>Respondents having participated in the arbitration proceedings for  18</w:t>
+      </w:r>
+    </w:p>
+    <w:p>
+      <w:r>
+        <w:rPr>
+          <w:rFonts w:ascii="Times New Roman" w:hAnsi="Times New Roman" w:eastAsia="Times New Roman"/>
+          <w:b w:val="0"/>
+          <w:i w:val="0"/>
+          <w:sz w:val="22"/>
+        </w:rPr>
+        <w:t>months now claim that the forum lacks jurisdiction.</w:t>
+      </w:r>
+    </w:p>
+    <w:p>
+      <w:r>
+        <w:rPr>
+          <w:rFonts w:ascii="Times New Roman" w:hAnsi="Times New Roman" w:eastAsia="Times New Roman"/>
+          <w:b w:val="0"/>
+          <w:i w:val="0"/>
+          <w:sz w:val="22"/>
+        </w:rPr>
+        <w:t>21. In view of the above, it is respectfully submitted  that this Hon’ble</w:t>
+      </w:r>
+    </w:p>
+    <w:p>
+      <w:r>
+        <w:rPr>
+          <w:rFonts w:ascii="Times New Roman" w:hAnsi="Times New Roman" w:eastAsia="Times New Roman"/>
+          <w:b w:val="0"/>
+          <w:i w:val="0"/>
+          <w:sz w:val="22"/>
+        </w:rPr>
+        <w:t>Tribunal be pleased to:</w:t>
+      </w:r>
+    </w:p>
+    <w:p>
+      <w:r>
+        <w:rPr>
+          <w:rFonts w:ascii="Times New Roman" w:hAnsi="Times New Roman" w:eastAsia="Times New Roman"/>
+          <w:b w:val="0"/>
+          <w:i w:val="0"/>
+          <w:sz w:val="22"/>
+        </w:rPr>
+        <w:t>(a)  dismiss the Application filed by Respondents Nos. 1 to 3 under</w:t>
+      </w:r>
+    </w:p>
+    <w:p>
+      <w:r>
+        <w:rPr>
+          <w:rFonts w:ascii="Times New Roman" w:hAnsi="Times New Roman" w:eastAsia="Times New Roman"/>
+          <w:b w:val="0"/>
+          <w:i w:val="0"/>
+          <w:sz w:val="22"/>
+        </w:rPr>
+        <w:t>Section 16 of the Arbitration Act with exemplary costs; and</w:t>
+      </w:r>
+    </w:p>
+    <w:p>
+      <w:r>
+        <w:rPr>
+          <w:rFonts w:ascii="Times New Roman" w:hAnsi="Times New Roman" w:eastAsia="Times New Roman"/>
+          <w:b w:val="0"/>
+          <w:i w:val="0"/>
+          <w:sz w:val="22"/>
+        </w:rPr>
+        <w:t>(b) proceed with the arbitration on merits</w:t>
+      </w:r>
+    </w:p>
+    <w:p>
+      <w:r>
+        <w:rPr>
+          <w:rFonts w:ascii="Times New Roman" w:hAnsi="Times New Roman" w:eastAsia="Times New Roman"/>
+          <w:b w:val="0"/>
+          <w:i w:val="0"/>
+          <w:sz w:val="22"/>
+        </w:rPr>
+        <w:t>DEPONENT</w:t>
+      </w:r>
+    </w:p>
+    <w:p>
+      <w:r>
+        <w:rPr>
+          <w:rFonts w:ascii="Times New Roman" w:hAnsi="Times New Roman" w:eastAsia="Times New Roman"/>
+          <w:b w:val="0"/>
+          <w:i w:val="0"/>
+          <w:sz w:val="22"/>
+        </w:rPr>
+        <w:t>Before Me</w:t>
+      </w:r>
+    </w:p>
+    <w:p>
+      <w:r>
+        <w:rPr>
+          <w:rFonts w:ascii="Times New Roman" w:hAnsi="Times New Roman" w:eastAsia="Times New Roman"/>
+          <w:b w:val="0"/>
+          <w:i w:val="0"/>
+          <w:sz w:val="22"/>
+        </w:rPr>
+        <w:t>Respondent No. 4</w:t>
+      </w:r>
+    </w:p>
     <w:p>
       <w:r>
         <w:rPr>
@@ -1426,2106 +4784,86 @@
           <w:color w:val="8B2E2E"/>
           <w:sz w:val="26"/>
         </w:rPr>
-        <w:t>Page 3 of 6</w:t>
-      </w:r>
-    </w:p>
-    <w:p>
-      <w:r>
-        <w:rPr>
-          <w:rFonts w:ascii="Times New Roman" w:hAnsi="Times New Roman" w:eastAsia="Times New Roman"/>
-          <w:b w:val="0"/>
-          <w:i w:val="0"/>
-          <w:sz w:val="22"/>
-        </w:rPr>
-        <w:t>appointed as the Receiver for taking over the management of the Suit</w:t>
-      </w:r>
-    </w:p>
-    <w:p>
-      <w:r>
-        <w:rPr>
-          <w:rFonts w:ascii="Times New Roman" w:hAnsi="Times New Roman" w:eastAsia="Times New Roman"/>
-          <w:b w:val="0"/>
-          <w:i w:val="0"/>
-          <w:sz w:val="22"/>
-        </w:rPr>
-        <w:t xml:space="preserve">       Property…..” This is one more instance where the Respondent Nos. 1-</w:t>
-      </w:r>
-    </w:p>
-    <w:p>
-      <w:r>
-        <w:rPr>
-          <w:rFonts w:ascii="Times New Roman" w:hAnsi="Times New Roman" w:eastAsia="Times New Roman"/>
-          <w:b w:val="0"/>
-          <w:i w:val="0"/>
-          <w:sz w:val="22"/>
-        </w:rPr>
-        <w:t xml:space="preserve">       3 submitted to and accepted the jurisdiction of the arbitral tribunal.</w:t>
-      </w:r>
-    </w:p>
-    <w:p>
-      <w:r>
-        <w:rPr>
-          <w:rFonts w:ascii="Times New Roman" w:hAnsi="Times New Roman" w:eastAsia="Times New Roman"/>
-          <w:b w:val="0"/>
-          <w:i w:val="0"/>
-          <w:sz w:val="22"/>
-        </w:rPr>
-        <w:t xml:space="preserve">       Hereto annexed and marked ‘Annexure 9’ is a copy of the minutes of</w:t>
-      </w:r>
-    </w:p>
-    <w:p>
-      <w:r>
-        <w:rPr>
-          <w:rFonts w:ascii="Times New Roman" w:hAnsi="Times New Roman" w:eastAsia="Times New Roman"/>
-          <w:b w:val="0"/>
-          <w:i w:val="0"/>
-          <w:sz w:val="22"/>
-        </w:rPr>
-        <w:t xml:space="preserve">       proceedings dated 26th April 2025. Subsequently however, the Parties</w:t>
-      </w:r>
-    </w:p>
-    <w:p>
-      <w:r>
-        <w:rPr>
-          <w:rFonts w:ascii="Times New Roman" w:hAnsi="Times New Roman" w:eastAsia="Times New Roman"/>
-          <w:b w:val="0"/>
-          <w:i w:val="0"/>
-          <w:sz w:val="22"/>
-        </w:rPr>
-        <w:t xml:space="preserve">       could not agree upon the person to be appointed as Receiver.</w:t>
-      </w:r>
-    </w:p>
-    <w:p>
-      <w:r>
-        <w:rPr>
-          <w:rFonts w:ascii="Times New Roman" w:hAnsi="Times New Roman" w:eastAsia="Times New Roman"/>
-          <w:b w:val="0"/>
-          <w:i w:val="0"/>
-          <w:sz w:val="22"/>
-        </w:rPr>
-        <w:t>12. Thereafter, the minutes of proceedings held on 7th June 2025, record that</w:t>
-      </w:r>
-    </w:p>
-    <w:p>
-      <w:r>
-        <w:rPr>
-          <w:rFonts w:ascii="Times New Roman" w:hAnsi="Times New Roman" w:eastAsia="Times New Roman"/>
-          <w:b w:val="0"/>
-          <w:i w:val="0"/>
-          <w:sz w:val="22"/>
-        </w:rPr>
-        <w:t xml:space="preserve">       the advocate on behalf of Respondent Nos. 1-3 stated that he would</w:t>
-      </w:r>
-    </w:p>
-    <w:p>
-      <w:r>
-        <w:rPr>
-          <w:rFonts w:ascii="Times New Roman" w:hAnsi="Times New Roman" w:eastAsia="Times New Roman"/>
-          <w:b w:val="0"/>
-          <w:i w:val="0"/>
-          <w:sz w:val="22"/>
-        </w:rPr>
-        <w:t xml:space="preserve">       continue to respond to the Application under Section 17 filed by the</w:t>
-      </w:r>
-    </w:p>
-    <w:p>
-      <w:r>
-        <w:rPr>
-          <w:rFonts w:ascii="Times New Roman" w:hAnsi="Times New Roman" w:eastAsia="Times New Roman"/>
-          <w:b w:val="0"/>
-          <w:i w:val="0"/>
-          <w:sz w:val="22"/>
-        </w:rPr>
-        <w:t xml:space="preserve">       Claimant on a later date since settlement talks had been initiated by the</w:t>
-      </w:r>
-    </w:p>
-    <w:p>
-      <w:r>
-        <w:rPr>
-          <w:rFonts w:ascii="Times New Roman" w:hAnsi="Times New Roman" w:eastAsia="Times New Roman"/>
-          <w:b w:val="0"/>
-          <w:i w:val="0"/>
-          <w:sz w:val="22"/>
-        </w:rPr>
-        <w:t xml:space="preserve">       parties. Hereto annexed and marked ‘Annexure 10’ is a copy of the</w:t>
-      </w:r>
-    </w:p>
-    <w:p>
-      <w:r>
-        <w:rPr>
-          <w:rFonts w:ascii="Times New Roman" w:hAnsi="Times New Roman" w:eastAsia="Times New Roman"/>
-          <w:b w:val="0"/>
-          <w:i w:val="0"/>
-          <w:sz w:val="22"/>
-        </w:rPr>
-        <w:t xml:space="preserve">                                       th</w:t>
-      </w:r>
-    </w:p>
-    <w:p>
-      <w:r>
-        <w:rPr>
-          <w:rFonts w:ascii="Times New Roman" w:hAnsi="Times New Roman" w:eastAsia="Times New Roman"/>
-          <w:b w:val="0"/>
-          <w:i w:val="0"/>
-          <w:sz w:val="22"/>
-        </w:rPr>
-        <w:t xml:space="preserve">       minutes of proceedings dated 7 June 2025.</w:t>
-      </w:r>
-    </w:p>
-    <w:p>
-      <w:r>
-        <w:rPr>
-          <w:rFonts w:ascii="Times New Roman" w:hAnsi="Times New Roman" w:eastAsia="Times New Roman"/>
-          <w:b w:val="0"/>
-          <w:i w:val="0"/>
-          <w:sz w:val="22"/>
-        </w:rPr>
-        <w:t>13. Thereafter arbitration proceedings were adjourned from time to time to</w:t>
-      </w:r>
-    </w:p>
-    <w:p>
-      <w:r>
-        <w:rPr>
-          <w:rFonts w:ascii="Times New Roman" w:hAnsi="Times New Roman" w:eastAsia="Times New Roman"/>
-          <w:b w:val="0"/>
-          <w:i w:val="0"/>
-          <w:sz w:val="22"/>
-        </w:rPr>
-        <w:t xml:space="preserve">       enable parties to arrive at a settlement and file consent terms before the</w:t>
-      </w:r>
-    </w:p>
-    <w:p>
-      <w:r>
-        <w:rPr>
-          <w:rFonts w:ascii="Times New Roman" w:hAnsi="Times New Roman" w:eastAsia="Times New Roman"/>
-          <w:b w:val="0"/>
-          <w:i w:val="0"/>
-          <w:sz w:val="22"/>
-        </w:rPr>
-        <w:t xml:space="preserve">       arbitral tribunal. Unfortunately, as recorded in the minutes of</w:t>
-      </w:r>
-    </w:p>
-    <w:p>
-      <w:r>
-        <w:rPr>
-          <w:rFonts w:ascii="Times New Roman" w:hAnsi="Times New Roman" w:eastAsia="Times New Roman"/>
-          <w:b w:val="0"/>
-          <w:i w:val="0"/>
-          <w:sz w:val="22"/>
-        </w:rPr>
-        <w:t xml:space="preserve">                              st</w:t>
-      </w:r>
-    </w:p>
-    <w:p>
-      <w:r>
-        <w:rPr>
-          <w:rFonts w:ascii="Times New Roman" w:hAnsi="Times New Roman" w:eastAsia="Times New Roman"/>
-          <w:b w:val="0"/>
-          <w:i w:val="0"/>
-          <w:sz w:val="22"/>
-        </w:rPr>
-        <w:t xml:space="preserve">       proceedings dated 31 January 2026, the settlement talks “have not</w:t>
-      </w:r>
-    </w:p>
-    <w:p>
-      <w:r>
-        <w:rPr>
-          <w:rFonts w:ascii="Times New Roman" w:hAnsi="Times New Roman" w:eastAsia="Times New Roman"/>
-          <w:b w:val="0"/>
-          <w:i w:val="0"/>
-          <w:sz w:val="22"/>
-        </w:rPr>
-        <w:t xml:space="preserve">       borne any fruits and as such they would argue the matter on the next</w:t>
-      </w:r>
-    </w:p>
-    <w:p>
-      <w:r>
-        <w:rPr>
-          <w:rFonts w:ascii="Times New Roman" w:hAnsi="Times New Roman" w:eastAsia="Times New Roman"/>
-          <w:b w:val="0"/>
-          <w:i w:val="0"/>
-          <w:sz w:val="22"/>
-        </w:rPr>
-        <w:t xml:space="preserve">       date of hearing. By consent the parties have suggested 14.02.2025 as</w:t>
-      </w:r>
-    </w:p>
-    <w:p>
-      <w:r>
-        <w:rPr>
-          <w:rFonts w:ascii="Times New Roman" w:hAnsi="Times New Roman" w:eastAsia="Times New Roman"/>
-          <w:b w:val="0"/>
-          <w:i w:val="0"/>
-          <w:sz w:val="22"/>
-        </w:rPr>
-        <w:t xml:space="preserve">       the next date for arguments on both the Applications. Application for</w:t>
-      </w:r>
-    </w:p>
-    <w:p>
-      <w:r>
-        <w:rPr>
-          <w:rFonts w:ascii="Times New Roman" w:hAnsi="Times New Roman" w:eastAsia="Times New Roman"/>
-          <w:b w:val="0"/>
-          <w:i w:val="0"/>
-          <w:sz w:val="22"/>
-        </w:rPr>
-        <w:t xml:space="preserve">       receiver and Application for furnishing of Accounts filed by</w:t>
-      </w:r>
-    </w:p>
-    <w:p>
-      <w:r>
-        <w:rPr>
-          <w:rFonts w:ascii="Times New Roman" w:hAnsi="Times New Roman" w:eastAsia="Times New Roman"/>
-          <w:b w:val="0"/>
-          <w:i w:val="0"/>
-          <w:sz w:val="22"/>
-        </w:rPr>
-        <w:t xml:space="preserve">       Respondents 1, 2 &amp; 3”. Hereto annexed and marked as ‘Annexure 11’</w:t>
-      </w:r>
-    </w:p>
-    <w:p>
-      <w:r>
-        <w:rPr>
-          <w:rFonts w:ascii="Times New Roman" w:hAnsi="Times New Roman" w:eastAsia="Times New Roman"/>
-          <w:b w:val="0"/>
-          <w:i w:val="0"/>
-          <w:sz w:val="22"/>
-        </w:rPr>
-        <w:t xml:space="preserve">       is a copy of the minutes of proceedings dated 31st January 2026.</w:t>
-      </w:r>
-    </w:p>
-    <w:p>
-      <w:r>
-        <w:rPr>
-          <w:rFonts w:ascii="Times New Roman" w:hAnsi="Times New Roman" w:eastAsia="Times New Roman"/>
-          <w:b w:val="0"/>
-          <w:i w:val="0"/>
-          <w:sz w:val="22"/>
-        </w:rPr>
-        <w:t>14. Subsequently, vide an email dated 13th February 2026, the arbitral tribunal</w:t>
-      </w:r>
-    </w:p>
-    <w:p>
-      <w:r>
-        <w:rPr>
-          <w:rFonts w:ascii="Times New Roman" w:hAnsi="Times New Roman" w:eastAsia="Times New Roman"/>
-          <w:b w:val="0"/>
-          <w:i w:val="0"/>
-          <w:sz w:val="22"/>
-        </w:rPr>
-        <w:t xml:space="preserve">       was intimated that pursuant to instructions from Respondents 1, 2 &amp; 3</w:t>
-      </w:r>
-    </w:p>
-    <w:p>
-      <w:r>
-        <w:rPr>
-          <w:rFonts w:ascii="Times New Roman" w:hAnsi="Times New Roman" w:eastAsia="Times New Roman"/>
-          <w:b w:val="0"/>
-          <w:i w:val="0"/>
-          <w:sz w:val="22"/>
-        </w:rPr>
-        <w:t xml:space="preserve">       the advocate had withdrawn his appearance. The proceedings were</w:t>
-      </w:r>
-    </w:p>
-    <w:p>
-      <w:r>
-        <w:rPr>
-          <w:rFonts w:ascii="Times New Roman" w:hAnsi="Times New Roman" w:eastAsia="Times New Roman"/>
-          <w:b w:val="0"/>
-          <w:i w:val="0"/>
-          <w:sz w:val="22"/>
-        </w:rPr>
-        <w:t xml:space="preserve">       therefore adjourned on 14th February 2026, and new advocates filed</w:t>
-      </w:r>
-    </w:p>
-    <w:p>
-      <w:r>
-        <w:rPr>
-          <w:rFonts w:ascii="Times New Roman" w:hAnsi="Times New Roman" w:eastAsia="Times New Roman"/>
-          <w:b w:val="0"/>
-          <w:i w:val="0"/>
-          <w:sz w:val="22"/>
-        </w:rPr>
-        <w:t xml:space="preserve">       their Vakalatnamas on behalf of Respondent Nos. 1, 2 and 3 on 14th</w:t>
-      </w:r>
-    </w:p>
-    <w:p>
-      <w:r>
-        <w:rPr>
-          <w:rFonts w:ascii="Times New Roman" w:hAnsi="Times New Roman" w:eastAsia="Times New Roman"/>
-          <w:b w:val="0"/>
-          <w:i w:val="0"/>
-          <w:sz w:val="22"/>
-        </w:rPr>
-        <w:t xml:space="preserve">       March 2026 simultaneous to which Respondent Nos. 2 filed the</w:t>
-      </w:r>
-    </w:p>
-    <w:p>
-      <w:r>
-        <w:rPr>
-          <w:rFonts w:ascii="Times New Roman" w:hAnsi="Times New Roman" w:eastAsia="Times New Roman"/>
-          <w:b w:val="0"/>
-          <w:i w:val="0"/>
-          <w:sz w:val="22"/>
-        </w:rPr>
-        <w:t xml:space="preserve">       application under Section 16 of the Arbitration Act. Hereto annexed</w:t>
-      </w:r>
-    </w:p>
-    <w:p>
-      <w:r>
-        <w:rPr>
-          <w:rFonts w:ascii="Times New Roman" w:hAnsi="Times New Roman" w:eastAsia="Times New Roman"/>
-          <w:b w:val="0"/>
-          <w:i w:val="0"/>
-          <w:sz w:val="22"/>
-        </w:rPr>
-        <w:t xml:space="preserve">       and marked as ‘Annexure 12’ is a copy of the minutes of proceedings</w:t>
-      </w:r>
-    </w:p>
-    <w:p>
-      <w:r>
-        <w:rPr>
-          <w:rFonts w:ascii="Times New Roman" w:hAnsi="Times New Roman" w:eastAsia="Times New Roman"/>
-          <w:b w:val="0"/>
-          <w:i w:val="0"/>
-          <w:sz w:val="22"/>
-        </w:rPr>
-        <w:t xml:space="preserve">       dated 14th March 2026.</w:t>
-      </w:r>
-    </w:p>
-    <w:p>
-      <w:r>
-        <w:rPr>
-          <w:rFonts w:ascii="Times New Roman" w:hAnsi="Times New Roman" w:eastAsia="Times New Roman"/>
-          <w:b w:val="0"/>
-          <w:i w:val="0"/>
-          <w:sz w:val="22"/>
-        </w:rPr>
-        <w:t>15. It is respectfully submitted that the Respondent Nos. 1, 2 and 3 filed their</w:t>
-      </w:r>
-    </w:p>
-    <w:p>
-      <w:r>
-        <w:rPr>
-          <w:rFonts w:ascii="Times New Roman" w:hAnsi="Times New Roman" w:eastAsia="Times New Roman"/>
-          <w:b w:val="0"/>
-          <w:i w:val="0"/>
-          <w:sz w:val="22"/>
-        </w:rPr>
-        <w:t xml:space="preserve">       Statement of Defence on 8th March 2025. Pursuant to filing the</w:t>
-      </w:r>
-    </w:p>
-    <w:p>
-      <w:r>
-        <w:rPr>
-          <w:rFonts w:ascii="Times New Roman" w:hAnsi="Times New Roman" w:eastAsia="Times New Roman"/>
-          <w:b w:val="0"/>
-          <w:i w:val="0"/>
-          <w:sz w:val="22"/>
-        </w:rPr>
-        <w:t xml:space="preserve">       Statement of Defence, Respondent Nos. 1. 2 and 3 filed an Application</w:t>
-      </w:r>
-    </w:p>
-    <w:p>
-      <w:r>
-        <w:rPr>
-          <w:rFonts w:ascii="Times New Roman" w:hAnsi="Times New Roman" w:eastAsia="Times New Roman"/>
-          <w:b w:val="0"/>
-          <w:i w:val="0"/>
-          <w:sz w:val="22"/>
-        </w:rPr>
-        <w:t xml:space="preserve">       dated 22nd March 2025 under Section 17 of the Arbitration Act before</w:t>
-      </w:r>
-    </w:p>
-    <w:p>
-      <w:r>
-        <w:rPr>
-          <w:rFonts w:ascii="Times New Roman" w:hAnsi="Times New Roman" w:eastAsia="Times New Roman"/>
-          <w:b w:val="0"/>
-          <w:i w:val="0"/>
-          <w:sz w:val="22"/>
-        </w:rPr>
-        <w:t xml:space="preserve">       the Arbitral Tribunal. Arguments on the applications filed by the</w:t>
-      </w:r>
-    </w:p>
-    <w:p>
-      <w:r>
-        <w:rPr>
-          <w:rFonts w:ascii="Times New Roman" w:hAnsi="Times New Roman" w:eastAsia="Times New Roman"/>
-          <w:b w:val="0"/>
-          <w:i w:val="0"/>
-          <w:sz w:val="22"/>
-        </w:rPr>
-        <w:t xml:space="preserve">       Claimants and Respondent Nos 1, 2 and 3 are part heard. They were</w:t>
-      </w:r>
-    </w:p>
-    <w:p>
-      <w:r>
-        <w:rPr>
-          <w:rFonts w:ascii="Times New Roman" w:hAnsi="Times New Roman" w:eastAsia="Times New Roman"/>
-          <w:b w:val="0"/>
-          <w:i w:val="0"/>
-          <w:sz w:val="22"/>
-        </w:rPr>
-        <w:t xml:space="preserve">       adjourned to enable parties to explore a settlement. When settlement</w:t>
-      </w:r>
-    </w:p>
-    <w:p>
-      <w:r>
-        <w:rPr>
-          <w:rFonts w:ascii="Times New Roman" w:hAnsi="Times New Roman" w:eastAsia="Times New Roman"/>
-          <w:b w:val="0"/>
-          <w:i w:val="0"/>
-          <w:sz w:val="22"/>
-        </w:rPr>
-        <w:t xml:space="preserve">       talks failed, the applications were revived and parties consented to</w:t>
-      </w:r>
-    </w:p>
-    <w:p>
-      <w:r>
-        <w:rPr>
-          <w:rFonts w:ascii="Times New Roman" w:hAnsi="Times New Roman" w:eastAsia="Times New Roman"/>
-          <w:b w:val="0"/>
-          <w:i w:val="0"/>
-          <w:sz w:val="22"/>
-        </w:rPr>
-        <w:t xml:space="preserve">       hearing arguments on both the Applications under Section 17 on 14th</w:t>
-      </w:r>
-    </w:p>
-    <w:p>
-      <w:r>
-        <w:rPr>
-          <w:rFonts w:ascii="Times New Roman" w:hAnsi="Times New Roman" w:eastAsia="Times New Roman"/>
-          <w:b w:val="0"/>
-          <w:i w:val="0"/>
-          <w:sz w:val="22"/>
-        </w:rPr>
-        <w:t xml:space="preserve">       February 2026. This Application under Section 16 is hopelessly time</w:t>
-      </w:r>
-    </w:p>
-    <w:p>
-      <w:r>
-        <w:rPr>
-          <w:rFonts w:ascii="Times New Roman" w:hAnsi="Times New Roman" w:eastAsia="Times New Roman"/>
-          <w:b w:val="0"/>
-          <w:i w:val="0"/>
-          <w:sz w:val="22"/>
-        </w:rPr>
-        <w:t xml:space="preserve">       barred since Respondent No. 2 has through her own actions acquiesced</w:t>
-      </w:r>
-    </w:p>
-    <w:p>
-      <w:r>
-        <w:rPr>
-          <w:rFonts w:ascii="Times New Roman" w:hAnsi="Times New Roman" w:eastAsia="Times New Roman"/>
-          <w:b w:val="0"/>
-          <w:i w:val="0"/>
-          <w:sz w:val="22"/>
-        </w:rPr>
-        <w:t xml:space="preserve">       to the jurisdiction of the Arbitral Tribunal and thereby waived her</w:t>
-      </w:r>
-    </w:p>
-    <w:p>
-      <w:r>
-        <w:rPr>
-          <w:rFonts w:ascii="Times New Roman" w:hAnsi="Times New Roman" w:eastAsia="Times New Roman"/>
-          <w:b w:val="0"/>
-          <w:i w:val="0"/>
-          <w:sz w:val="22"/>
-        </w:rPr>
-        <w:t xml:space="preserve">       rights (if any) to pursue an Application under Section 16.</w:t>
-      </w:r>
-    </w:p>
-    <w:p>
-      <w:r>
-        <w:rPr>
-          <w:rFonts w:ascii="Times New Roman" w:hAnsi="Times New Roman" w:eastAsia="Times New Roman"/>
-          <w:b w:val="0"/>
-          <w:i w:val="0"/>
-          <w:sz w:val="22"/>
-        </w:rPr>
-        <w:t>16. With reference to paragraph 3 of the said Application, the contention that</w:t>
-      </w:r>
-    </w:p>
-    <w:p>
-      <w:r>
-        <w:rPr>
-          <w:rFonts w:ascii="Times New Roman" w:hAnsi="Times New Roman" w:eastAsia="Times New Roman"/>
-          <w:b w:val="0"/>
-          <w:i w:val="0"/>
-          <w:sz w:val="22"/>
-        </w:rPr>
-        <w:t xml:space="preserve">       Respondent No. 2 has not waived her right to assail the jurisdiction of</w:t>
-      </w:r>
-    </w:p>
-    <w:p>
-      <w:r>
-        <w:rPr>
-          <w:rFonts w:ascii="Times New Roman" w:hAnsi="Times New Roman" w:eastAsia="Times New Roman"/>
-          <w:b w:val="0"/>
-          <w:i w:val="0"/>
-          <w:sz w:val="22"/>
-        </w:rPr>
-        <w:t xml:space="preserve">       this Tribunal is denied. It submitted that for the reasons set out</w:t>
-      </w:r>
-    </w:p>
-    <w:p>
-      <w:r>
-        <w:rPr>
-          <w:rFonts w:ascii="Times New Roman" w:hAnsi="Times New Roman" w:eastAsia="Times New Roman"/>
-          <w:b w:val="0"/>
-          <w:i w:val="0"/>
-          <w:sz w:val="22"/>
-        </w:rPr>
-        <w:t xml:space="preserve">       hereinabove which are not repeated herein for the sake of brevity,</w:t>
-      </w:r>
-    </w:p>
-    <w:p>
-      <w:r>
-        <w:rPr>
-          <w:rFonts w:ascii="Times New Roman" w:hAnsi="Times New Roman" w:eastAsia="Times New Roman"/>
-          <w:b w:val="0"/>
-          <w:i w:val="0"/>
-          <w:sz w:val="22"/>
-        </w:rPr>
-        <w:t xml:space="preserve">       Respondent No. 2 has acquiesced to the jurisdiction of the Tribunal. As</w:t>
-      </w:r>
-    </w:p>
-    <w:p>
-      <w:r>
-        <w:rPr>
-          <w:rFonts w:ascii="Times New Roman" w:hAnsi="Times New Roman" w:eastAsia="Times New Roman"/>
-          <w:b w:val="0"/>
-          <w:i w:val="0"/>
-          <w:sz w:val="22"/>
-        </w:rPr>
-        <w:t xml:space="preserve">       determined by the Apex Court in various judgments set out</w:t>
-      </w:r>
-    </w:p>
-    <w:p>
-      <w:r>
-        <w:rPr>
-          <w:rFonts w:ascii="Times New Roman" w:hAnsi="Times New Roman" w:eastAsia="Times New Roman"/>
-          <w:b w:val="0"/>
-          <w:i w:val="0"/>
-          <w:sz w:val="22"/>
-        </w:rPr>
-        <w:t xml:space="preserve">       hereinbelow there is a statutory bar that precludes a party from</w:t>
-      </w:r>
-    </w:p>
-    <w:p>
-      <w:r>
-        <w:rPr>
-          <w:rFonts w:ascii="Times New Roman" w:hAnsi="Times New Roman" w:eastAsia="Times New Roman"/>
-          <w:b w:val="0"/>
-          <w:i w:val="0"/>
-          <w:sz w:val="22"/>
-        </w:rPr>
-        <w:t xml:space="preserve">       challenging the jurisdiction of a tribunal, once it files its statement of</w:t>
-      </w:r>
-    </w:p>
-    <w:p>
-      <w:r>
-        <w:rPr>
-          <w:rFonts w:ascii="Times New Roman" w:hAnsi="Times New Roman" w:eastAsia="Times New Roman"/>
-          <w:b w:val="0"/>
-          <w:i w:val="0"/>
-          <w:sz w:val="22"/>
-        </w:rPr>
-        <w:t xml:space="preserve">       defence.</w:t>
-      </w:r>
-    </w:p>
-    <w:p>
-      <w:r>
-        <w:rPr>
-          <w:rFonts w:ascii="Times New Roman" w:hAnsi="Times New Roman" w:eastAsia="Times New Roman"/>
-          <w:b w:val="0"/>
-          <w:i w:val="0"/>
-          <w:sz w:val="22"/>
-        </w:rPr>
-        <w:t xml:space="preserve">       (i) Vidyawati Construction Co. v Union of India (2025) 5 SCC 347;</w:t>
-      </w:r>
-    </w:p>
-    <w:p/>
-    <w:p>
-      <w:r>
-        <w:rPr>
-          <w:rFonts w:ascii="Times New Roman" w:hAnsi="Times New Roman" w:eastAsia="Times New Roman"/>
-          <w:b/>
-          <w:i w:val="0"/>
-          <w:color w:val="8B2E2E"/>
-          <w:sz w:val="26"/>
-        </w:rPr>
-        <w:t>Page 4 of 6</w:t>
-      </w:r>
-    </w:p>
-    <w:p>
-      <w:r>
-        <w:rPr>
-          <w:rFonts w:ascii="Times New Roman" w:hAnsi="Times New Roman" w:eastAsia="Times New Roman"/>
-          <w:b w:val="0"/>
-          <w:i w:val="0"/>
-          <w:sz w:val="22"/>
-        </w:rPr>
-        <w:t>(ii) MSP Infrastructure Ltd. v Madhya Pradesh Road Development</w:t>
-      </w:r>
-    </w:p>
-    <w:p>
-      <w:r>
-        <w:rPr>
-          <w:rFonts w:ascii="Times New Roman" w:hAnsi="Times New Roman" w:eastAsia="Times New Roman"/>
-          <w:b w:val="0"/>
-          <w:i w:val="0"/>
-          <w:sz w:val="22"/>
-        </w:rPr>
-        <w:t xml:space="preserve">              Corporation. (2015) 13 SCC 713; and</w:t>
-      </w:r>
-    </w:p>
-    <w:p>
-      <w:r>
-        <w:rPr>
-          <w:rFonts w:ascii="Times New Roman" w:hAnsi="Times New Roman" w:eastAsia="Times New Roman"/>
-          <w:b w:val="0"/>
-          <w:i w:val="0"/>
-          <w:sz w:val="22"/>
-        </w:rPr>
-        <w:t xml:space="preserve">       (iii) BSNL Ltd. v Motorola India Pvt. Ltd. (2009)2 SCC 337.</w:t>
-      </w:r>
-    </w:p>
-    <w:p>
-      <w:r>
-        <w:rPr>
-          <w:rFonts w:ascii="Times New Roman" w:hAnsi="Times New Roman" w:eastAsia="Times New Roman"/>
-          <w:b w:val="0"/>
-          <w:i w:val="0"/>
-          <w:sz w:val="22"/>
-        </w:rPr>
-        <w:t>17. With reference to paragraphs 4 and 5 of the said Application, it is denied</w:t>
-      </w:r>
-    </w:p>
-    <w:p>
-      <w:r>
-        <w:rPr>
-          <w:rFonts w:ascii="Times New Roman" w:hAnsi="Times New Roman" w:eastAsia="Times New Roman"/>
-          <w:b w:val="0"/>
-          <w:i w:val="0"/>
-          <w:sz w:val="22"/>
-        </w:rPr>
-        <w:t xml:space="preserve">       that the present application has been moved at the earliest opportunity</w:t>
-      </w:r>
-    </w:p>
-    <w:p>
-      <w:r>
-        <w:rPr>
-          <w:rFonts w:ascii="Times New Roman" w:hAnsi="Times New Roman" w:eastAsia="Times New Roman"/>
-          <w:b w:val="0"/>
-          <w:i w:val="0"/>
-          <w:sz w:val="22"/>
-        </w:rPr>
-        <w:t xml:space="preserve">       as alleged. The arbitration commenced in August 2024, and the</w:t>
-      </w:r>
-    </w:p>
-    <w:p>
-      <w:r>
-        <w:rPr>
-          <w:rFonts w:ascii="Times New Roman" w:hAnsi="Times New Roman" w:eastAsia="Times New Roman"/>
-          <w:b w:val="0"/>
-          <w:i w:val="0"/>
-          <w:sz w:val="22"/>
-        </w:rPr>
-        <w:t xml:space="preserve">                                                                               th</w:t>
-      </w:r>
-    </w:p>
-    <w:p>
-      <w:r>
-        <w:rPr>
-          <w:rFonts w:ascii="Times New Roman" w:hAnsi="Times New Roman" w:eastAsia="Times New Roman"/>
-          <w:b w:val="0"/>
-          <w:i w:val="0"/>
-          <w:sz w:val="22"/>
-        </w:rPr>
-        <w:t xml:space="preserve">       Respondent has been regularly appearing before the Tribunal since 14</w:t>
-      </w:r>
-    </w:p>
-    <w:p>
-      <w:r>
-        <w:rPr>
-          <w:rFonts w:ascii="Times New Roman" w:hAnsi="Times New Roman" w:eastAsia="Times New Roman"/>
-          <w:b w:val="0"/>
-          <w:i w:val="0"/>
-          <w:sz w:val="22"/>
-        </w:rPr>
-        <w:t xml:space="preserve">       September 2024. This application has been filed by Respondent No. 2</w:t>
-      </w:r>
-    </w:p>
-    <w:p>
-      <w:r>
-        <w:rPr>
-          <w:rFonts w:ascii="Times New Roman" w:hAnsi="Times New Roman" w:eastAsia="Times New Roman"/>
-          <w:b w:val="0"/>
-          <w:i w:val="0"/>
-          <w:sz w:val="22"/>
-        </w:rPr>
-        <w:t xml:space="preserve">       after having appeared before the Arbitral Tribunal on no less than 21</w:t>
-      </w:r>
-    </w:p>
-    <w:p>
-      <w:r>
-        <w:rPr>
-          <w:rFonts w:ascii="Times New Roman" w:hAnsi="Times New Roman" w:eastAsia="Times New Roman"/>
-          <w:b w:val="0"/>
-          <w:i w:val="0"/>
-          <w:sz w:val="22"/>
-        </w:rPr>
-        <w:t xml:space="preserve">       (twenty-one) occasions. The allegation that the application could not be</w:t>
-      </w:r>
-    </w:p>
-    <w:p>
-      <w:r>
-        <w:rPr>
-          <w:rFonts w:ascii="Times New Roman" w:hAnsi="Times New Roman" w:eastAsia="Times New Roman"/>
-          <w:b w:val="0"/>
-          <w:i w:val="0"/>
-          <w:sz w:val="22"/>
-        </w:rPr>
-        <w:t xml:space="preserve">       moved earlier on account of settlement talks between the parties is</w:t>
-      </w:r>
-    </w:p>
-    <w:p>
-      <w:r>
-        <w:rPr>
-          <w:rFonts w:ascii="Times New Roman" w:hAnsi="Times New Roman" w:eastAsia="Times New Roman"/>
-          <w:b w:val="0"/>
-          <w:i w:val="0"/>
-          <w:sz w:val="22"/>
-        </w:rPr>
-        <w:t xml:space="preserve">       denied. A significant discussion with respect to the settlement talks</w:t>
-      </w:r>
-    </w:p>
-    <w:p>
-      <w:r>
-        <w:rPr>
-          <w:rFonts w:ascii="Times New Roman" w:hAnsi="Times New Roman" w:eastAsia="Times New Roman"/>
-          <w:b w:val="0"/>
-          <w:i w:val="0"/>
-          <w:sz w:val="22"/>
-        </w:rPr>
-        <w:t xml:space="preserve">       pertained to identifying and agreeing to an individual to act as Receiver</w:t>
-      </w:r>
-    </w:p>
-    <w:p>
-      <w:r>
-        <w:rPr>
-          <w:rFonts w:ascii="Times New Roman" w:hAnsi="Times New Roman" w:eastAsia="Times New Roman"/>
-          <w:b w:val="0"/>
-          <w:i w:val="0"/>
-          <w:sz w:val="22"/>
-        </w:rPr>
-        <w:t xml:space="preserve">       for protection of the property pending the arbitration proceedings.</w:t>
-      </w:r>
-    </w:p>
-    <w:p>
-      <w:r>
-        <w:rPr>
-          <w:rFonts w:ascii="Times New Roman" w:hAnsi="Times New Roman" w:eastAsia="Times New Roman"/>
-          <w:b w:val="0"/>
-          <w:i w:val="0"/>
-          <w:sz w:val="22"/>
-        </w:rPr>
-        <w:t xml:space="preserve">       Hence even during the settlement talks, the jurisdiction of the Tribunal</w:t>
-      </w:r>
-    </w:p>
-    <w:p>
-      <w:r>
-        <w:rPr>
-          <w:rFonts w:ascii="Times New Roman" w:hAnsi="Times New Roman" w:eastAsia="Times New Roman"/>
-          <w:b w:val="0"/>
-          <w:i w:val="0"/>
-          <w:sz w:val="22"/>
-        </w:rPr>
-        <w:t xml:space="preserve">       (or the lack of it) was never contemplated. Respondent Nos. 1, 2 and 3</w:t>
-      </w:r>
-    </w:p>
-    <w:p>
-      <w:r>
-        <w:rPr>
-          <w:rFonts w:ascii="Times New Roman" w:hAnsi="Times New Roman" w:eastAsia="Times New Roman"/>
-          <w:b w:val="0"/>
-          <w:i w:val="0"/>
-          <w:sz w:val="22"/>
-        </w:rPr>
-        <w:t xml:space="preserve">       have persistently sought to delay the proceedings, as a consequence of</w:t>
-      </w:r>
-    </w:p>
-    <w:p>
-      <w:r>
-        <w:rPr>
-          <w:rFonts w:ascii="Times New Roman" w:hAnsi="Times New Roman" w:eastAsia="Times New Roman"/>
-          <w:b w:val="0"/>
-          <w:i w:val="0"/>
-          <w:sz w:val="22"/>
-        </w:rPr>
-        <w:t xml:space="preserve">       which despite 18 months having lapsed since the commencement of the</w:t>
-      </w:r>
-    </w:p>
-    <w:p>
-      <w:r>
-        <w:rPr>
-          <w:rFonts w:ascii="Times New Roman" w:hAnsi="Times New Roman" w:eastAsia="Times New Roman"/>
-          <w:b w:val="0"/>
-          <w:i w:val="0"/>
-          <w:sz w:val="22"/>
-        </w:rPr>
-        <w:t xml:space="preserve">       arbitration, application for interim measures under Section 17 have still</w:t>
-      </w:r>
-    </w:p>
-    <w:p>
-      <w:r>
-        <w:rPr>
-          <w:rFonts w:ascii="Times New Roman" w:hAnsi="Times New Roman" w:eastAsia="Times New Roman"/>
-          <w:b w:val="0"/>
-          <w:i w:val="0"/>
-          <w:sz w:val="22"/>
-        </w:rPr>
-        <w:t xml:space="preserve">       not been effectively dealt with. This Application under Section 16</w:t>
-      </w:r>
-    </w:p>
-    <w:p>
-      <w:r>
-        <w:rPr>
-          <w:rFonts w:ascii="Times New Roman" w:hAnsi="Times New Roman" w:eastAsia="Times New Roman"/>
-          <w:b w:val="0"/>
-          <w:i w:val="0"/>
-          <w:sz w:val="22"/>
-        </w:rPr>
-        <w:t xml:space="preserve">       taken out by Respondent No. 2 is one more tactic engineered to delay</w:t>
-      </w:r>
-    </w:p>
-    <w:p>
-      <w:r>
-        <w:rPr>
-          <w:rFonts w:ascii="Times New Roman" w:hAnsi="Times New Roman" w:eastAsia="Times New Roman"/>
-          <w:b w:val="0"/>
-          <w:i w:val="0"/>
-          <w:sz w:val="22"/>
-        </w:rPr>
-        <w:t xml:space="preserve">       the proceedings.</w:t>
-      </w:r>
-    </w:p>
-    <w:p>
-      <w:r>
-        <w:rPr>
-          <w:rFonts w:ascii="Times New Roman" w:hAnsi="Times New Roman" w:eastAsia="Times New Roman"/>
-          <w:b w:val="0"/>
-          <w:i w:val="0"/>
-          <w:sz w:val="22"/>
-        </w:rPr>
-        <w:t>18. With reference to paragraphs 6 to 14 of the Application, Respondent No.</w:t>
-      </w:r>
-    </w:p>
-    <w:p>
-      <w:r>
-        <w:rPr>
-          <w:rFonts w:ascii="Times New Roman" w:hAnsi="Times New Roman" w:eastAsia="Times New Roman"/>
-          <w:b w:val="0"/>
-          <w:i w:val="0"/>
-          <w:sz w:val="22"/>
-        </w:rPr>
-        <w:t xml:space="preserve">       4 submits as under:</w:t>
-      </w:r>
-    </w:p>
-    <w:p>
-      <w:r>
-        <w:rPr>
-          <w:rFonts w:ascii="Times New Roman" w:hAnsi="Times New Roman" w:eastAsia="Times New Roman"/>
-          <w:b w:val="0"/>
-          <w:i w:val="0"/>
-          <w:sz w:val="22"/>
-        </w:rPr>
-        <w:t xml:space="preserve">       (i) The contents of the said paragraphs pertain to the merits of the</w:t>
-      </w:r>
-    </w:p>
-    <w:p>
-      <w:r>
-        <w:rPr>
-          <w:rFonts w:ascii="Times New Roman" w:hAnsi="Times New Roman" w:eastAsia="Times New Roman"/>
-          <w:b w:val="0"/>
-          <w:i w:val="0"/>
-          <w:sz w:val="22"/>
-        </w:rPr>
-        <w:t xml:space="preserve">              claim and defence, and they cannot form the subject matter of</w:t>
-      </w:r>
-    </w:p>
-    <w:p>
-      <w:r>
-        <w:rPr>
-          <w:rFonts w:ascii="Times New Roman" w:hAnsi="Times New Roman" w:eastAsia="Times New Roman"/>
-          <w:b w:val="0"/>
-          <w:i w:val="0"/>
-          <w:sz w:val="22"/>
-        </w:rPr>
-        <w:t xml:space="preserve">              an Application under Section 16. Generally, applications under</w:t>
-      </w:r>
-    </w:p>
-    <w:p>
-      <w:r>
-        <w:rPr>
-          <w:rFonts w:ascii="Times New Roman" w:hAnsi="Times New Roman" w:eastAsia="Times New Roman"/>
-          <w:b w:val="0"/>
-          <w:i w:val="0"/>
-          <w:sz w:val="22"/>
-        </w:rPr>
-        <w:t xml:space="preserve">              Section 16 deal with questions regarding the scope, effect and</w:t>
-      </w:r>
-    </w:p>
-    <w:p>
-      <w:r>
-        <w:rPr>
-          <w:rFonts w:ascii="Times New Roman" w:hAnsi="Times New Roman" w:eastAsia="Times New Roman"/>
-          <w:b w:val="0"/>
-          <w:i w:val="0"/>
-          <w:sz w:val="22"/>
-        </w:rPr>
-        <w:t xml:space="preserve">              applicability of the arbitration clause, whether the arbitration</w:t>
-      </w:r>
-    </w:p>
-    <w:p>
-      <w:r>
-        <w:rPr>
-          <w:rFonts w:ascii="Times New Roman" w:hAnsi="Times New Roman" w:eastAsia="Times New Roman"/>
-          <w:b w:val="0"/>
-          <w:i w:val="0"/>
-          <w:sz w:val="22"/>
-        </w:rPr>
-        <w:t xml:space="preserve">              clause is void or not and the validity of the constitution of the</w:t>
-      </w:r>
-    </w:p>
-    <w:p>
-      <w:r>
-        <w:rPr>
-          <w:rFonts w:ascii="Times New Roman" w:hAnsi="Times New Roman" w:eastAsia="Times New Roman"/>
-          <w:b w:val="0"/>
-          <w:i w:val="0"/>
-          <w:sz w:val="22"/>
-        </w:rPr>
-        <w:t xml:space="preserve">              Arbitral Tribunal. In the present case the Tribunal was</w:t>
-      </w:r>
-    </w:p>
-    <w:p>
-      <w:r>
-        <w:rPr>
-          <w:rFonts w:ascii="Times New Roman" w:hAnsi="Times New Roman" w:eastAsia="Times New Roman"/>
-          <w:b w:val="0"/>
-          <w:i w:val="0"/>
-          <w:sz w:val="22"/>
-        </w:rPr>
-        <w:t xml:space="preserve">              constituted by an Order dated 7th August 2024 passed by the</w:t>
-      </w:r>
-    </w:p>
-    <w:p>
-      <w:r>
-        <w:rPr>
-          <w:rFonts w:ascii="Times New Roman" w:hAnsi="Times New Roman" w:eastAsia="Times New Roman"/>
-          <w:b w:val="0"/>
-          <w:i w:val="0"/>
-          <w:sz w:val="22"/>
-        </w:rPr>
-        <w:t xml:space="preserve">              High Court of Bombay at Goa under Section 11(6) of the</w:t>
-      </w:r>
-    </w:p>
-    <w:p>
-      <w:r>
-        <w:rPr>
-          <w:rFonts w:ascii="Times New Roman" w:hAnsi="Times New Roman" w:eastAsia="Times New Roman"/>
-          <w:b w:val="0"/>
-          <w:i w:val="0"/>
-          <w:sz w:val="22"/>
-        </w:rPr>
-        <w:t xml:space="preserve">              Arbitration Act. The said Order for appointment of the Tribunal</w:t>
-      </w:r>
-    </w:p>
-    <w:p>
-      <w:r>
-        <w:rPr>
-          <w:rFonts w:ascii="Times New Roman" w:hAnsi="Times New Roman" w:eastAsia="Times New Roman"/>
-          <w:b w:val="0"/>
-          <w:i w:val="0"/>
-          <w:sz w:val="22"/>
-        </w:rPr>
-        <w:t xml:space="preserve">              appears to have been passed by consent.</w:t>
-      </w:r>
-    </w:p>
-    <w:p>
-      <w:r>
-        <w:rPr>
-          <w:rFonts w:ascii="Times New Roman" w:hAnsi="Times New Roman" w:eastAsia="Times New Roman"/>
-          <w:b w:val="0"/>
-          <w:i w:val="0"/>
-          <w:sz w:val="22"/>
-        </w:rPr>
-        <w:t xml:space="preserve">       (ii) The Association of Persons (“AOP”), operating under the name</w:t>
-      </w:r>
-    </w:p>
-    <w:p>
-      <w:r>
-        <w:rPr>
-          <w:rFonts w:ascii="Times New Roman" w:hAnsi="Times New Roman" w:eastAsia="Times New Roman"/>
-          <w:b w:val="0"/>
-          <w:i w:val="0"/>
-          <w:sz w:val="22"/>
-        </w:rPr>
-        <w:t xml:space="preserve">              M/s PVM Associates, was formed for the specific purpose of</w:t>
-      </w:r>
-    </w:p>
-    <w:p>
-      <w:r>
-        <w:rPr>
-          <w:rFonts w:ascii="Times New Roman" w:hAnsi="Times New Roman" w:eastAsia="Times New Roman"/>
-          <w:b w:val="0"/>
-          <w:i w:val="0"/>
-          <w:sz w:val="22"/>
-        </w:rPr>
-        <w:t xml:space="preserve">              developing properties in Bambolim, Goa, bearing Survey Nos.</w:t>
-      </w:r>
-    </w:p>
-    <w:p>
-      <w:r>
-        <w:rPr>
-          <w:rFonts w:ascii="Times New Roman" w:hAnsi="Times New Roman" w:eastAsia="Times New Roman"/>
-          <w:b w:val="0"/>
-          <w:i w:val="0"/>
-          <w:sz w:val="22"/>
-        </w:rPr>
-        <w:t xml:space="preserve">              93/3 and 93/4. I say that Clause 35 of the said AOA explicitly</w:t>
-      </w:r>
-    </w:p>
-    <w:p>
-      <w:r>
-        <w:rPr>
-          <w:rFonts w:ascii="Times New Roman" w:hAnsi="Times New Roman" w:eastAsia="Times New Roman"/>
-          <w:b w:val="0"/>
-          <w:i w:val="0"/>
-          <w:sz w:val="22"/>
-        </w:rPr>
-        <w:t xml:space="preserve">              mandates that "In the event of any dispute between the members</w:t>
-      </w:r>
-    </w:p>
-    <w:p>
-      <w:r>
-        <w:rPr>
-          <w:rFonts w:ascii="Times New Roman" w:hAnsi="Times New Roman" w:eastAsia="Times New Roman"/>
-          <w:b w:val="0"/>
-          <w:i w:val="0"/>
-          <w:sz w:val="22"/>
-        </w:rPr>
-        <w:t xml:space="preserve">              of this association or between the members and the legal</w:t>
-      </w:r>
-    </w:p>
-    <w:p>
-      <w:r>
-        <w:rPr>
-          <w:rFonts w:ascii="Times New Roman" w:hAnsi="Times New Roman" w:eastAsia="Times New Roman"/>
-          <w:b w:val="0"/>
-          <w:i w:val="0"/>
-          <w:sz w:val="22"/>
-        </w:rPr>
-        <w:t xml:space="preserve">              heirs... the matter shall be referred to arbitration".</w:t>
-      </w:r>
-    </w:p>
-    <w:p>
-      <w:r>
-        <w:rPr>
-          <w:rFonts w:ascii="Times New Roman" w:hAnsi="Times New Roman" w:eastAsia="Times New Roman"/>
-          <w:b w:val="0"/>
-          <w:i w:val="0"/>
-          <w:sz w:val="22"/>
-        </w:rPr>
-        <w:t xml:space="preserve">       (iii) I say that the Respondents Nos. 1 to 3, as the legal heirs of Late</w:t>
-      </w:r>
-    </w:p>
-    <w:p>
-      <w:r>
-        <w:rPr>
-          <w:rFonts w:ascii="Times New Roman" w:hAnsi="Times New Roman" w:eastAsia="Times New Roman"/>
-          <w:b w:val="0"/>
-          <w:i w:val="0"/>
-          <w:sz w:val="22"/>
-        </w:rPr>
-        <w:t xml:space="preserve">              Mr. Pascoal Trindade (who passed away on January 17, 2022),</w:t>
-      </w:r>
-    </w:p>
-    <w:p>
-      <w:r>
-        <w:rPr>
-          <w:rFonts w:ascii="Times New Roman" w:hAnsi="Times New Roman" w:eastAsia="Times New Roman"/>
-          <w:b w:val="0"/>
-          <w:i w:val="0"/>
-          <w:sz w:val="22"/>
-        </w:rPr>
-        <w:t xml:space="preserve">              are legally bound by the AOA. Clause 28 of the AOA clearly</w:t>
-      </w:r>
-    </w:p>
-    <w:p>
-      <w:r>
-        <w:rPr>
-          <w:rFonts w:ascii="Times New Roman" w:hAnsi="Times New Roman" w:eastAsia="Times New Roman"/>
-          <w:b w:val="0"/>
-          <w:i w:val="0"/>
-          <w:sz w:val="22"/>
-        </w:rPr>
-        <w:t xml:space="preserve">              states that "the legal heirs becoming members of the</w:t>
-      </w:r>
-    </w:p>
-    <w:p>
-      <w:r>
-        <w:rPr>
-          <w:rFonts w:ascii="Times New Roman" w:hAnsi="Times New Roman" w:eastAsia="Times New Roman"/>
-          <w:b w:val="0"/>
-          <w:i w:val="0"/>
-          <w:sz w:val="22"/>
-        </w:rPr>
-        <w:t xml:space="preserve">              association will inherit all the rights and liabilities of the</w:t>
-      </w:r>
-    </w:p>
-    <w:p>
-      <w:r>
-        <w:rPr>
-          <w:rFonts w:ascii="Times New Roman" w:hAnsi="Times New Roman" w:eastAsia="Times New Roman"/>
-          <w:b w:val="0"/>
-          <w:i w:val="0"/>
-          <w:sz w:val="22"/>
-        </w:rPr>
-        <w:t xml:space="preserve">              deceased member".</w:t>
-      </w:r>
-    </w:p>
-    <w:p>
-      <w:r>
-        <w:rPr>
-          <w:rFonts w:ascii="Times New Roman" w:hAnsi="Times New Roman" w:eastAsia="Times New Roman"/>
-          <w:b w:val="0"/>
-          <w:i w:val="0"/>
-          <w:sz w:val="22"/>
-        </w:rPr>
-        <w:t xml:space="preserve">       (iv) I say that the Respondents have failed to fulfil their contractual</w:t>
-      </w:r>
-    </w:p>
-    <w:p>
-      <w:r>
-        <w:rPr>
-          <w:rFonts w:ascii="Times New Roman" w:hAnsi="Times New Roman" w:eastAsia="Times New Roman"/>
-          <w:b w:val="0"/>
-          <w:i w:val="0"/>
-          <w:sz w:val="22"/>
-        </w:rPr>
-        <w:t xml:space="preserve">              obligations to defend the interests of the AOP in various courts,</w:t>
-      </w:r>
-    </w:p>
-    <w:p>
-      <w:r>
-        <w:rPr>
-          <w:rFonts w:ascii="Times New Roman" w:hAnsi="Times New Roman" w:eastAsia="Times New Roman"/>
-          <w:b w:val="0"/>
-          <w:i w:val="0"/>
-          <w:sz w:val="22"/>
-        </w:rPr>
-        <w:t xml:space="preserve">              leading to the revocation of development permissions by the</w:t>
-      </w:r>
-    </w:p>
-    <w:p>
-      <w:r>
-        <w:rPr>
-          <w:rFonts w:ascii="Times New Roman" w:hAnsi="Times New Roman" w:eastAsia="Times New Roman"/>
-          <w:b w:val="0"/>
-          <w:i w:val="0"/>
-          <w:sz w:val="22"/>
-        </w:rPr>
-        <w:t xml:space="preserve">              District Court on October 30, 2023, causing a loss of</w:t>
-      </w:r>
-    </w:p>
-    <w:p>
-      <w:r>
-        <w:rPr>
-          <w:rFonts w:ascii="Times New Roman" w:hAnsi="Times New Roman" w:eastAsia="Times New Roman"/>
-          <w:b w:val="0"/>
-          <w:i w:val="0"/>
-          <w:sz w:val="22"/>
-        </w:rPr>
-        <w:t xml:space="preserve">              approximately Rs. 20 Crores.</w:t>
-      </w:r>
-    </w:p>
-    <w:p/>
-    <w:p>
-      <w:r>
-        <w:rPr>
-          <w:rFonts w:ascii="Times New Roman" w:hAnsi="Times New Roman" w:eastAsia="Times New Roman"/>
-          <w:b/>
-          <w:i w:val="0"/>
-          <w:color w:val="8B2E2E"/>
-          <w:sz w:val="26"/>
-        </w:rPr>
-        <w:t>Page 5 of 6</w:t>
-      </w:r>
-    </w:p>
-    <w:p>
-      <w:r>
-        <w:rPr>
-          <w:rFonts w:ascii="Times New Roman" w:hAnsi="Times New Roman" w:eastAsia="Times New Roman"/>
-          <w:b w:val="0"/>
-          <w:i w:val="0"/>
-          <w:sz w:val="22"/>
-        </w:rPr>
-        <w:t>(v) I say that the Respondents’ non-cooperation and their failure to</w:t>
-      </w:r>
-    </w:p>
-    <w:p>
-      <w:r>
-        <w:rPr>
-          <w:rFonts w:ascii="Times New Roman" w:hAnsi="Times New Roman" w:eastAsia="Times New Roman"/>
-          <w:b w:val="0"/>
-          <w:i w:val="0"/>
-          <w:sz w:val="22"/>
-        </w:rPr>
-        <w:t xml:space="preserve">               implead themselves in Revision Applications (such as CRA No.</w:t>
-      </w:r>
-    </w:p>
-    <w:p>
-      <w:r>
-        <w:rPr>
-          <w:rFonts w:ascii="Times New Roman" w:hAnsi="Times New Roman" w:eastAsia="Times New Roman"/>
-          <w:b w:val="0"/>
-          <w:i w:val="0"/>
-          <w:sz w:val="22"/>
-        </w:rPr>
-        <w:t xml:space="preserve">               41/2018) have led to the dismissal of vital legal protections for</w:t>
-      </w:r>
-    </w:p>
-    <w:p>
-      <w:r>
-        <w:rPr>
-          <w:rFonts w:ascii="Times New Roman" w:hAnsi="Times New Roman" w:eastAsia="Times New Roman"/>
-          <w:b w:val="0"/>
-          <w:i w:val="0"/>
-          <w:sz w:val="22"/>
-        </w:rPr>
-        <w:t xml:space="preserve">               the properties. These defaults constitute a fundamental breach</w:t>
-      </w:r>
-    </w:p>
-    <w:p>
-      <w:r>
-        <w:rPr>
-          <w:rFonts w:ascii="Times New Roman" w:hAnsi="Times New Roman" w:eastAsia="Times New Roman"/>
-          <w:b w:val="0"/>
-          <w:i w:val="0"/>
-          <w:sz w:val="22"/>
-        </w:rPr>
-        <w:t xml:space="preserve">               of the AOA, making the dispute squarely arbitrable under</w:t>
-      </w:r>
-    </w:p>
-    <w:p>
-      <w:r>
-        <w:rPr>
-          <w:rFonts w:ascii="Times New Roman" w:hAnsi="Times New Roman" w:eastAsia="Times New Roman"/>
-          <w:b w:val="0"/>
-          <w:i w:val="0"/>
-          <w:sz w:val="22"/>
-        </w:rPr>
-        <w:t xml:space="preserve">               Clause 35.</w:t>
-      </w:r>
-    </w:p>
-    <w:p>
-      <w:r>
-        <w:rPr>
-          <w:rFonts w:ascii="Times New Roman" w:hAnsi="Times New Roman" w:eastAsia="Times New Roman"/>
-          <w:b w:val="0"/>
-          <w:i w:val="0"/>
-          <w:sz w:val="22"/>
-        </w:rPr>
-        <w:t xml:space="preserve">       (vi)    The vesting of entitlements, rights and title of the subject</w:t>
-      </w:r>
-    </w:p>
-    <w:p>
-      <w:r>
-        <w:rPr>
-          <w:rFonts w:ascii="Times New Roman" w:hAnsi="Times New Roman" w:eastAsia="Times New Roman"/>
-          <w:b w:val="0"/>
-          <w:i w:val="0"/>
-          <w:sz w:val="22"/>
-        </w:rPr>
-        <w:t xml:space="preserve">               properties into the Articles of Association dated 1st April 2013</w:t>
-      </w:r>
-    </w:p>
-    <w:p>
-      <w:r>
-        <w:rPr>
-          <w:rFonts w:ascii="Times New Roman" w:hAnsi="Times New Roman" w:eastAsia="Times New Roman"/>
-          <w:b w:val="0"/>
-          <w:i w:val="0"/>
-          <w:sz w:val="22"/>
-        </w:rPr>
-        <w:t xml:space="preserve">               and whether the subject properties ceased to be the personal</w:t>
-      </w:r>
-    </w:p>
-    <w:p>
-      <w:r>
-        <w:rPr>
-          <w:rFonts w:ascii="Times New Roman" w:hAnsi="Times New Roman" w:eastAsia="Times New Roman"/>
-          <w:b w:val="0"/>
-          <w:i w:val="0"/>
-          <w:sz w:val="22"/>
-        </w:rPr>
-        <w:t xml:space="preserve">               property of the deceased Pascoal Trindade pertain to the merits</w:t>
-      </w:r>
-    </w:p>
-    <w:p>
-      <w:r>
-        <w:rPr>
-          <w:rFonts w:ascii="Times New Roman" w:hAnsi="Times New Roman" w:eastAsia="Times New Roman"/>
-          <w:b w:val="0"/>
-          <w:i w:val="0"/>
-          <w:sz w:val="22"/>
-        </w:rPr>
-        <w:t xml:space="preserve">               of the matter and cannot form the subject matter of an</w:t>
-      </w:r>
-    </w:p>
-    <w:p>
-      <w:r>
-        <w:rPr>
-          <w:rFonts w:ascii="Times New Roman" w:hAnsi="Times New Roman" w:eastAsia="Times New Roman"/>
-          <w:b w:val="0"/>
-          <w:i w:val="0"/>
-          <w:sz w:val="22"/>
-        </w:rPr>
-        <w:t xml:space="preserve">               Application under Section 16 of the Arbitration Act.</w:t>
-      </w:r>
-    </w:p>
-    <w:p>
-      <w:r>
-        <w:rPr>
-          <w:rFonts w:ascii="Times New Roman" w:hAnsi="Times New Roman" w:eastAsia="Times New Roman"/>
-          <w:b w:val="0"/>
-          <w:i w:val="0"/>
-          <w:sz w:val="22"/>
-        </w:rPr>
-        <w:t xml:space="preserve">       (vii)     I deny that the rights, entitlement, title, interest and/or</w:t>
-      </w:r>
-    </w:p>
-    <w:p>
-      <w:r>
-        <w:rPr>
-          <w:rFonts w:ascii="Times New Roman" w:hAnsi="Times New Roman" w:eastAsia="Times New Roman"/>
-          <w:b w:val="0"/>
-          <w:i w:val="0"/>
-          <w:sz w:val="22"/>
-        </w:rPr>
-        <w:t xml:space="preserve">               possession of Respondent No. 2 in the said properties were</w:t>
-      </w:r>
-    </w:p>
-    <w:p>
-      <w:r>
-        <w:rPr>
-          <w:rFonts w:ascii="Times New Roman" w:hAnsi="Times New Roman" w:eastAsia="Times New Roman"/>
-          <w:b w:val="0"/>
-          <w:i w:val="0"/>
-          <w:sz w:val="22"/>
-        </w:rPr>
-        <w:t xml:space="preserve">               never the subject matter of the Articles of Association as</w:t>
-      </w:r>
-    </w:p>
-    <w:p>
-      <w:r>
-        <w:rPr>
-          <w:rFonts w:ascii="Times New Roman" w:hAnsi="Times New Roman" w:eastAsia="Times New Roman"/>
-          <w:b w:val="0"/>
-          <w:i w:val="0"/>
-          <w:sz w:val="22"/>
-        </w:rPr>
-        <w:t xml:space="preserve">               alleged. As recorded in the Joint Venture Agreement dated 25th</w:t>
-      </w:r>
-    </w:p>
-    <w:p>
-      <w:r>
-        <w:rPr>
-          <w:rFonts w:ascii="Times New Roman" w:hAnsi="Times New Roman" w:eastAsia="Times New Roman"/>
-          <w:b w:val="0"/>
-          <w:i w:val="0"/>
-          <w:sz w:val="22"/>
-        </w:rPr>
-        <w:t xml:space="preserve">               April 2014, Respondent No. 2 had executed a Power of</w:t>
-      </w:r>
-    </w:p>
-    <w:p>
-      <w:r>
-        <w:rPr>
-          <w:rFonts w:ascii="Times New Roman" w:hAnsi="Times New Roman" w:eastAsia="Times New Roman"/>
-          <w:b w:val="0"/>
-          <w:i w:val="0"/>
-          <w:sz w:val="22"/>
-        </w:rPr>
-        <w:t xml:space="preserve">               Attorney dated 9th December 1996 under registration no.</w:t>
-      </w:r>
-    </w:p>
-    <w:p>
-      <w:r>
-        <w:rPr>
-          <w:rFonts w:ascii="Times New Roman" w:hAnsi="Times New Roman" w:eastAsia="Times New Roman"/>
-          <w:b w:val="0"/>
-          <w:i w:val="0"/>
-          <w:sz w:val="22"/>
-        </w:rPr>
-        <w:t xml:space="preserve">               8339/96 in favour of her husband the deceased Pascoal</w:t>
-      </w:r>
-    </w:p>
-    <w:p>
-      <w:r>
-        <w:rPr>
-          <w:rFonts w:ascii="Times New Roman" w:hAnsi="Times New Roman" w:eastAsia="Times New Roman"/>
-          <w:b w:val="0"/>
-          <w:i w:val="0"/>
-          <w:sz w:val="22"/>
-        </w:rPr>
-        <w:t xml:space="preserve">               Trindade. The said Power of Attorney entitled the deceased</w:t>
-      </w:r>
-    </w:p>
-    <w:p>
-      <w:r>
-        <w:rPr>
-          <w:rFonts w:ascii="Times New Roman" w:hAnsi="Times New Roman" w:eastAsia="Times New Roman"/>
-          <w:b w:val="0"/>
-          <w:i w:val="0"/>
-          <w:sz w:val="22"/>
-        </w:rPr>
-        <w:t xml:space="preserve">               Pascoal Trindade to act on her behalf. In the said Joint Venture</w:t>
-      </w:r>
-    </w:p>
-    <w:p>
-      <w:r>
-        <w:rPr>
-          <w:rFonts w:ascii="Times New Roman" w:hAnsi="Times New Roman" w:eastAsia="Times New Roman"/>
-          <w:b w:val="0"/>
-          <w:i w:val="0"/>
-          <w:sz w:val="22"/>
-        </w:rPr>
-        <w:t xml:space="preserve">               Agreement, the deceased Pascoal Trindade, had stated that</w:t>
-      </w:r>
-    </w:p>
-    <w:p>
-      <w:r>
-        <w:rPr>
-          <w:rFonts w:ascii="Times New Roman" w:hAnsi="Times New Roman" w:eastAsia="Times New Roman"/>
-          <w:b w:val="0"/>
-          <w:i w:val="0"/>
-          <w:sz w:val="22"/>
-        </w:rPr>
-        <w:t xml:space="preserve">               Respondent No. 2 and he jointly had a 37.85% share in the</w:t>
-      </w:r>
-    </w:p>
-    <w:p>
-      <w:r>
-        <w:rPr>
-          <w:rFonts w:ascii="Times New Roman" w:hAnsi="Times New Roman" w:eastAsia="Times New Roman"/>
-          <w:b w:val="0"/>
-          <w:i w:val="0"/>
-          <w:sz w:val="22"/>
-        </w:rPr>
-        <w:t xml:space="preserve">               AOP namely M/s. PVM Associates. Hereto annexed and</w:t>
-      </w:r>
-    </w:p>
-    <w:p>
-      <w:r>
-        <w:rPr>
-          <w:rFonts w:ascii="Times New Roman" w:hAnsi="Times New Roman" w:eastAsia="Times New Roman"/>
-          <w:b w:val="0"/>
-          <w:i w:val="0"/>
-          <w:sz w:val="22"/>
-        </w:rPr>
-        <w:t xml:space="preserve">               marked ‘Annexure 13’ is a copy of the said Joint Venture</w:t>
-      </w:r>
-    </w:p>
-    <w:p>
-      <w:r>
-        <w:rPr>
-          <w:rFonts w:ascii="Times New Roman" w:hAnsi="Times New Roman" w:eastAsia="Times New Roman"/>
-          <w:b w:val="0"/>
-          <w:i w:val="0"/>
-          <w:sz w:val="22"/>
-        </w:rPr>
-        <w:t xml:space="preserve">               Agreement. It is hence denied that the Articles of Association</w:t>
-      </w:r>
-    </w:p>
-    <w:p>
-      <w:r>
-        <w:rPr>
-          <w:rFonts w:ascii="Times New Roman" w:hAnsi="Times New Roman" w:eastAsia="Times New Roman"/>
-          <w:b w:val="0"/>
-          <w:i w:val="0"/>
-          <w:sz w:val="22"/>
-        </w:rPr>
-        <w:t xml:space="preserve">               are not binding or enforceable against Respondents 1, 2 and 3.</w:t>
-      </w:r>
-    </w:p>
-    <w:p>
-      <w:r>
-        <w:rPr>
-          <w:rFonts w:ascii="Times New Roman" w:hAnsi="Times New Roman" w:eastAsia="Times New Roman"/>
-          <w:b w:val="0"/>
-          <w:i w:val="0"/>
-          <w:sz w:val="22"/>
-        </w:rPr>
-        <w:t xml:space="preserve">       (viii) It is further submitted that in any event, non-signatories may</w:t>
-      </w:r>
-    </w:p>
-    <w:p>
-      <w:r>
-        <w:rPr>
-          <w:rFonts w:ascii="Times New Roman" w:hAnsi="Times New Roman" w:eastAsia="Times New Roman"/>
-          <w:b w:val="0"/>
-          <w:i w:val="0"/>
-          <w:sz w:val="22"/>
-        </w:rPr>
-        <w:t xml:space="preserve">               also be bound by an arbitration agreement. This legal principle</w:t>
-      </w:r>
-    </w:p>
-    <w:p>
-      <w:r>
-        <w:rPr>
-          <w:rFonts w:ascii="Times New Roman" w:hAnsi="Times New Roman" w:eastAsia="Times New Roman"/>
-          <w:b w:val="0"/>
-          <w:i w:val="0"/>
-          <w:sz w:val="22"/>
-        </w:rPr>
-        <w:t xml:space="preserve">               has been laid down by the Hon’ble Supreme Court in Chloro</w:t>
-      </w:r>
-    </w:p>
-    <w:p>
-      <w:r>
-        <w:rPr>
-          <w:rFonts w:ascii="Times New Roman" w:hAnsi="Times New Roman" w:eastAsia="Times New Roman"/>
-          <w:b w:val="0"/>
-          <w:i w:val="0"/>
-          <w:sz w:val="22"/>
-        </w:rPr>
-        <w:t xml:space="preserve">               Controls India (P) Ltd. v Severn Trent Water Purification Inc.</w:t>
-      </w:r>
-    </w:p>
-    <w:p>
-      <w:r>
-        <w:rPr>
-          <w:rFonts w:ascii="Times New Roman" w:hAnsi="Times New Roman" w:eastAsia="Times New Roman"/>
-          <w:b w:val="0"/>
-          <w:i w:val="0"/>
-          <w:sz w:val="22"/>
-        </w:rPr>
-        <w:t xml:space="preserve">               reported in (2013)1 SCC 641.</w:t>
-      </w:r>
-    </w:p>
-    <w:p>
-      <w:r>
-        <w:rPr>
-          <w:rFonts w:ascii="Times New Roman" w:hAnsi="Times New Roman" w:eastAsia="Times New Roman"/>
-          <w:b w:val="0"/>
-          <w:i w:val="0"/>
-          <w:sz w:val="22"/>
-        </w:rPr>
-        <w:t xml:space="preserve">       (ix) The aforesaid principle has been further elaborated by the</w:t>
-      </w:r>
-    </w:p>
-    <w:p>
-      <w:r>
-        <w:rPr>
-          <w:rFonts w:ascii="Times New Roman" w:hAnsi="Times New Roman" w:eastAsia="Times New Roman"/>
-          <w:b w:val="0"/>
-          <w:i w:val="0"/>
-          <w:sz w:val="22"/>
-        </w:rPr>
-        <w:t xml:space="preserve">               Supreme Court in Cox and Kings Ltd. v SAP India Pvt. Ltd &amp;</w:t>
-      </w:r>
-    </w:p>
-    <w:p>
-      <w:r>
-        <w:rPr>
-          <w:rFonts w:ascii="Times New Roman" w:hAnsi="Times New Roman" w:eastAsia="Times New Roman"/>
-          <w:b w:val="0"/>
-          <w:i w:val="0"/>
-          <w:sz w:val="22"/>
-        </w:rPr>
-        <w:t xml:space="preserve">               Anr. reported in (2025)1 SCC 611 and Ajay Madhusudan Patel</w:t>
-      </w:r>
-    </w:p>
-    <w:p>
-      <w:r>
-        <w:rPr>
-          <w:rFonts w:ascii="Times New Roman" w:hAnsi="Times New Roman" w:eastAsia="Times New Roman"/>
-          <w:b w:val="0"/>
-          <w:i w:val="0"/>
-          <w:sz w:val="22"/>
-        </w:rPr>
-        <w:t xml:space="preserve">               v Jyotrindra S. Patel &amp; Ors. reported in AIR 2024 SC 4648</w:t>
-      </w:r>
-    </w:p>
-    <w:p>
-      <w:r>
-        <w:rPr>
-          <w:rFonts w:ascii="Times New Roman" w:hAnsi="Times New Roman" w:eastAsia="Times New Roman"/>
-          <w:b w:val="0"/>
-          <w:i w:val="0"/>
-          <w:sz w:val="22"/>
-        </w:rPr>
-        <w:t xml:space="preserve">               where the Supreme Court reiterated that non-signatories can be</w:t>
-      </w:r>
-    </w:p>
-    <w:p>
-      <w:r>
-        <w:rPr>
-          <w:rFonts w:ascii="Times New Roman" w:hAnsi="Times New Roman" w:eastAsia="Times New Roman"/>
-          <w:b w:val="0"/>
-          <w:i w:val="0"/>
-          <w:sz w:val="22"/>
-        </w:rPr>
-        <w:t xml:space="preserve">               referred to arbitration where they are a veritable party to the</w:t>
-      </w:r>
-    </w:p>
-    <w:p>
-      <w:r>
-        <w:rPr>
-          <w:rFonts w:ascii="Times New Roman" w:hAnsi="Times New Roman" w:eastAsia="Times New Roman"/>
-          <w:b w:val="0"/>
-          <w:i w:val="0"/>
-          <w:sz w:val="22"/>
-        </w:rPr>
-        <w:t xml:space="preserve">               arbitration agreement.</w:t>
-      </w:r>
-    </w:p>
-    <w:p>
-      <w:r>
-        <w:rPr>
-          <w:rFonts w:ascii="Times New Roman" w:hAnsi="Times New Roman" w:eastAsia="Times New Roman"/>
-          <w:b w:val="0"/>
-          <w:i w:val="0"/>
-          <w:sz w:val="22"/>
-        </w:rPr>
-        <w:t xml:space="preserve">       (x) I deny that by a mere reading of the material relied upon by the</w:t>
-      </w:r>
-    </w:p>
-    <w:p>
-      <w:r>
-        <w:rPr>
-          <w:rFonts w:ascii="Times New Roman" w:hAnsi="Times New Roman" w:eastAsia="Times New Roman"/>
-          <w:b w:val="0"/>
-          <w:i w:val="0"/>
-          <w:sz w:val="22"/>
-        </w:rPr>
-        <w:t xml:space="preserve">               Claimant demonstrates that the Articles of Association are not</w:t>
-      </w:r>
-    </w:p>
-    <w:p>
-      <w:r>
-        <w:rPr>
-          <w:rFonts w:ascii="Times New Roman" w:hAnsi="Times New Roman" w:eastAsia="Times New Roman"/>
-          <w:b w:val="0"/>
-          <w:i w:val="0"/>
-          <w:sz w:val="22"/>
-        </w:rPr>
-        <w:t xml:space="preserve">               binding upon Respondent No. 2. The Articles of Association</w:t>
-      </w:r>
-    </w:p>
-    <w:p>
-      <w:r>
-        <w:rPr>
-          <w:rFonts w:ascii="Times New Roman" w:hAnsi="Times New Roman" w:eastAsia="Times New Roman"/>
-          <w:b w:val="0"/>
-          <w:i w:val="0"/>
-          <w:sz w:val="22"/>
-        </w:rPr>
-        <w:t xml:space="preserve">               clearly state that that the deceased Pascoal Trindade brought</w:t>
-      </w:r>
-    </w:p>
-    <w:p>
-      <w:r>
-        <w:rPr>
-          <w:rFonts w:ascii="Times New Roman" w:hAnsi="Times New Roman" w:eastAsia="Times New Roman"/>
-          <w:b w:val="0"/>
-          <w:i w:val="0"/>
-          <w:sz w:val="22"/>
-        </w:rPr>
-        <w:t xml:space="preserve">               and introduced into the Association properties then valued at</w:t>
-      </w:r>
-    </w:p>
-    <w:p>
-      <w:r>
-        <w:rPr>
-          <w:rFonts w:ascii="Times New Roman" w:hAnsi="Times New Roman" w:eastAsia="Times New Roman"/>
-          <w:b w:val="0"/>
-          <w:i w:val="0"/>
-          <w:sz w:val="22"/>
-        </w:rPr>
-        <w:t xml:space="preserve">               Rs. 3,09,50,000 which is prima facie evidence that the</w:t>
-      </w:r>
-    </w:p>
-    <w:p>
-      <w:r>
-        <w:rPr>
-          <w:rFonts w:ascii="Times New Roman" w:hAnsi="Times New Roman" w:eastAsia="Times New Roman"/>
-          <w:b w:val="0"/>
-          <w:i w:val="0"/>
-          <w:sz w:val="22"/>
-        </w:rPr>
-        <w:t xml:space="preserve">               properties were brought in. The defences raised by Respondent</w:t>
-      </w:r>
-    </w:p>
-    <w:p>
-      <w:r>
-        <w:rPr>
-          <w:rFonts w:ascii="Times New Roman" w:hAnsi="Times New Roman" w:eastAsia="Times New Roman"/>
-          <w:b w:val="0"/>
-          <w:i w:val="0"/>
-          <w:sz w:val="22"/>
-        </w:rPr>
-        <w:t xml:space="preserve">               (which in any event are denied) would have to be ultimately</w:t>
-      </w:r>
-    </w:p>
-    <w:p>
-      <w:r>
-        <w:rPr>
-          <w:rFonts w:ascii="Times New Roman" w:hAnsi="Times New Roman" w:eastAsia="Times New Roman"/>
-          <w:b w:val="0"/>
-          <w:i w:val="0"/>
-          <w:sz w:val="22"/>
-        </w:rPr>
-        <w:t xml:space="preserve">               proved by evidence and cannot be the subject matter of an</w:t>
-      </w:r>
-    </w:p>
-    <w:p>
-      <w:r>
-        <w:rPr>
-          <w:rFonts w:ascii="Times New Roman" w:hAnsi="Times New Roman" w:eastAsia="Times New Roman"/>
-          <w:b w:val="0"/>
-          <w:i w:val="0"/>
-          <w:sz w:val="22"/>
-        </w:rPr>
-        <w:t xml:space="preserve">               Application under Section 16.</w:t>
-      </w:r>
-    </w:p>
-    <w:p>
-      <w:r>
-        <w:rPr>
-          <w:rFonts w:ascii="Times New Roman" w:hAnsi="Times New Roman" w:eastAsia="Times New Roman"/>
-          <w:b w:val="0"/>
-          <w:i w:val="0"/>
-          <w:sz w:val="22"/>
-        </w:rPr>
-        <w:t>19. With reference to paragraph 15 of the Application, I crave leave to refer to</w:t>
-      </w:r>
-    </w:p>
-    <w:p>
-      <w:r>
-        <w:rPr>
-          <w:rFonts w:ascii="Times New Roman" w:hAnsi="Times New Roman" w:eastAsia="Times New Roman"/>
-          <w:b w:val="0"/>
-          <w:i w:val="0"/>
-          <w:sz w:val="22"/>
-        </w:rPr>
-        <w:t xml:space="preserve">       the said Order passed in Special Civil Suit No. 52/2013/A for its true</w:t>
-      </w:r>
-    </w:p>
-    <w:p>
-      <w:r>
-        <w:rPr>
-          <w:rFonts w:ascii="Times New Roman" w:hAnsi="Times New Roman" w:eastAsia="Times New Roman"/>
-          <w:b w:val="0"/>
-          <w:i w:val="0"/>
-          <w:sz w:val="22"/>
-        </w:rPr>
-        <w:t xml:space="preserve">       and correct interpretation. In any event the Order is dated 13th October</w:t>
-      </w:r>
-    </w:p>
-    <w:p>
-      <w:r>
-        <w:rPr>
-          <w:rFonts w:ascii="Times New Roman" w:hAnsi="Times New Roman" w:eastAsia="Times New Roman"/>
-          <w:b w:val="0"/>
-          <w:i w:val="0"/>
-          <w:sz w:val="22"/>
-        </w:rPr>
-        <w:t xml:space="preserve">       2022. If it was sought to be relied upon, to attempt to demonstrate the</w:t>
-      </w:r>
-    </w:p>
-    <w:p>
-      <w:r>
-        <w:rPr>
-          <w:rFonts w:ascii="Times New Roman" w:hAnsi="Times New Roman" w:eastAsia="Times New Roman"/>
-          <w:b w:val="0"/>
-          <w:i w:val="0"/>
-          <w:sz w:val="22"/>
-        </w:rPr>
-        <w:t xml:space="preserve">       alleged lack of jurisdiction of this arbitral tribunal, it should have been</w:t>
-      </w:r>
-    </w:p>
-    <w:p/>
-    <w:p>
-      <w:r>
-        <w:rPr>
-          <w:rFonts w:ascii="Times New Roman" w:hAnsi="Times New Roman" w:eastAsia="Times New Roman"/>
-          <w:b/>
-          <w:i w:val="0"/>
-          <w:color w:val="8B2E2E"/>
-          <w:sz w:val="26"/>
-        </w:rPr>
-        <w:t>Page 6 of 6</w:t>
-      </w:r>
-    </w:p>
-    <w:p>
-      <w:r>
-        <w:rPr>
-          <w:rFonts w:ascii="Times New Roman" w:hAnsi="Times New Roman" w:eastAsia="Times New Roman"/>
-          <w:b w:val="0"/>
-          <w:i w:val="0"/>
-          <w:sz w:val="22"/>
-        </w:rPr>
-        <w:t>introduced and argued before the filing of the Statement of Defence.</w:t>
-      </w:r>
-    </w:p>
-    <w:p>
-      <w:r>
-        <w:rPr>
-          <w:rFonts w:ascii="Times New Roman" w:hAnsi="Times New Roman" w:eastAsia="Times New Roman"/>
-          <w:b w:val="0"/>
-          <w:i w:val="0"/>
-          <w:sz w:val="22"/>
-        </w:rPr>
-        <w:t xml:space="preserve">      The Order was known to Respondent No. 2 and this application ought</w:t>
-      </w:r>
-    </w:p>
-    <w:p>
-      <w:r>
-        <w:rPr>
-          <w:rFonts w:ascii="Times New Roman" w:hAnsi="Times New Roman" w:eastAsia="Times New Roman"/>
-          <w:b w:val="0"/>
-          <w:i w:val="0"/>
-          <w:sz w:val="22"/>
-        </w:rPr>
-        <w:t xml:space="preserve">      not to be entertained at this belated stage.</w:t>
-      </w:r>
-    </w:p>
-    <w:p>
-      <w:r>
-        <w:rPr>
-          <w:rFonts w:ascii="Times New Roman" w:hAnsi="Times New Roman" w:eastAsia="Times New Roman"/>
-          <w:b w:val="0"/>
-          <w:i w:val="0"/>
-          <w:sz w:val="22"/>
-        </w:rPr>
-        <w:t>20. With reference to paragraphs 16 to 21 the contents are denied. The</w:t>
-      </w:r>
-    </w:p>
-    <w:p>
-      <w:r>
-        <w:rPr>
-          <w:rFonts w:ascii="Times New Roman" w:hAnsi="Times New Roman" w:eastAsia="Times New Roman"/>
-          <w:b w:val="0"/>
-          <w:i w:val="0"/>
-          <w:sz w:val="22"/>
-        </w:rPr>
-        <w:t xml:space="preserve">      Section 16 application is a mala fide attempt by Respondent Nos. 1, 2</w:t>
-      </w:r>
-    </w:p>
-    <w:p>
-      <w:r>
-        <w:rPr>
-          <w:rFonts w:ascii="Times New Roman" w:hAnsi="Times New Roman" w:eastAsia="Times New Roman"/>
-          <w:b w:val="0"/>
-          <w:i w:val="0"/>
-          <w:sz w:val="22"/>
-        </w:rPr>
-        <w:t xml:space="preserve">      and 3 to escape the liabilities of the deceased Pascoal Trindade. The</w:t>
-      </w:r>
-    </w:p>
-    <w:p>
-      <w:r>
-        <w:rPr>
-          <w:rFonts w:ascii="Times New Roman" w:hAnsi="Times New Roman" w:eastAsia="Times New Roman"/>
-          <w:b w:val="0"/>
-          <w:i w:val="0"/>
-          <w:sz w:val="22"/>
-        </w:rPr>
-        <w:t xml:space="preserve">      Respondents having participated in the arbitration proceedings for 18</w:t>
-      </w:r>
-    </w:p>
-    <w:p>
-      <w:r>
-        <w:rPr>
-          <w:rFonts w:ascii="Times New Roman" w:hAnsi="Times New Roman" w:eastAsia="Times New Roman"/>
-          <w:b w:val="0"/>
-          <w:i w:val="0"/>
-          <w:sz w:val="22"/>
-        </w:rPr>
-        <w:t xml:space="preserve">      months now claim that the forum lacks jurisdiction.</w:t>
-      </w:r>
-    </w:p>
-    <w:p>
-      <w:r>
-        <w:rPr>
-          <w:rFonts w:ascii="Times New Roman" w:hAnsi="Times New Roman" w:eastAsia="Times New Roman"/>
-          <w:b w:val="0"/>
-          <w:i w:val="0"/>
-          <w:sz w:val="22"/>
-        </w:rPr>
-        <w:t>21. In view of the above, it is respectfully submitted that this Hon’ble</w:t>
-      </w:r>
-    </w:p>
-    <w:p>
-      <w:r>
-        <w:rPr>
-          <w:rFonts w:ascii="Times New Roman" w:hAnsi="Times New Roman" w:eastAsia="Times New Roman"/>
-          <w:b w:val="0"/>
-          <w:i w:val="0"/>
-          <w:sz w:val="22"/>
-        </w:rPr>
-        <w:t xml:space="preserve">      Tribunal be pleased to:</w:t>
-      </w:r>
-    </w:p>
-    <w:p>
-      <w:r>
-        <w:rPr>
-          <w:rFonts w:ascii="Times New Roman" w:hAnsi="Times New Roman" w:eastAsia="Times New Roman"/>
-          <w:b w:val="0"/>
-          <w:i w:val="0"/>
-          <w:sz w:val="22"/>
-        </w:rPr>
-        <w:t xml:space="preserve">        (a) dismiss the Application filed by Respondents Nos. 1 to 3 under</w:t>
-      </w:r>
-    </w:p>
-    <w:p>
-      <w:r>
-        <w:rPr>
-          <w:rFonts w:ascii="Times New Roman" w:hAnsi="Times New Roman" w:eastAsia="Times New Roman"/>
-          <w:b w:val="0"/>
-          <w:i w:val="0"/>
-          <w:sz w:val="22"/>
-        </w:rPr>
-        <w:t xml:space="preserve">            Section 16 of the Arbitration Act with exemplary costs; and</w:t>
-      </w:r>
-    </w:p>
-    <w:p>
-      <w:r>
-        <w:rPr>
-          <w:rFonts w:ascii="Times New Roman" w:hAnsi="Times New Roman" w:eastAsia="Times New Roman"/>
-          <w:b w:val="0"/>
-          <w:i w:val="0"/>
-          <w:sz w:val="22"/>
-        </w:rPr>
-        <w:t xml:space="preserve">        (b) proceed with the arbitration on merits</w:t>
-      </w:r>
-    </w:p>
-    <w:p>
-      <w:r>
-        <w:rPr>
-          <w:rFonts w:ascii="Times New Roman" w:hAnsi="Times New Roman" w:eastAsia="Times New Roman"/>
-          <w:b w:val="0"/>
-          <w:i w:val="0"/>
-          <w:sz w:val="22"/>
-        </w:rPr>
-        <w:t xml:space="preserve">            DEPONENT                                           Before Me</w:t>
-      </w:r>
-    </w:p>
-    <w:p>
-      <w:r>
-        <w:rPr>
-          <w:rFonts w:ascii="Times New Roman" w:hAnsi="Times New Roman" w:eastAsia="Times New Roman"/>
-          <w:b w:val="0"/>
-          <w:i w:val="0"/>
-          <w:sz w:val="22"/>
-        </w:rPr>
-        <w:t xml:space="preserve">            Respondent No. 4</w:t>
-      </w:r>
-    </w:p>
-    <w:p>
-      <w:r>
-        <w:rPr>
-          <w:rFonts w:ascii="Times New Roman" w:hAnsi="Times New Roman" w:eastAsia="Times New Roman"/>
-          <w:b w:val="0"/>
-          <w:i w:val="0"/>
-          <w:sz w:val="22"/>
-        </w:rPr>
-        <w:t xml:space="preserve">                             VERIFICATION</w:t>
-      </w:r>
-    </w:p>
-    <w:p>
-      <w:r>
-        <w:rPr>
-          <w:rFonts w:ascii="Times New Roman" w:hAnsi="Times New Roman" w:eastAsia="Times New Roman"/>
-          <w:b w:val="0"/>
-          <w:i w:val="0"/>
-          <w:sz w:val="22"/>
-        </w:rPr>
-        <w:t xml:space="preserve">     I, Murlidhar Sadarangani, do hereby on solemn oath verify that the</w:t>
-      </w:r>
-    </w:p>
-    <w:p>
-      <w:r>
-        <w:rPr>
-          <w:rFonts w:ascii="Times New Roman" w:hAnsi="Times New Roman" w:eastAsia="Times New Roman"/>
-          <w:b w:val="0"/>
-          <w:i w:val="0"/>
-          <w:sz w:val="22"/>
-        </w:rPr>
-        <w:t xml:space="preserve">      contents of paragraphs 1 to 21 are true to my personal knowledge and</w:t>
-      </w:r>
-    </w:p>
-    <w:p>
-      <w:r>
-        <w:rPr>
-          <w:rFonts w:ascii="Times New Roman" w:hAnsi="Times New Roman" w:eastAsia="Times New Roman"/>
-          <w:b w:val="0"/>
-          <w:i w:val="0"/>
-          <w:sz w:val="22"/>
-        </w:rPr>
-        <w:t xml:space="preserve">      derived from the records of M/s PVM Associates, and I believe the</w:t>
-      </w:r>
-    </w:p>
-    <w:p>
-      <w:r>
-        <w:rPr>
-          <w:rFonts w:ascii="Times New Roman" w:hAnsi="Times New Roman" w:eastAsia="Times New Roman"/>
-          <w:b w:val="0"/>
-          <w:i w:val="0"/>
-          <w:sz w:val="22"/>
-        </w:rPr>
-        <w:t xml:space="preserve">      same to be true. No part of what is stated above, is false, and nothing</w:t>
-      </w:r>
-    </w:p>
-    <w:p>
-      <w:r>
-        <w:rPr>
-          <w:rFonts w:ascii="Times New Roman" w:hAnsi="Times New Roman" w:eastAsia="Times New Roman"/>
-          <w:b w:val="0"/>
-          <w:i w:val="0"/>
-          <w:sz w:val="22"/>
-        </w:rPr>
-        <w:t xml:space="preserve">      material has been concealed therefrom.</w:t>
-      </w:r>
-    </w:p>
-    <w:p>
-      <w:r>
-        <w:rPr>
-          <w:rFonts w:ascii="Times New Roman" w:hAnsi="Times New Roman" w:eastAsia="Times New Roman"/>
-          <w:b w:val="0"/>
-          <w:i w:val="0"/>
-          <w:sz w:val="22"/>
-        </w:rPr>
-        <w:t xml:space="preserve">     Verified at Mumbai on this [Current Date].</w:t>
-      </w:r>
-    </w:p>
-    <w:p>
-      <w:r>
-        <w:rPr>
-          <w:rFonts w:ascii="Times New Roman" w:hAnsi="Times New Roman" w:eastAsia="Times New Roman"/>
-          <w:b w:val="0"/>
-          <w:i w:val="0"/>
-          <w:sz w:val="22"/>
-        </w:rPr>
-        <w:t xml:space="preserve">     DEPONENT</w:t>
-      </w:r>
-    </w:p>
-    <w:p/>
+        <w:t>VERIFICATION</w:t>
+      </w:r>
+    </w:p>
+    <w:p>
+      <w:r>
+        <w:rPr>
+          <w:rFonts w:ascii="Times New Roman" w:hAnsi="Times New Roman" w:eastAsia="Times New Roman"/>
+          <w:b w:val="0"/>
+          <w:i w:val="0"/>
+          <w:sz w:val="22"/>
+        </w:rPr>
+        <w:t>I, Murlidhar Sadarangani, do hereby on solemn oath verify that the</w:t>
+      </w:r>
+    </w:p>
+    <w:p>
+      <w:r>
+        <w:rPr>
+          <w:rFonts w:ascii="Times New Roman" w:hAnsi="Times New Roman" w:eastAsia="Times New Roman"/>
+          <w:b w:val="0"/>
+          <w:i w:val="0"/>
+          <w:sz w:val="22"/>
+        </w:rPr>
+        <w:t>contents of paragraphs 1 to 21 are true to my personal knowledge and</w:t>
+      </w:r>
+    </w:p>
+    <w:p>
+      <w:r>
+        <w:rPr>
+          <w:rFonts w:ascii="Times New Roman" w:hAnsi="Times New Roman" w:eastAsia="Times New Roman"/>
+          <w:b w:val="0"/>
+          <w:i w:val="0"/>
+          <w:sz w:val="22"/>
+        </w:rPr>
+        <w:t>derived from the records of M/s PVM Associates, and I believe the</w:t>
+      </w:r>
+    </w:p>
+    <w:p>
+      <w:r>
+        <w:rPr>
+          <w:rFonts w:ascii="Times New Roman" w:hAnsi="Times New Roman" w:eastAsia="Times New Roman"/>
+          <w:b w:val="0"/>
+          <w:i w:val="0"/>
+          <w:sz w:val="22"/>
+        </w:rPr>
+        <w:t>same to be true. No part of what is stated above,  is false, and nothing</w:t>
+      </w:r>
+    </w:p>
+    <w:p>
+      <w:r>
+        <w:rPr>
+          <w:rFonts w:ascii="Times New Roman" w:hAnsi="Times New Roman" w:eastAsia="Times New Roman"/>
+          <w:b w:val="0"/>
+          <w:i w:val="0"/>
+          <w:sz w:val="22"/>
+        </w:rPr>
+        <w:t>material has been concealed therefrom.</w:t>
+      </w:r>
+    </w:p>
+    <w:p>
+      <w:r>
+        <w:rPr>
+          <w:rFonts w:ascii="Times New Roman" w:hAnsi="Times New Roman" w:eastAsia="Times New Roman"/>
+          <w:b w:val="0"/>
+          <w:i w:val="0"/>
+          <w:sz w:val="22"/>
+        </w:rPr>
+        <w:t>Verified at Mumbai on this [Current Date].</w:t>
+      </w:r>
+    </w:p>
+    <w:p>
+      <w:r>
+        <w:rPr>
+          <w:rFonts w:ascii="Times New Roman" w:hAnsi="Times New Roman" w:eastAsia="Times New Roman"/>
+          <w:b w:val="0"/>
+          <w:i w:val="0"/>
+          <w:sz w:val="22"/>
+        </w:rPr>
+        <w:t>DEPONENT</w:t>
+      </w:r>
+    </w:p>
     <w:sectPr>
       <w:headerReference w:type="default" r:id="rId9"/>
       <w:footerReference w:type="default" r:id="rId10"/>
